--- a/sefer-edition/book-rewrites/2025-01-01 — מַדּוּעַ אֵין מַסֶּכֶת חֲנוּכָּה — Sefer Edition — styled.docx
+++ b/sefer-edition/book-rewrites/2025-01-01 — מַדּוּעַ אֵין מַסֶּכֶת חֲנוּכָּה — Sefer Edition — styled.docx
@@ -160,7 +160,27 @@
           <w:color w:val="1A1A1A"/>
           <w:sz w:val="22"/>
         </w:rPr>
-        <w:t xml:space="preserve">. Its plain sense is drawn from the </w:t>
+        <w:t xml:space="preserve"> (</w:t>
+      </w:r>
+      <w:r>
+        <w:rPr>
+          <w:rFonts w:ascii="SBL Hebrew" w:hAnsi="SBL Hebrew" w:cs="SBL Hebrew" w:eastAsia="SBL Hebrew"/>
+          <w:b w:val="0"/>
+          <w:i w:val="0"/>
+          <w:color w:val="1A1A1A"/>
+          <w:sz w:val="22"/>
+        </w:rPr>
+        <w:t>זֹאת חֲנֻכָּה</w:t>
+      </w:r>
+      <w:r>
+        <w:rPr>
+          <w:rFonts w:ascii="Georgia" w:hAnsi="Georgia" w:cs="SBL Hebrew" w:eastAsia="Georgia"/>
+          <w:b w:val="0"/>
+          <w:i w:val="0"/>
+          <w:color w:val="1A1A1A"/>
+          <w:sz w:val="22"/>
+        </w:rPr>
+        <w:t xml:space="preserve">). Its plain sense is drawn from the </w:t>
       </w:r>
       <w:r>
         <w:rPr>
@@ -180,7 +200,27 @@
           <w:color w:val="1A1A1A"/>
           <w:sz w:val="22"/>
         </w:rPr>
-        <w:t xml:space="preserve"> of that day, when the offerings of the twelve </w:t>
+        <w:t xml:space="preserve"> (</w:t>
+      </w:r>
+      <w:r>
+        <w:rPr>
+          <w:rFonts w:ascii="SBL Hebrew" w:hAnsi="SBL Hebrew" w:cs="SBL Hebrew" w:eastAsia="SBL Hebrew"/>
+          <w:b w:val="0"/>
+          <w:i w:val="0"/>
+          <w:color w:val="1A1A1A"/>
+          <w:sz w:val="22"/>
+        </w:rPr>
+        <w:t>קְרִיאַת הַתּוֹרָה</w:t>
+      </w:r>
+      <w:r>
+        <w:rPr>
+          <w:rFonts w:ascii="Georgia" w:hAnsi="Georgia" w:cs="SBL Hebrew" w:eastAsia="Georgia"/>
+          <w:b w:val="0"/>
+          <w:i w:val="0"/>
+          <w:color w:val="1A1A1A"/>
+          <w:sz w:val="22"/>
+        </w:rPr>
+        <w:t xml:space="preserve">) of that day, when the offerings of the twelve </w:t>
       </w:r>
       <w:r>
         <w:rPr>
@@ -339,7 +379,27 @@
           <w:color w:val="1A1A1A"/>
           <w:sz w:val="22"/>
         </w:rPr>
-        <w:t xml:space="preserve"> — reads a deeper stratum into the day.</w:t>
+        <w:t xml:space="preserve"> (</w:t>
+      </w:r>
+      <w:r>
+        <w:rPr>
+          <w:rFonts w:ascii="SBL Hebrew" w:hAnsi="SBL Hebrew" w:cs="SBL Hebrew" w:eastAsia="SBL Hebrew"/>
+          <w:b w:val="0"/>
+          <w:i w:val="0"/>
+          <w:color w:val="1A1A1A"/>
+          <w:sz w:val="22"/>
+        </w:rPr>
+        <w:t>שָׂמֵחַ דָּוִד</w:t>
+      </w:r>
+      <w:r>
+        <w:rPr>
+          <w:rFonts w:ascii="Georgia" w:hAnsi="Georgia" w:cs="SBL Hebrew" w:eastAsia="Georgia"/>
+          <w:b w:val="0"/>
+          <w:i w:val="0"/>
+          <w:color w:val="1A1A1A"/>
+          <w:sz w:val="22"/>
+        </w:rPr>
+        <w:t>) — reads a deeper stratum into the day.</w:t>
       </w:r>
       <w:r>
         <w:rPr>
@@ -473,7 +533,27 @@
           <w:color w:val="1A1A1A"/>
           <w:sz w:val="22"/>
         </w:rPr>
-        <w:t xml:space="preserve"> remains outstretched even now to receive any Jew whose </w:t>
+        <w:t xml:space="preserve"> (</w:t>
+      </w:r>
+      <w:r>
+        <w:rPr>
+          <w:rFonts w:ascii="SBL Hebrew" w:hAnsi="SBL Hebrew" w:cs="SBL Hebrew" w:eastAsia="SBL Hebrew"/>
+          <w:b w:val="0"/>
+          <w:i w:val="0"/>
+          <w:color w:val="1A1A1A"/>
+          <w:sz w:val="22"/>
+        </w:rPr>
+        <w:t>הַקָּדוֹשׁ בָּרוּךְ הוּא</w:t>
+      </w:r>
+      <w:r>
+        <w:rPr>
+          <w:rFonts w:ascii="Georgia" w:hAnsi="Georgia" w:cs="SBL Hebrew" w:eastAsia="Georgia"/>
+          <w:b w:val="0"/>
+          <w:i w:val="0"/>
+          <w:color w:val="1A1A1A"/>
+          <w:sz w:val="22"/>
+        </w:rPr>
+        <w:t xml:space="preserve">) remains outstretched even now to receive any Jew whose </w:t>
       </w:r>
       <w:r>
         <w:rPr>
@@ -493,7 +573,27 @@
           <w:color w:val="1A1A1A"/>
           <w:sz w:val="22"/>
         </w:rPr>
-        <w:t xml:space="preserve"> from the </w:t>
+        <w:t xml:space="preserve"> (</w:t>
+      </w:r>
+      <w:r>
+        <w:rPr>
+          <w:rFonts w:ascii="SBL Hebrew" w:hAnsi="SBL Hebrew" w:cs="SBL Hebrew" w:eastAsia="SBL Hebrew"/>
+          <w:b w:val="0"/>
+          <w:i w:val="0"/>
+          <w:color w:val="1A1A1A"/>
+          <w:sz w:val="22"/>
+        </w:rPr>
+        <w:t>תְּשׁוּבָה</w:t>
+      </w:r>
+      <w:r>
+        <w:rPr>
+          <w:rFonts w:ascii="Georgia" w:hAnsi="Georgia" w:cs="SBL Hebrew" w:eastAsia="Georgia"/>
+          <w:b w:val="0"/>
+          <w:i w:val="0"/>
+          <w:color w:val="1A1A1A"/>
+          <w:sz w:val="22"/>
+        </w:rPr>
+        <w:t xml:space="preserve">) from the </w:t>
       </w:r>
       <w:r>
         <w:rPr>
@@ -533,7 +633,27 @@
           <w:color w:val="1A1A1A"/>
           <w:sz w:val="22"/>
         </w:rPr>
-        <w:t xml:space="preserve">, we have been granted an additional stretch of weeks past the sealing of the year — past </w:t>
+        <w:t xml:space="preserve"> (</w:t>
+      </w:r>
+      <w:r>
+        <w:rPr>
+          <w:rFonts w:ascii="SBL Hebrew" w:hAnsi="SBL Hebrew" w:cs="SBL Hebrew" w:eastAsia="SBL Hebrew"/>
+          <w:b w:val="0"/>
+          <w:i w:val="0"/>
+          <w:color w:val="1A1A1A"/>
+          <w:sz w:val="22"/>
+        </w:rPr>
+        <w:t>חֲסִידִישֶׁע סְפָרִים</w:t>
+      </w:r>
+      <w:r>
+        <w:rPr>
+          <w:rFonts w:ascii="Georgia" w:hAnsi="Georgia" w:cs="SBL Hebrew" w:eastAsia="Georgia"/>
+          <w:b w:val="0"/>
+          <w:i w:val="0"/>
+          <w:color w:val="1A1A1A"/>
+          <w:sz w:val="22"/>
+        </w:rPr>
+        <w:t xml:space="preserve">), we have been granted an additional stretch of weeks past the sealing of the year — past </w:t>
       </w:r>
       <w:r>
         <w:rPr>
@@ -553,7 +673,27 @@
           <w:color w:val="1A1A1A"/>
           <w:sz w:val="22"/>
         </w:rPr>
-        <w:t xml:space="preserve">, past </w:t>
+        <w:t xml:space="preserve"> (</w:t>
+      </w:r>
+      <w:r>
+        <w:rPr>
+          <w:rFonts w:ascii="SBL Hebrew" w:hAnsi="SBL Hebrew" w:cs="SBL Hebrew" w:eastAsia="SBL Hebrew"/>
+          <w:b w:val="0"/>
+          <w:i w:val="0"/>
+          <w:color w:val="1A1A1A"/>
+          <w:sz w:val="22"/>
+        </w:rPr>
+        <w:t>רֹאשׁ הַשָּׁנָה</w:t>
+      </w:r>
+      <w:r>
+        <w:rPr>
+          <w:rFonts w:ascii="Georgia" w:hAnsi="Georgia" w:cs="SBL Hebrew" w:eastAsia="Georgia"/>
+          <w:b w:val="0"/>
+          <w:i w:val="0"/>
+          <w:color w:val="1A1A1A"/>
+          <w:sz w:val="22"/>
+        </w:rPr>
+        <w:t xml:space="preserve">), past </w:t>
       </w:r>
       <w:r>
         <w:rPr>
@@ -573,7 +713,27 @@
           <w:color w:val="1A1A1A"/>
           <w:sz w:val="22"/>
         </w:rPr>
-        <w:t xml:space="preserve">, past </w:t>
+        <w:t xml:space="preserve"> (</w:t>
+      </w:r>
+      <w:r>
+        <w:rPr>
+          <w:rFonts w:ascii="SBL Hebrew" w:hAnsi="SBL Hebrew" w:cs="SBL Hebrew" w:eastAsia="SBL Hebrew"/>
+          <w:b w:val="0"/>
+          <w:i w:val="0"/>
+          <w:color w:val="1A1A1A"/>
+          <w:sz w:val="22"/>
+        </w:rPr>
+        <w:t>יוֹם כִּפּוּר</w:t>
+      </w:r>
+      <w:r>
+        <w:rPr>
+          <w:rFonts w:ascii="Georgia" w:hAnsi="Georgia" w:cs="SBL Hebrew" w:eastAsia="Georgia"/>
+          <w:b w:val="0"/>
+          <w:i w:val="0"/>
+          <w:color w:val="1A1A1A"/>
+          <w:sz w:val="22"/>
+        </w:rPr>
+        <w:t xml:space="preserve">), past </w:t>
       </w:r>
       <w:r>
         <w:rPr>
@@ -593,7 +753,27 @@
           <w:color w:val="1A1A1A"/>
           <w:sz w:val="22"/>
         </w:rPr>
-        <w:t xml:space="preserve"> — and </w:t>
+        <w:t xml:space="preserve"> (</w:t>
+      </w:r>
+      <w:r>
+        <w:rPr>
+          <w:rFonts w:ascii="SBL Hebrew" w:hAnsi="SBL Hebrew" w:cs="SBL Hebrew" w:eastAsia="SBL Hebrew"/>
+          <w:b w:val="0"/>
+          <w:i w:val="0"/>
+          <w:color w:val="1A1A1A"/>
+          <w:sz w:val="22"/>
+        </w:rPr>
+        <w:t>הוֹשַׁעְנָא רַבָּה</w:t>
+      </w:r>
+      <w:r>
+        <w:rPr>
+          <w:rFonts w:ascii="Georgia" w:hAnsi="Georgia" w:cs="SBL Hebrew" w:eastAsia="Georgia"/>
+          <w:b w:val="0"/>
+          <w:i w:val="0"/>
+          <w:color w:val="1A1A1A"/>
+          <w:sz w:val="22"/>
+        </w:rPr>
+        <w:t xml:space="preserve">) — and </w:t>
       </w:r>
       <w:r>
         <w:rPr>
@@ -703,7 +883,27 @@
           <w:color w:val="1A1A1A"/>
           <w:sz w:val="22"/>
         </w:rPr>
-        <w:t xml:space="preserve"> of Apta</w:t>
+        <w:t xml:space="preserve"> (</w:t>
+      </w:r>
+      <w:r>
+        <w:rPr>
+          <w:rFonts w:ascii="SBL Hebrew" w:hAnsi="SBL Hebrew" w:cs="SBL Hebrew" w:eastAsia="SBL Hebrew"/>
+          <w:b w:val="0"/>
+          <w:i w:val="0"/>
+          <w:color w:val="1A1A1A"/>
+          <w:sz w:val="22"/>
+        </w:rPr>
+        <w:t>אוֹהֵב יִשְׂרָאֵל</w:t>
+      </w:r>
+      <w:r>
+        <w:rPr>
+          <w:rFonts w:ascii="Georgia" w:hAnsi="Georgia" w:cs="SBL Hebrew" w:eastAsia="Georgia"/>
+          <w:b w:val="0"/>
+          <w:i w:val="0"/>
+          <w:color w:val="1A1A1A"/>
+          <w:sz w:val="22"/>
+        </w:rPr>
+        <w:t>) of Apta</w:t>
       </w:r>
       <w:r>
         <w:rPr>
@@ -802,7 +1002,27 @@
           <w:color w:val="1A1A1A"/>
           <w:sz w:val="22"/>
         </w:rPr>
-        <w:t>; why mark the calendar of the nations at all?</w:t>
+        <w:t xml:space="preserve"> (</w:t>
+      </w:r>
+      <w:r>
+        <w:rPr>
+          <w:rFonts w:ascii="SBL Hebrew" w:hAnsi="SBL Hebrew" w:cs="SBL Hebrew" w:eastAsia="SBL Hebrew"/>
+          <w:b w:val="0"/>
+          <w:i w:val="0"/>
+          <w:color w:val="1A1A1A"/>
+          <w:sz w:val="22"/>
+        </w:rPr>
+        <w:t>תִּשְׁרֵי</w:t>
+      </w:r>
+      <w:r>
+        <w:rPr>
+          <w:rFonts w:ascii="Georgia" w:hAnsi="Georgia" w:cs="SBL Hebrew" w:eastAsia="Georgia"/>
+          <w:b w:val="0"/>
+          <w:i w:val="0"/>
+          <w:color w:val="1A1A1A"/>
+          <w:sz w:val="22"/>
+        </w:rPr>
+        <w:t>); why mark the calendar of the nations at all?</w:t>
       </w:r>
     </w:p>
     <w:p>
@@ -857,7 +1077,27 @@
           <w:color w:val="1A1A1A"/>
           <w:sz w:val="22"/>
         </w:rPr>
-        <w:t xml:space="preserve"> and </w:t>
+        <w:t xml:space="preserve"> (</w:t>
+      </w:r>
+      <w:r>
+        <w:rPr>
+          <w:rFonts w:ascii="SBL Hebrew" w:hAnsi="SBL Hebrew" w:cs="SBL Hebrew" w:eastAsia="SBL Hebrew"/>
+          <w:b w:val="0"/>
+          <w:i w:val="0"/>
+          <w:color w:val="1A1A1A"/>
+          <w:sz w:val="22"/>
+        </w:rPr>
+        <w:t>תְּפִלָּה</w:t>
+      </w:r>
+      <w:r>
+        <w:rPr>
+          <w:rFonts w:ascii="Georgia" w:hAnsi="Georgia" w:cs="SBL Hebrew" w:eastAsia="Georgia"/>
+          <w:b w:val="0"/>
+          <w:i w:val="0"/>
+          <w:color w:val="1A1A1A"/>
+          <w:sz w:val="22"/>
+        </w:rPr>
+        <w:t xml:space="preserve">) and </w:t>
       </w:r>
       <w:r>
         <w:rPr>
@@ -897,7 +1137,27 @@
           <w:color w:val="1A1A1A"/>
           <w:sz w:val="22"/>
         </w:rPr>
-        <w:t xml:space="preserve"> may have been obstructed by </w:t>
+        <w:t xml:space="preserve"> (</w:t>
+      </w:r>
+      <w:r>
+        <w:rPr>
+          <w:rFonts w:ascii="SBL Hebrew" w:hAnsi="SBL Hebrew" w:cs="SBL Hebrew" w:eastAsia="SBL Hebrew"/>
+          <w:b w:val="0"/>
+          <w:i w:val="0"/>
+          <w:color w:val="1A1A1A"/>
+          <w:sz w:val="22"/>
+        </w:rPr>
+        <w:t>תְּפִלּוֹת</w:t>
+      </w:r>
+      <w:r>
+        <w:rPr>
+          <w:rFonts w:ascii="Georgia" w:hAnsi="Georgia" w:cs="SBL Hebrew" w:eastAsia="Georgia"/>
+          <w:b w:val="0"/>
+          <w:i w:val="0"/>
+          <w:color w:val="1A1A1A"/>
+          <w:sz w:val="22"/>
+        </w:rPr>
+        <w:t xml:space="preserve">) may have been obstructed by </w:t>
       </w:r>
       <w:r>
         <w:rPr>
@@ -917,7 +1177,27 @@
           <w:color w:val="1A1A1A"/>
           <w:sz w:val="22"/>
         </w:rPr>
-        <w:t xml:space="preserve"> during </w:t>
+        <w:t xml:space="preserve"> (</w:t>
+      </w:r>
+      <w:r>
+        <w:rPr>
+          <w:rFonts w:ascii="SBL Hebrew" w:hAnsi="SBL Hebrew" w:cs="SBL Hebrew" w:eastAsia="SBL Hebrew"/>
+          <w:b w:val="0"/>
+          <w:i w:val="0"/>
+          <w:color w:val="1A1A1A"/>
+          <w:sz w:val="22"/>
+        </w:rPr>
+        <w:t>מְקַטְרְגִים</w:t>
+      </w:r>
+      <w:r>
+        <w:rPr>
+          <w:rFonts w:ascii="Georgia" w:hAnsi="Georgia" w:cs="SBL Hebrew" w:eastAsia="Georgia"/>
+          <w:b w:val="0"/>
+          <w:i w:val="0"/>
+          <w:color w:val="1A1A1A"/>
+          <w:sz w:val="22"/>
+        </w:rPr>
+        <w:t xml:space="preserve">) during </w:t>
       </w:r>
       <w:r>
         <w:rPr>
@@ -937,7 +1217,27 @@
           <w:color w:val="1A1A1A"/>
           <w:sz w:val="22"/>
         </w:rPr>
-        <w:t>, on this day — on the strength of the contrast — they are retroactively received.</w:t>
+        <w:t xml:space="preserve"> (</w:t>
+      </w:r>
+      <w:r>
+        <w:rPr>
+          <w:rFonts w:ascii="SBL Hebrew" w:hAnsi="SBL Hebrew" w:cs="SBL Hebrew" w:eastAsia="SBL Hebrew"/>
+          <w:b w:val="0"/>
+          <w:i w:val="0"/>
+          <w:color w:val="1A1A1A"/>
+          <w:sz w:val="22"/>
+        </w:rPr>
+        <w:t>עֲשֶׂרֶת יְמֵי תְּשׁוּבָה</w:t>
+      </w:r>
+      <w:r>
+        <w:rPr>
+          <w:rFonts w:ascii="Georgia" w:hAnsi="Georgia" w:cs="SBL Hebrew" w:eastAsia="Georgia"/>
+          <w:b w:val="0"/>
+          <w:i w:val="0"/>
+          <w:color w:val="1A1A1A"/>
+          <w:sz w:val="22"/>
+        </w:rPr>
+        <w:t>), on this day — on the strength of the contrast — they are retroactively received.</w:t>
       </w:r>
     </w:p>
     <w:p>
@@ -1006,7 +1306,27 @@
           <w:color w:val="1A1A1A"/>
           <w:sz w:val="22"/>
         </w:rPr>
-        <w:t xml:space="preserve">: </w:t>
+        <w:t xml:space="preserve"> (</w:t>
+      </w:r>
+      <w:r>
+        <w:rPr>
+          <w:rFonts w:ascii="SBL Hebrew" w:hAnsi="SBL Hebrew" w:cs="SBL Hebrew" w:eastAsia="SBL Hebrew"/>
+          <w:b w:val="0"/>
+          <w:i w:val="0"/>
+          <w:color w:val="1A1A1A"/>
+          <w:sz w:val="22"/>
+        </w:rPr>
+        <w:t>בַּחוּרִים</w:t>
+      </w:r>
+      <w:r>
+        <w:rPr>
+          <w:rFonts w:ascii="Georgia" w:hAnsi="Georgia" w:cs="SBL Hebrew" w:eastAsia="Georgia"/>
+          <w:b w:val="0"/>
+          <w:i w:val="0"/>
+          <w:color w:val="1A1A1A"/>
+          <w:sz w:val="22"/>
+        </w:rPr>
+        <w:t xml:space="preserve">): </w:t>
       </w:r>
       <w:r>
         <w:rPr>
@@ -1066,7 +1386,27 @@
           <w:color w:val="1A1A1A"/>
           <w:sz w:val="22"/>
         </w:rPr>
-        <w:t xml:space="preserve">. Ought </w:t>
+        <w:t xml:space="preserve"> (</w:t>
+      </w:r>
+      <w:r>
+        <w:rPr>
+          <w:rFonts w:ascii="SBL Hebrew" w:hAnsi="SBL Hebrew" w:cs="SBL Hebrew" w:eastAsia="SBL Hebrew"/>
+          <w:b w:val="0"/>
+          <w:i w:val="0"/>
+          <w:color w:val="1A1A1A"/>
+          <w:sz w:val="22"/>
+        </w:rPr>
+        <w:t>קַבָּלוֹת טוֹבוֹת</w:t>
+      </w:r>
+      <w:r>
+        <w:rPr>
+          <w:rFonts w:ascii="Georgia" w:hAnsi="Georgia" w:cs="SBL Hebrew" w:eastAsia="Georgia"/>
+          <w:b w:val="0"/>
+          <w:i w:val="0"/>
+          <w:color w:val="1A1A1A"/>
+          <w:sz w:val="22"/>
+        </w:rPr>
+        <w:t xml:space="preserve">). Ought </w:t>
       </w:r>
       <w:r>
         <w:rPr>
@@ -1086,7 +1426,27 @@
           <w:color w:val="1A1A1A"/>
           <w:sz w:val="22"/>
         </w:rPr>
-        <w:t xml:space="preserve"> to remain silent? If a whole nation had set aside a day to accept upon itself something good, then a </w:t>
+        <w:t xml:space="preserve"> (</w:t>
+      </w:r>
+      <w:r>
+        <w:rPr>
+          <w:rFonts w:ascii="SBL Hebrew" w:hAnsi="SBL Hebrew" w:cs="SBL Hebrew" w:eastAsia="SBL Hebrew"/>
+          <w:b w:val="0"/>
+          <w:i w:val="0"/>
+          <w:color w:val="1A1A1A"/>
+          <w:sz w:val="22"/>
+        </w:rPr>
+        <w:t>כְּלַל יִשְׂרָאֵל</w:t>
+      </w:r>
+      <w:r>
+        <w:rPr>
+          <w:rFonts w:ascii="Georgia" w:hAnsi="Georgia" w:cs="SBL Hebrew" w:eastAsia="Georgia"/>
+          <w:b w:val="0"/>
+          <w:i w:val="0"/>
+          <w:color w:val="1A1A1A"/>
+          <w:sz w:val="22"/>
+        </w:rPr>
+        <w:t xml:space="preserve">) to remain silent? If a whole nation had set aside a day to accept upon itself something good, then a </w:t>
       </w:r>
       <w:r>
         <w:rPr>
@@ -1106,7 +1466,27 @@
           <w:color w:val="1A1A1A"/>
           <w:sz w:val="22"/>
         </w:rPr>
-        <w:t xml:space="preserve"> should accept upon himself something good as well — something worthy of his stature. Where the surrounding world resolves to read two books, a Jew ought to resolve to finish two </w:t>
+        <w:t xml:space="preserve"> (</w:t>
+      </w:r>
+      <w:r>
+        <w:rPr>
+          <w:rFonts w:ascii="SBL Hebrew" w:hAnsi="SBL Hebrew" w:cs="SBL Hebrew" w:eastAsia="SBL Hebrew"/>
+          <w:b w:val="0"/>
+          <w:i w:val="0"/>
+          <w:color w:val="1A1A1A"/>
+          <w:sz w:val="22"/>
+        </w:rPr>
+        <w:t>בֶּן תּוֹרָה</w:t>
+      </w:r>
+      <w:r>
+        <w:rPr>
+          <w:rFonts w:ascii="Georgia" w:hAnsi="Georgia" w:cs="SBL Hebrew" w:eastAsia="Georgia"/>
+          <w:b w:val="0"/>
+          <w:i w:val="0"/>
+          <w:color w:val="1A1A1A"/>
+          <w:sz w:val="22"/>
+        </w:rPr>
+        <w:t xml:space="preserve">) should accept upon himself something good as well — something worthy of his stature. Where the surrounding world resolves to read two books, a Jew ought to resolve to finish two </w:t>
       </w:r>
       <w:r>
         <w:rPr>
@@ -1126,7 +1506,27 @@
           <w:color w:val="1A1A1A"/>
           <w:sz w:val="22"/>
         </w:rPr>
-        <w:t>.</w:t>
+        <w:t xml:space="preserve"> (</w:t>
+      </w:r>
+      <w:r>
+        <w:rPr>
+          <w:rFonts w:ascii="SBL Hebrew" w:hAnsi="SBL Hebrew" w:cs="SBL Hebrew" w:eastAsia="SBL Hebrew"/>
+          <w:b w:val="0"/>
+          <w:i w:val="0"/>
+          <w:color w:val="1A1A1A"/>
+          <w:sz w:val="22"/>
+        </w:rPr>
+        <w:t>מַסֶּכְתּוֹת</w:t>
+      </w:r>
+      <w:r>
+        <w:rPr>
+          <w:rFonts w:ascii="Georgia" w:hAnsi="Georgia" w:cs="SBL Hebrew" w:eastAsia="Georgia"/>
+          <w:b w:val="0"/>
+          <w:i w:val="0"/>
+          <w:color w:val="1A1A1A"/>
+          <w:sz w:val="22"/>
+        </w:rPr>
+        <w:t>).</w:t>
       </w:r>
     </w:p>
     <w:p>
@@ -1221,7 +1621,27 @@
           <w:color w:val="1A1A1A"/>
           <w:sz w:val="22"/>
         </w:rPr>
-        <w:t xml:space="preserve"> of this study must be heard, for it too concerns a silence that turns out to speak.</w:t>
+        <w:t xml:space="preserve"> (</w:t>
+      </w:r>
+      <w:r>
+        <w:rPr>
+          <w:rFonts w:ascii="SBL Hebrew" w:hAnsi="SBL Hebrew" w:cs="SBL Hebrew" w:eastAsia="SBL Hebrew"/>
+          <w:b w:val="0"/>
+          <w:i w:val="0"/>
+          <w:color w:val="1A1A1A"/>
+          <w:sz w:val="22"/>
+        </w:rPr>
+        <w:t>קֻשְׁיָא</w:t>
+      </w:r>
+      <w:r>
+        <w:rPr>
+          <w:rFonts w:ascii="Georgia" w:hAnsi="Georgia" w:cs="SBL Hebrew" w:eastAsia="Georgia"/>
+          <w:b w:val="0"/>
+          <w:i w:val="0"/>
+          <w:color w:val="1A1A1A"/>
+          <w:sz w:val="22"/>
+        </w:rPr>
+        <w:t>) of this study must be heard, for it too concerns a silence that turns out to speak.</w:t>
       </w:r>
     </w:p>
     <w:p>
@@ -1275,7 +1695,27 @@
           <w:color w:val="1A1A1A"/>
           <w:sz w:val="22"/>
         </w:rPr>
-        <w:t xml:space="preserve"> in the Jewish calendar has received a </w:t>
+        <w:t xml:space="preserve"> (</w:t>
+      </w:r>
+      <w:r>
+        <w:rPr>
+          <w:rFonts w:ascii="SBL Hebrew" w:hAnsi="SBL Hebrew" w:cs="SBL Hebrew" w:eastAsia="SBL Hebrew"/>
+          <w:b w:val="0"/>
+          <w:i w:val="0"/>
+          <w:color w:val="1A1A1A"/>
+          <w:sz w:val="22"/>
+        </w:rPr>
+        <w:t>יוֹם טוֹב</w:t>
+      </w:r>
+      <w:r>
+        <w:rPr>
+          <w:rFonts w:ascii="Georgia" w:hAnsi="Georgia" w:cs="SBL Hebrew" w:eastAsia="Georgia"/>
+          <w:b w:val="0"/>
+          <w:i w:val="0"/>
+          <w:color w:val="1A1A1A"/>
+          <w:sz w:val="22"/>
+        </w:rPr>
+        <w:t xml:space="preserve">) in the Jewish calendar has received a </w:t>
       </w:r>
       <w:r>
         <w:rPr>
@@ -1295,7 +1735,27 @@
           <w:color w:val="1A1A1A"/>
           <w:sz w:val="22"/>
         </w:rPr>
-        <w:t xml:space="preserve"> of its own from the hand of </w:t>
+        <w:t xml:space="preserve"> (</w:t>
+      </w:r>
+      <w:r>
+        <w:rPr>
+          <w:rFonts w:ascii="SBL Hebrew" w:hAnsi="SBL Hebrew" w:cs="SBL Hebrew" w:eastAsia="SBL Hebrew"/>
+          <w:b w:val="0"/>
+          <w:i w:val="0"/>
+          <w:color w:val="1A1A1A"/>
+          <w:sz w:val="22"/>
+        </w:rPr>
+        <w:t>מַסֶּכֶת</w:t>
+      </w:r>
+      <w:r>
+        <w:rPr>
+          <w:rFonts w:ascii="Georgia" w:hAnsi="Georgia" w:cs="SBL Hebrew" w:eastAsia="Georgia"/>
+          <w:b w:val="0"/>
+          <w:i w:val="0"/>
+          <w:color w:val="1A1A1A"/>
+          <w:sz w:val="22"/>
+        </w:rPr>
+        <w:t xml:space="preserve">) of its own from the hand of </w:t>
       </w:r>
       <w:r>
         <w:rPr>
@@ -1315,7 +1775,27 @@
           <w:color w:val="1A1A1A"/>
           <w:sz w:val="22"/>
         </w:rPr>
-        <w:t xml:space="preserve">. </w:t>
+        <w:t xml:space="preserve"> (</w:t>
+      </w:r>
+      <w:r>
+        <w:rPr>
+          <w:rFonts w:ascii="SBL Hebrew" w:hAnsi="SBL Hebrew" w:cs="SBL Hebrew" w:eastAsia="SBL Hebrew"/>
+          <w:b w:val="0"/>
+          <w:i w:val="0"/>
+          <w:color w:val="1A1A1A"/>
+          <w:sz w:val="22"/>
+        </w:rPr>
+        <w:t>רַבֵּינוּ הַקָּדוֹשׁ</w:t>
+      </w:r>
+      <w:r>
+        <w:rPr>
+          <w:rFonts w:ascii="Georgia" w:hAnsi="Georgia" w:cs="SBL Hebrew" w:eastAsia="Georgia"/>
+          <w:b w:val="0"/>
+          <w:i w:val="0"/>
+          <w:color w:val="1A1A1A"/>
+          <w:sz w:val="22"/>
+        </w:rPr>
+        <w:t xml:space="preserve">). </w:t>
       </w:r>
       <w:r>
         <w:rPr>
@@ -1335,7 +1815,27 @@
           <w:color w:val="1A1A1A"/>
           <w:sz w:val="22"/>
         </w:rPr>
-        <w:t xml:space="preserve"> for the fast; </w:t>
+        <w:t xml:space="preserve"> (</w:t>
+      </w:r>
+      <w:r>
+        <w:rPr>
+          <w:rFonts w:ascii="SBL Hebrew" w:hAnsi="SBL Hebrew" w:cs="SBL Hebrew" w:eastAsia="SBL Hebrew"/>
+          <w:b w:val="0"/>
+          <w:i w:val="0"/>
+          <w:color w:val="1A1A1A"/>
+          <w:sz w:val="22"/>
+        </w:rPr>
+        <w:t>יוֹמָא</w:t>
+      </w:r>
+      <w:r>
+        <w:rPr>
+          <w:rFonts w:ascii="Georgia" w:hAnsi="Georgia" w:cs="SBL Hebrew" w:eastAsia="Georgia"/>
+          <w:b w:val="0"/>
+          <w:i w:val="0"/>
+          <w:color w:val="1A1A1A"/>
+          <w:sz w:val="22"/>
+        </w:rPr>
+        <w:t xml:space="preserve">) for the fast; </w:t>
       </w:r>
       <w:r>
         <w:rPr>
@@ -1355,7 +1855,27 @@
           <w:color w:val="1A1A1A"/>
           <w:sz w:val="22"/>
         </w:rPr>
-        <w:t xml:space="preserve"> for the booth; </w:t>
+        <w:t xml:space="preserve"> (</w:t>
+      </w:r>
+      <w:r>
+        <w:rPr>
+          <w:rFonts w:ascii="SBL Hebrew" w:hAnsi="SBL Hebrew" w:cs="SBL Hebrew" w:eastAsia="SBL Hebrew"/>
+          <w:b w:val="0"/>
+          <w:i w:val="0"/>
+          <w:color w:val="1A1A1A"/>
+          <w:sz w:val="22"/>
+        </w:rPr>
+        <w:t>סֻכָּה</w:t>
+      </w:r>
+      <w:r>
+        <w:rPr>
+          <w:rFonts w:ascii="Georgia" w:hAnsi="Georgia" w:cs="SBL Hebrew" w:eastAsia="Georgia"/>
+          <w:b w:val="0"/>
+          <w:i w:val="0"/>
+          <w:color w:val="1A1A1A"/>
+          <w:sz w:val="22"/>
+        </w:rPr>
+        <w:t xml:space="preserve">) for the booth; </w:t>
       </w:r>
       <w:r>
         <w:rPr>
@@ -1375,7 +1895,27 @@
           <w:color w:val="1A1A1A"/>
           <w:sz w:val="22"/>
         </w:rPr>
-        <w:t xml:space="preserve">, </w:t>
+        <w:t xml:space="preserve"> (</w:t>
+      </w:r>
+      <w:r>
+        <w:rPr>
+          <w:rFonts w:ascii="SBL Hebrew" w:hAnsi="SBL Hebrew" w:cs="SBL Hebrew" w:eastAsia="SBL Hebrew"/>
+          <w:b w:val="0"/>
+          <w:i w:val="0"/>
+          <w:color w:val="1A1A1A"/>
+          <w:sz w:val="22"/>
+        </w:rPr>
+        <w:t>רֹאשׁ הַשָּׁנָה</w:t>
+      </w:r>
+      <w:r>
+        <w:rPr>
+          <w:rFonts w:ascii="Georgia" w:hAnsi="Georgia" w:cs="SBL Hebrew" w:eastAsia="Georgia"/>
+          <w:b w:val="0"/>
+          <w:i w:val="0"/>
+          <w:color w:val="1A1A1A"/>
+          <w:sz w:val="22"/>
+        </w:rPr>
+        <w:t xml:space="preserve">), </w:t>
       </w:r>
       <w:r>
         <w:rPr>
@@ -1395,7 +1935,27 @@
           <w:color w:val="1A1A1A"/>
           <w:sz w:val="22"/>
         </w:rPr>
-        <w:t xml:space="preserve">, </w:t>
+        <w:t xml:space="preserve"> (</w:t>
+      </w:r>
+      <w:r>
+        <w:rPr>
+          <w:rFonts w:ascii="SBL Hebrew" w:hAnsi="SBL Hebrew" w:cs="SBL Hebrew" w:eastAsia="SBL Hebrew"/>
+          <w:b w:val="0"/>
+          <w:i w:val="0"/>
+          <w:color w:val="1A1A1A"/>
+          <w:sz w:val="22"/>
+        </w:rPr>
+        <w:t>מְגִלָּה</w:t>
+      </w:r>
+      <w:r>
+        <w:rPr>
+          <w:rFonts w:ascii="Georgia" w:hAnsi="Georgia" w:cs="SBL Hebrew" w:eastAsia="Georgia"/>
+          <w:b w:val="0"/>
+          <w:i w:val="0"/>
+          <w:color w:val="1A1A1A"/>
+          <w:sz w:val="22"/>
+        </w:rPr>
+        <w:t xml:space="preserve">), </w:t>
       </w:r>
       <w:r>
         <w:rPr>
@@ -1415,7 +1975,27 @@
           <w:color w:val="1A1A1A"/>
           <w:sz w:val="22"/>
         </w:rPr>
-        <w:t xml:space="preserve">, </w:t>
+        <w:t xml:space="preserve"> (</w:t>
+      </w:r>
+      <w:r>
+        <w:rPr>
+          <w:rFonts w:ascii="SBL Hebrew" w:hAnsi="SBL Hebrew" w:cs="SBL Hebrew" w:eastAsia="SBL Hebrew"/>
+          <w:b w:val="0"/>
+          <w:i w:val="0"/>
+          <w:color w:val="1A1A1A"/>
+          <w:sz w:val="22"/>
+        </w:rPr>
+        <w:t>בֵּיצָה</w:t>
+      </w:r>
+      <w:r>
+        <w:rPr>
+          <w:rFonts w:ascii="Georgia" w:hAnsi="Georgia" w:cs="SBL Hebrew" w:eastAsia="Georgia"/>
+          <w:b w:val="0"/>
+          <w:i w:val="0"/>
+          <w:color w:val="1A1A1A"/>
+          <w:sz w:val="22"/>
+        </w:rPr>
+        <w:t xml:space="preserve">), </w:t>
       </w:r>
       <w:r>
         <w:rPr>
@@ -1435,7 +2015,27 @@
           <w:color w:val="1A1A1A"/>
           <w:sz w:val="22"/>
         </w:rPr>
-        <w:t xml:space="preserve">, </w:t>
+        <w:t xml:space="preserve"> (</w:t>
+      </w:r>
+      <w:r>
+        <w:rPr>
+          <w:rFonts w:ascii="SBL Hebrew" w:hAnsi="SBL Hebrew" w:cs="SBL Hebrew" w:eastAsia="SBL Hebrew"/>
+          <w:b w:val="0"/>
+          <w:i w:val="0"/>
+          <w:color w:val="1A1A1A"/>
+          <w:sz w:val="22"/>
+        </w:rPr>
+        <w:t>פְּסָחִים</w:t>
+      </w:r>
+      <w:r>
+        <w:rPr>
+          <w:rFonts w:ascii="Georgia" w:hAnsi="Georgia" w:cs="SBL Hebrew" w:eastAsia="Georgia"/>
+          <w:b w:val="0"/>
+          <w:i w:val="0"/>
+          <w:color w:val="1A1A1A"/>
+          <w:sz w:val="22"/>
+        </w:rPr>
+        <w:t xml:space="preserve">), </w:t>
       </w:r>
       <w:r>
         <w:rPr>
@@ -1490,7 +2090,27 @@
           <w:color w:val="1A1A1A"/>
           <w:sz w:val="22"/>
         </w:rPr>
-        <w:t xml:space="preserve"> of the eight-day festival — the lighting of the </w:t>
+        <w:t xml:space="preserve"> (</w:t>
+      </w:r>
+      <w:r>
+        <w:rPr>
+          <w:rFonts w:ascii="SBL Hebrew" w:hAnsi="SBL Hebrew" w:cs="SBL Hebrew" w:eastAsia="SBL Hebrew"/>
+          <w:b w:val="0"/>
+          <w:i w:val="0"/>
+          <w:color w:val="1A1A1A"/>
+          <w:sz w:val="22"/>
+        </w:rPr>
+        <w:t>הֲלָכוֹת</w:t>
+      </w:r>
+      <w:r>
+        <w:rPr>
+          <w:rFonts w:ascii="Georgia" w:hAnsi="Georgia" w:cs="SBL Hebrew" w:eastAsia="Georgia"/>
+          <w:b w:val="0"/>
+          <w:i w:val="0"/>
+          <w:color w:val="1A1A1A"/>
+          <w:sz w:val="22"/>
+        </w:rPr>
+        <w:t xml:space="preserve">) of the eight-day festival — the lighting of the </w:t>
       </w:r>
       <w:r>
         <w:rPr>
@@ -1510,7 +2130,27 @@
           <w:color w:val="1A1A1A"/>
           <w:sz w:val="22"/>
         </w:rPr>
-        <w:t xml:space="preserve">, the placement at the doorway, the times of kindling, the order of the blessings — are transmitted in scattered </w:t>
+        <w:t xml:space="preserve"> (</w:t>
+      </w:r>
+      <w:r>
+        <w:rPr>
+          <w:rFonts w:ascii="SBL Hebrew" w:hAnsi="SBL Hebrew" w:cs="SBL Hebrew" w:eastAsia="SBL Hebrew"/>
+          <w:b w:val="0"/>
+          <w:i w:val="0"/>
+          <w:color w:val="1A1A1A"/>
+          <w:sz w:val="22"/>
+        </w:rPr>
+        <w:t>מְנוֹרָה</w:t>
+      </w:r>
+      <w:r>
+        <w:rPr>
+          <w:rFonts w:ascii="Georgia" w:hAnsi="Georgia" w:cs="SBL Hebrew" w:eastAsia="Georgia"/>
+          <w:b w:val="0"/>
+          <w:i w:val="0"/>
+          <w:color w:val="1A1A1A"/>
+          <w:sz w:val="22"/>
+        </w:rPr>
+        <w:t xml:space="preserve">), the placement at the doorway, the times of kindling, the order of the blessings — are transmitted in scattered </w:t>
       </w:r>
       <w:r>
         <w:rPr>
@@ -1530,7 +2170,27 @@
           <w:color w:val="1A1A1A"/>
           <w:sz w:val="22"/>
         </w:rPr>
-        <w:t xml:space="preserve"> across roughly seven tractates and receive their sustained treatment only in the </w:t>
+        <w:t xml:space="preserve"> (</w:t>
+      </w:r>
+      <w:r>
+        <w:rPr>
+          <w:rFonts w:ascii="SBL Hebrew" w:hAnsi="SBL Hebrew" w:cs="SBL Hebrew" w:eastAsia="SBL Hebrew"/>
+          <w:b w:val="0"/>
+          <w:i w:val="0"/>
+          <w:color w:val="1A1A1A"/>
+          <w:sz w:val="22"/>
+        </w:rPr>
+        <w:t>מִשְׁנָיוֹת</w:t>
+      </w:r>
+      <w:r>
+        <w:rPr>
+          <w:rFonts w:ascii="Georgia" w:hAnsi="Georgia" w:cs="SBL Hebrew" w:eastAsia="Georgia"/>
+          <w:b w:val="0"/>
+          <w:i w:val="0"/>
+          <w:color w:val="1A1A1A"/>
+          <w:sz w:val="22"/>
+        </w:rPr>
+        <w:t xml:space="preserve">) across roughly seven tractates and receive their sustained treatment only in the </w:t>
       </w:r>
       <w:r>
         <w:rPr>
@@ -1550,7 +2210,27 @@
           <w:color w:val="1A1A1A"/>
           <w:sz w:val="22"/>
         </w:rPr>
-        <w:t xml:space="preserve"> preserved in </w:t>
+        <w:t xml:space="preserve"> (</w:t>
+      </w:r>
+      <w:r>
+        <w:rPr>
+          <w:rFonts w:ascii="SBL Hebrew" w:hAnsi="SBL Hebrew" w:cs="SBL Hebrew" w:eastAsia="SBL Hebrew"/>
+          <w:b w:val="0"/>
+          <w:i w:val="0"/>
+          <w:color w:val="1A1A1A"/>
+          <w:sz w:val="22"/>
+        </w:rPr>
+        <w:t>בְּרַיְתָא</w:t>
+      </w:r>
+      <w:r>
+        <w:rPr>
+          <w:rFonts w:ascii="Georgia" w:hAnsi="Georgia" w:cs="SBL Hebrew" w:eastAsia="Georgia"/>
+          <w:b w:val="0"/>
+          <w:i w:val="0"/>
+          <w:color w:val="1A1A1A"/>
+          <w:sz w:val="22"/>
+        </w:rPr>
+        <w:t xml:space="preserve">) preserved in </w:t>
       </w:r>
       <w:r>
         <w:rPr>
@@ -1570,7 +2250,27 @@
           <w:color w:val="1A1A1A"/>
           <w:sz w:val="22"/>
         </w:rPr>
-        <w:t>.</w:t>
+        <w:t xml:space="preserve"> (</w:t>
+      </w:r>
+      <w:r>
+        <w:rPr>
+          <w:rFonts w:ascii="SBL Hebrew" w:hAnsi="SBL Hebrew" w:cs="SBL Hebrew" w:eastAsia="SBL Hebrew"/>
+          <w:b w:val="0"/>
+          <w:i w:val="0"/>
+          <w:color w:val="1A1A1A"/>
+          <w:sz w:val="22"/>
+        </w:rPr>
+        <w:t>שַׁבָּת</w:t>
+      </w:r>
+      <w:r>
+        <w:rPr>
+          <w:rFonts w:ascii="Georgia" w:hAnsi="Georgia" w:cs="SBL Hebrew" w:eastAsia="Georgia"/>
+          <w:b w:val="0"/>
+          <w:i w:val="0"/>
+          <w:color w:val="1A1A1A"/>
+          <w:sz w:val="22"/>
+        </w:rPr>
+        <w:t>).</w:t>
       </w:r>
       <w:r>
         <w:rPr>
@@ -1609,7 +2309,27 @@
           <w:color w:val="1A1A1A"/>
           <w:sz w:val="22"/>
         </w:rPr>
-        <w:t xml:space="preserve"> appears in the six orders. The absence is conspicuous; it has troubled every generation of learners; and it demands accounting.</w:t>
+        <w:t xml:space="preserve"> (</w:t>
+      </w:r>
+      <w:r>
+        <w:rPr>
+          <w:rFonts w:ascii="SBL Hebrew" w:hAnsi="SBL Hebrew" w:cs="SBL Hebrew" w:eastAsia="SBL Hebrew"/>
+          <w:b w:val="0"/>
+          <w:i w:val="0"/>
+          <w:color w:val="1A1A1A"/>
+          <w:sz w:val="22"/>
+        </w:rPr>
+        <w:t>מַסֶּכֶת חֲנֻכָּה</w:t>
+      </w:r>
+      <w:r>
+        <w:rPr>
+          <w:rFonts w:ascii="Georgia" w:hAnsi="Georgia" w:cs="SBL Hebrew" w:eastAsia="Georgia"/>
+          <w:b w:val="0"/>
+          <w:i w:val="0"/>
+          <w:color w:val="1A1A1A"/>
+          <w:sz w:val="22"/>
+        </w:rPr>
+        <w:t>) appears in the six orders. The absence is conspicuous; it has troubled every generation of learners; and it demands accounting.</w:t>
       </w:r>
     </w:p>
     <w:p>
@@ -1678,7 +2398,27 @@
           <w:color w:val="1A1A1A"/>
           <w:sz w:val="22"/>
         </w:rPr>
-        <w:t xml:space="preserve">, preserved by his son R’ Avraham in the introduction to </w:t>
+        <w:t xml:space="preserve"> (</w:t>
+      </w:r>
+      <w:r>
+        <w:rPr>
+          <w:rFonts w:ascii="SBL Hebrew" w:hAnsi="SBL Hebrew" w:cs="SBL Hebrew" w:eastAsia="SBL Hebrew"/>
+          <w:b w:val="0"/>
+          <w:i w:val="0"/>
+          <w:color w:val="1A1A1A"/>
+          <w:sz w:val="22"/>
+        </w:rPr>
+        <w:t>הַגְּרָ"א</w:t>
+      </w:r>
+      <w:r>
+        <w:rPr>
+          <w:rFonts w:ascii="Georgia" w:hAnsi="Georgia" w:cs="SBL Hebrew" w:eastAsia="Georgia"/>
+          <w:b w:val="0"/>
+          <w:i w:val="0"/>
+          <w:color w:val="1A1A1A"/>
+          <w:sz w:val="22"/>
+        </w:rPr>
+        <w:t xml:space="preserve">), preserved by his son R’ Avraham in the introduction to </w:t>
       </w:r>
       <w:r>
         <w:rPr>
@@ -1698,7 +2438,27 @@
           <w:color w:val="1A1A1A"/>
           <w:sz w:val="22"/>
         </w:rPr>
-        <w:t>,</w:t>
+        <w:t xml:space="preserve"> (</w:t>
+      </w:r>
+      <w:r>
+        <w:rPr>
+          <w:rFonts w:ascii="SBL Hebrew" w:hAnsi="SBL Hebrew" w:cs="SBL Hebrew" w:eastAsia="SBL Hebrew"/>
+          <w:b w:val="0"/>
+          <w:i w:val="0"/>
+          <w:color w:val="1A1A1A"/>
+          <w:sz w:val="22"/>
+        </w:rPr>
+        <w:t>אַדֶּרֶת אֵלִיָּהוּ</w:t>
+      </w:r>
+      <w:r>
+        <w:rPr>
+          <w:rFonts w:ascii="Georgia" w:hAnsi="Georgia" w:cs="SBL Hebrew" w:eastAsia="Georgia"/>
+          <w:b w:val="0"/>
+          <w:i w:val="0"/>
+          <w:color w:val="1A1A1A"/>
+          <w:sz w:val="22"/>
+        </w:rPr>
+        <w:t>),</w:t>
       </w:r>
       <w:r>
         <w:rPr>
@@ -1737,7 +2497,27 @@
           <w:color w:val="1A1A1A"/>
           <w:sz w:val="22"/>
         </w:rPr>
-        <w:t xml:space="preserve">, and that it was lost along with several other short </w:t>
+        <w:t xml:space="preserve"> (</w:t>
+      </w:r>
+      <w:r>
+        <w:rPr>
+          <w:rFonts w:ascii="SBL Hebrew" w:hAnsi="SBL Hebrew" w:cs="SBL Hebrew" w:eastAsia="SBL Hebrew"/>
+          <w:b w:val="0"/>
+          <w:i w:val="0"/>
+          <w:color w:val="1A1A1A"/>
+          <w:sz w:val="22"/>
+        </w:rPr>
+        <w:t>מַסֶּכֶת חֲנֻכָּה</w:t>
+      </w:r>
+      <w:r>
+        <w:rPr>
+          <w:rFonts w:ascii="Georgia" w:hAnsi="Georgia" w:cs="SBL Hebrew" w:eastAsia="Georgia"/>
+          <w:b w:val="0"/>
+          <w:i w:val="0"/>
+          <w:color w:val="1A1A1A"/>
+          <w:sz w:val="22"/>
+        </w:rPr>
+        <w:t xml:space="preserve">), and that it was lost along with several other short </w:t>
       </w:r>
       <w:r>
         <w:rPr>
@@ -1757,7 +2537,27 @@
           <w:color w:val="1A1A1A"/>
           <w:sz w:val="22"/>
         </w:rPr>
-        <w:t xml:space="preserve"> devoted to specific </w:t>
+        <w:t xml:space="preserve"> (</w:t>
+      </w:r>
+      <w:r>
+        <w:rPr>
+          <w:rFonts w:ascii="SBL Hebrew" w:hAnsi="SBL Hebrew" w:cs="SBL Hebrew" w:eastAsia="SBL Hebrew"/>
+          <w:b w:val="0"/>
+          <w:i w:val="0"/>
+          <w:color w:val="1A1A1A"/>
+          <w:sz w:val="22"/>
+        </w:rPr>
+        <w:t>מַסֶּכְתּוֹת</w:t>
+      </w:r>
+      <w:r>
+        <w:rPr>
+          <w:rFonts w:ascii="Georgia" w:hAnsi="Georgia" w:cs="SBL Hebrew" w:eastAsia="Georgia"/>
+          <w:b w:val="0"/>
+          <w:i w:val="0"/>
+          <w:color w:val="1A1A1A"/>
+          <w:sz w:val="22"/>
+        </w:rPr>
+        <w:t xml:space="preserve">) devoted to specific </w:t>
       </w:r>
       <w:r>
         <w:rPr>
@@ -1777,7 +2577,27 @@
           <w:color w:val="1A1A1A"/>
           <w:sz w:val="22"/>
         </w:rPr>
-        <w:t xml:space="preserve"> — among them a tractate on </w:t>
+        <w:t xml:space="preserve"> (</w:t>
+      </w:r>
+      <w:r>
+        <w:rPr>
+          <w:rFonts w:ascii="SBL Hebrew" w:hAnsi="SBL Hebrew" w:cs="SBL Hebrew" w:eastAsia="SBL Hebrew"/>
+          <w:b w:val="0"/>
+          <w:i w:val="0"/>
+          <w:color w:val="1A1A1A"/>
+          <w:sz w:val="22"/>
+        </w:rPr>
+        <w:t>עִנְיָנִים</w:t>
+      </w:r>
+      <w:r>
+        <w:rPr>
+          <w:rFonts w:ascii="Georgia" w:hAnsi="Georgia" w:cs="SBL Hebrew" w:eastAsia="Georgia"/>
+          <w:b w:val="0"/>
+          <w:i w:val="0"/>
+          <w:color w:val="1A1A1A"/>
+          <w:sz w:val="22"/>
+        </w:rPr>
+        <w:t xml:space="preserve">) — among them a tractate on </w:t>
       </w:r>
       <w:r>
         <w:rPr>
@@ -1797,7 +2617,27 @@
           <w:color w:val="1A1A1A"/>
           <w:sz w:val="22"/>
         </w:rPr>
-        <w:t xml:space="preserve">. The Gaon’s tradition draws on the well-known account of Rav Hai Gaon, who is said to have encountered a mysterious </w:t>
+        <w:t xml:space="preserve"> (</w:t>
+      </w:r>
+      <w:r>
+        <w:rPr>
+          <w:rFonts w:ascii="SBL Hebrew" w:hAnsi="SBL Hebrew" w:cs="SBL Hebrew" w:eastAsia="SBL Hebrew"/>
+          <w:b w:val="0"/>
+          <w:i w:val="0"/>
+          <w:color w:val="1A1A1A"/>
+          <w:sz w:val="22"/>
+        </w:rPr>
+        <w:t>תְּפִלִּין</w:t>
+      </w:r>
+      <w:r>
+        <w:rPr>
+          <w:rFonts w:ascii="Georgia" w:hAnsi="Georgia" w:cs="SBL Hebrew" w:eastAsia="Georgia"/>
+          <w:b w:val="0"/>
+          <w:i w:val="0"/>
+          <w:color w:val="1A1A1A"/>
+          <w:sz w:val="22"/>
+        </w:rPr>
+        <w:t xml:space="preserve">). The Gaon’s tradition draws on the well-known account of Rav Hai Gaon, who is said to have encountered a mysterious </w:t>
       </w:r>
       <w:r>
         <w:rPr>
@@ -1837,7 +2677,27 @@
           <w:color w:val="1A1A1A"/>
           <w:sz w:val="22"/>
         </w:rPr>
-        <w:t>, and who departed before the text could be transcribed.</w:t>
+        <w:t xml:space="preserve"> (</w:t>
+      </w:r>
+      <w:r>
+        <w:rPr>
+          <w:rFonts w:ascii="SBL Hebrew" w:hAnsi="SBL Hebrew" w:cs="SBL Hebrew" w:eastAsia="SBL Hebrew"/>
+          <w:b w:val="0"/>
+          <w:i w:val="0"/>
+          <w:color w:val="1A1A1A"/>
+          <w:sz w:val="22"/>
+        </w:rPr>
+        <w:t>מַסֶּכֶת</w:t>
+      </w:r>
+      <w:r>
+        <w:rPr>
+          <w:rFonts w:ascii="Georgia" w:hAnsi="Georgia" w:cs="SBL Hebrew" w:eastAsia="Georgia"/>
+          <w:b w:val="0"/>
+          <w:i w:val="0"/>
+          <w:color w:val="1A1A1A"/>
+          <w:sz w:val="22"/>
+        </w:rPr>
+        <w:t>), and who departed before the text could be transcribed.</w:t>
       </w:r>
     </w:p>
     <w:p>
@@ -1892,7 +2752,27 @@
           <w:color w:val="1A1A1A"/>
           <w:sz w:val="22"/>
         </w:rPr>
-        <w:t xml:space="preserve">, the others typically cross-reference it in the familiar formula </w:t>
+        <w:t xml:space="preserve"> (</w:t>
+      </w:r>
+      <w:r>
+        <w:rPr>
+          <w:rFonts w:ascii="SBL Hebrew" w:hAnsi="SBL Hebrew" w:cs="SBL Hebrew" w:eastAsia="SBL Hebrew"/>
+          <w:b w:val="0"/>
+          <w:i w:val="0"/>
+          <w:color w:val="1A1A1A"/>
+          <w:sz w:val="22"/>
+        </w:rPr>
+        <w:t>שַׁ"ס</w:t>
+      </w:r>
+      <w:r>
+        <w:rPr>
+          <w:rFonts w:ascii="Georgia" w:hAnsi="Georgia" w:cs="SBL Hebrew" w:eastAsia="Georgia"/>
+          <w:b w:val="0"/>
+          <w:i w:val="0"/>
+          <w:color w:val="1A1A1A"/>
+          <w:sz w:val="22"/>
+        </w:rPr>
+        <w:t xml:space="preserve">), the others typically cross-reference it in the familiar formula </w:t>
       </w:r>
       <w:r>
         <w:rPr>
@@ -1952,7 +2832,27 @@
           <w:color w:val="1A1A1A"/>
           <w:sz w:val="22"/>
         </w:rPr>
-        <w:t xml:space="preserve"> or the </w:t>
+        <w:t xml:space="preserve"> (</w:t>
+      </w:r>
+      <w:r>
+        <w:rPr>
+          <w:rFonts w:ascii="SBL Hebrew" w:hAnsi="SBL Hebrew" w:cs="SBL Hebrew" w:eastAsia="SBL Hebrew"/>
+          <w:b w:val="0"/>
+          <w:i w:val="0"/>
+          <w:color w:val="1A1A1A"/>
+          <w:sz w:val="22"/>
+        </w:rPr>
+        <w:t>בַּבְלִי</w:t>
+      </w:r>
+      <w:r>
+        <w:rPr>
+          <w:rFonts w:ascii="Georgia" w:hAnsi="Georgia" w:cs="SBL Hebrew" w:eastAsia="Georgia"/>
+          <w:b w:val="0"/>
+          <w:i w:val="0"/>
+          <w:color w:val="1A1A1A"/>
+          <w:sz w:val="22"/>
+        </w:rPr>
+        <w:t xml:space="preserve">) or the </w:t>
       </w:r>
       <w:r>
         <w:rPr>
@@ -1972,7 +2872,27 @@
           <w:color w:val="1A1A1A"/>
           <w:sz w:val="22"/>
         </w:rPr>
-        <w:t xml:space="preserve">. This absence is not decisive — it is possible that a very short </w:t>
+        <w:t xml:space="preserve"> (</w:t>
+      </w:r>
+      <w:r>
+        <w:rPr>
+          <w:rFonts w:ascii="SBL Hebrew" w:hAnsi="SBL Hebrew" w:cs="SBL Hebrew" w:eastAsia="SBL Hebrew"/>
+          <w:b w:val="0"/>
+          <w:i w:val="0"/>
+          <w:color w:val="1A1A1A"/>
+          <w:sz w:val="22"/>
+        </w:rPr>
+        <w:t>יְרוּשַׁלְמִי</w:t>
+      </w:r>
+      <w:r>
+        <w:rPr>
+          <w:rFonts w:ascii="Georgia" w:hAnsi="Georgia" w:cs="SBL Hebrew" w:eastAsia="Georgia"/>
+          <w:b w:val="0"/>
+          <w:i w:val="0"/>
+          <w:color w:val="1A1A1A"/>
+          <w:sz w:val="22"/>
+        </w:rPr>
+        <w:t xml:space="preserve">). This absence is not decisive — it is possible that a very short </w:t>
       </w:r>
       <w:r>
         <w:rPr>
@@ -2012,7 +2932,27 @@
           <w:color w:val="1A1A1A"/>
           <w:sz w:val="22"/>
         </w:rPr>
-        <w:t xml:space="preserve">: a </w:t>
+        <w:t xml:space="preserve"> (</w:t>
+      </w:r>
+      <w:r>
+        <w:rPr>
+          <w:rFonts w:ascii="SBL Hebrew" w:hAnsi="SBL Hebrew" w:cs="SBL Hebrew" w:eastAsia="SBL Hebrew"/>
+          <w:b w:val="0"/>
+          <w:i w:val="0"/>
+          <w:color w:val="1A1A1A"/>
+          <w:sz w:val="22"/>
+        </w:rPr>
+        <w:t>צָרִיךְ עִיּוּן</w:t>
+      </w:r>
+      <w:r>
+        <w:rPr>
+          <w:rFonts w:ascii="Georgia" w:hAnsi="Georgia" w:cs="SBL Hebrew" w:eastAsia="Georgia"/>
+          <w:b w:val="0"/>
+          <w:i w:val="0"/>
+          <w:color w:val="1A1A1A"/>
+          <w:sz w:val="22"/>
+        </w:rPr>
+        <w:t xml:space="preserve">): a </w:t>
       </w:r>
       <w:r>
         <w:rPr>
@@ -2032,7 +2972,27 @@
           <w:color w:val="1A1A1A"/>
           <w:sz w:val="22"/>
         </w:rPr>
-        <w:t xml:space="preserve"> that resists ordinary evidentiary confirmation and that later authors have engaged rather than dismissed.</w:t>
+        <w:t xml:space="preserve"> (</w:t>
+      </w:r>
+      <w:r>
+        <w:rPr>
+          <w:rFonts w:ascii="SBL Hebrew" w:hAnsi="SBL Hebrew" w:cs="SBL Hebrew" w:eastAsia="SBL Hebrew"/>
+          <w:b w:val="0"/>
+          <w:i w:val="0"/>
+          <w:color w:val="1A1A1A"/>
+          <w:sz w:val="22"/>
+        </w:rPr>
+        <w:t>מְסוֹרָה</w:t>
+      </w:r>
+      <w:r>
+        <w:rPr>
+          <w:rFonts w:ascii="Georgia" w:hAnsi="Georgia" w:cs="SBL Hebrew" w:eastAsia="Georgia"/>
+          <w:b w:val="0"/>
+          <w:i w:val="0"/>
+          <w:color w:val="1A1A1A"/>
+          <w:sz w:val="22"/>
+        </w:rPr>
+        <w:t>) that resists ordinary evidentiary confirmation and that later authors have engaged rather than dismissed.</w:t>
       </w:r>
     </w:p>
     <w:p>
@@ -2121,7 +3081,27 @@
           <w:color w:val="1A1A1A"/>
           <w:sz w:val="22"/>
         </w:rPr>
-        <w:t>.</w:t>
+        <w:t xml:space="preserve"> (</w:t>
+      </w:r>
+      <w:r>
+        <w:rPr>
+          <w:rFonts w:ascii="SBL Hebrew" w:hAnsi="SBL Hebrew" w:cs="SBL Hebrew" w:eastAsia="SBL Hebrew"/>
+          <w:b w:val="0"/>
+          <w:i w:val="0"/>
+          <w:color w:val="1A1A1A"/>
+          <w:sz w:val="22"/>
+        </w:rPr>
+        <w:t>חוּט הַמְשֻׁלָּשׁ</w:t>
+      </w:r>
+      <w:r>
+        <w:rPr>
+          <w:rFonts w:ascii="Georgia" w:hAnsi="Georgia" w:cs="SBL Hebrew" w:eastAsia="Georgia"/>
+          <w:b w:val="0"/>
+          <w:i w:val="0"/>
+          <w:color w:val="1A1A1A"/>
+          <w:sz w:val="22"/>
+        </w:rPr>
+        <w:t>).</w:t>
       </w:r>
       <w:r>
         <w:rPr>
@@ -2160,7 +3140,27 @@
           <w:color w:val="1A1A1A"/>
           <w:sz w:val="22"/>
         </w:rPr>
-        <w:t xml:space="preserve"> was a descendant of </w:t>
+        <w:t xml:space="preserve"> (</w:t>
+      </w:r>
+      <w:r>
+        <w:rPr>
+          <w:rFonts w:ascii="SBL Hebrew" w:hAnsi="SBL Hebrew" w:cs="SBL Hebrew" w:eastAsia="SBL Hebrew"/>
+          <w:b w:val="0"/>
+          <w:i w:val="0"/>
+          <w:color w:val="1A1A1A"/>
+          <w:sz w:val="22"/>
+        </w:rPr>
+        <w:t>רַבֵּינוּ הַקָּדוֹשׁ</w:t>
+      </w:r>
+      <w:r>
+        <w:rPr>
+          <w:rFonts w:ascii="Georgia" w:hAnsi="Georgia" w:cs="SBL Hebrew" w:eastAsia="Georgia"/>
+          <w:b w:val="0"/>
+          <w:i w:val="0"/>
+          <w:color w:val="1A1A1A"/>
+          <w:sz w:val="22"/>
+        </w:rPr>
+        <w:t xml:space="preserve">) was a descendant of </w:t>
       </w:r>
       <w:r>
         <w:rPr>
@@ -2180,7 +3180,27 @@
           <w:color w:val="1A1A1A"/>
           <w:sz w:val="22"/>
         </w:rPr>
-        <w:t xml:space="preserve">. The </w:t>
+        <w:t xml:space="preserve"> (</w:t>
+      </w:r>
+      <w:r>
+        <w:rPr>
+          <w:rFonts w:ascii="SBL Hebrew" w:hAnsi="SBL Hebrew" w:cs="SBL Hebrew" w:eastAsia="SBL Hebrew"/>
+          <w:b w:val="0"/>
+          <w:i w:val="0"/>
+          <w:color w:val="1A1A1A"/>
+          <w:sz w:val="22"/>
+        </w:rPr>
+        <w:t>בֵּית דָּוִד</w:t>
+      </w:r>
+      <w:r>
+        <w:rPr>
+          <w:rFonts w:ascii="Georgia" w:hAnsi="Georgia" w:cs="SBL Hebrew" w:eastAsia="Georgia"/>
+          <w:b w:val="0"/>
+          <w:i w:val="0"/>
+          <w:color w:val="1A1A1A"/>
+          <w:sz w:val="22"/>
+        </w:rPr>
+        <w:t xml:space="preserve">). The </w:t>
       </w:r>
       <w:r>
         <w:rPr>
@@ -2200,7 +3220,27 @@
           <w:color w:val="1A1A1A"/>
           <w:sz w:val="22"/>
         </w:rPr>
-        <w:t xml:space="preserve"> were </w:t>
+        <w:t xml:space="preserve"> (</w:t>
+      </w:r>
+      <w:r>
+        <w:rPr>
+          <w:rFonts w:ascii="SBL Hebrew" w:hAnsi="SBL Hebrew" w:cs="SBL Hebrew" w:eastAsia="SBL Hebrew"/>
+          <w:b w:val="0"/>
+          <w:i w:val="0"/>
+          <w:color w:val="1A1A1A"/>
+          <w:sz w:val="22"/>
+        </w:rPr>
+        <w:t>חַשְׁמוֹנָאִים</w:t>
+      </w:r>
+      <w:r>
+        <w:rPr>
+          <w:rFonts w:ascii="Georgia" w:hAnsi="Georgia" w:cs="SBL Hebrew" w:eastAsia="Georgia"/>
+          <w:b w:val="0"/>
+          <w:i w:val="0"/>
+          <w:color w:val="1A1A1A"/>
+          <w:sz w:val="22"/>
+        </w:rPr>
+        <w:t xml:space="preserve">) were </w:t>
       </w:r>
       <w:r>
         <w:rPr>
@@ -2220,7 +3260,47 @@
           <w:color w:val="1A1A1A"/>
           <w:sz w:val="22"/>
         </w:rPr>
-        <w:t xml:space="preserve"> of the tribe of Levi. When they assumed the crown alongside their priestly service, they occupied a station reserved by prophetic promise for the descendants of David. On this reading, the composer of the </w:t>
+        <w:t xml:space="preserve"> (</w:t>
+      </w:r>
+      <w:r>
+        <w:rPr>
+          <w:rFonts w:ascii="SBL Hebrew" w:hAnsi="SBL Hebrew" w:cs="SBL Hebrew" w:eastAsia="SBL Hebrew"/>
+          <w:b w:val="0"/>
+          <w:i w:val="0"/>
+          <w:color w:val="1A1A1A"/>
+          <w:sz w:val="22"/>
+        </w:rPr>
+        <w:t>כֹּהֲנִים</w:t>
+      </w:r>
+      <w:r>
+        <w:rPr>
+          <w:rFonts w:ascii="Georgia" w:hAnsi="Georgia" w:cs="SBL Hebrew" w:eastAsia="Georgia"/>
+          <w:b w:val="0"/>
+          <w:i w:val="0"/>
+          <w:color w:val="1A1A1A"/>
+          <w:sz w:val="22"/>
+        </w:rPr>
+        <w:t>) of the tribe of Levi (</w:t>
+      </w:r>
+      <w:r>
+        <w:rPr>
+          <w:rFonts w:ascii="SBL Hebrew" w:hAnsi="SBL Hebrew" w:cs="SBL Hebrew" w:eastAsia="SBL Hebrew"/>
+          <w:b w:val="0"/>
+          <w:i w:val="0"/>
+          <w:color w:val="1A1A1A"/>
+          <w:sz w:val="22"/>
+        </w:rPr>
+        <w:t>לֵוִי</w:t>
+      </w:r>
+      <w:r>
+        <w:rPr>
+          <w:rFonts w:ascii="Georgia" w:hAnsi="Georgia" w:cs="SBL Hebrew" w:eastAsia="Georgia"/>
+          <w:b w:val="0"/>
+          <w:i w:val="0"/>
+          <w:color w:val="1A1A1A"/>
+          <w:sz w:val="22"/>
+        </w:rPr>
+        <w:t xml:space="preserve">). When they assumed the crown alongside their priestly service, they occupied a station reserved by prophetic promise for the descendants of David. On this reading, the composer of the </w:t>
       </w:r>
       <w:r>
         <w:rPr>
@@ -2240,7 +3320,27 @@
           <w:color w:val="1A1A1A"/>
           <w:sz w:val="22"/>
         </w:rPr>
-        <w:t xml:space="preserve"> could not bring himself to devote a full tractate to the </w:t>
+        <w:t xml:space="preserve"> (</w:t>
+      </w:r>
+      <w:r>
+        <w:rPr>
+          <w:rFonts w:ascii="SBL Hebrew" w:hAnsi="SBL Hebrew" w:cs="SBL Hebrew" w:eastAsia="SBL Hebrew"/>
+          <w:b w:val="0"/>
+          <w:i w:val="0"/>
+          <w:color w:val="1A1A1A"/>
+          <w:sz w:val="22"/>
+        </w:rPr>
+        <w:t>מִשְׁנָה</w:t>
+      </w:r>
+      <w:r>
+        <w:rPr>
+          <w:rFonts w:ascii="Georgia" w:hAnsi="Georgia" w:cs="SBL Hebrew" w:eastAsia="Georgia"/>
+          <w:b w:val="0"/>
+          <w:i w:val="0"/>
+          <w:color w:val="1A1A1A"/>
+          <w:sz w:val="22"/>
+        </w:rPr>
+        <w:t xml:space="preserve">) could not bring himself to devote a full tractate to the </w:t>
       </w:r>
       <w:r>
         <w:rPr>
@@ -2260,7 +3360,27 @@
           <w:color w:val="1A1A1A"/>
           <w:sz w:val="22"/>
         </w:rPr>
-        <w:t xml:space="preserve"> of a dynasty that had, in his eyes, encroached upon the inheritance of his own royal line.</w:t>
+        <w:t xml:space="preserve"> (</w:t>
+      </w:r>
+      <w:r>
+        <w:rPr>
+          <w:rFonts w:ascii="SBL Hebrew" w:hAnsi="SBL Hebrew" w:cs="SBL Hebrew" w:eastAsia="SBL Hebrew"/>
+          <w:b w:val="0"/>
+          <w:i w:val="0"/>
+          <w:color w:val="1A1A1A"/>
+          <w:sz w:val="22"/>
+        </w:rPr>
+        <w:t>יוֹם טוֹב</w:t>
+      </w:r>
+      <w:r>
+        <w:rPr>
+          <w:rFonts w:ascii="Georgia" w:hAnsi="Georgia" w:cs="SBL Hebrew" w:eastAsia="Georgia"/>
+          <w:b w:val="0"/>
+          <w:i w:val="0"/>
+          <w:color w:val="1A1A1A"/>
+          <w:sz w:val="22"/>
+        </w:rPr>
+        <w:t>) of a dynasty that had, in his eyes, encroached upon the inheritance of his own royal line.</w:t>
       </w:r>
     </w:p>
     <w:p>
@@ -2295,7 +3415,27 @@
           <w:color w:val="1A1A1A"/>
           <w:sz w:val="22"/>
         </w:rPr>
-        <w:t xml:space="preserve">’s own literary conventions. The </w:t>
+        <w:t xml:space="preserve"> (</w:t>
+      </w:r>
+      <w:r>
+        <w:rPr>
+          <w:rFonts w:ascii="SBL Hebrew" w:hAnsi="SBL Hebrew" w:cs="SBL Hebrew" w:eastAsia="SBL Hebrew"/>
+          <w:b w:val="0"/>
+          <w:i w:val="0"/>
+          <w:color w:val="1A1A1A"/>
+          <w:sz w:val="22"/>
+        </w:rPr>
+        <w:t>חֲזַ"ל</w:t>
+      </w:r>
+      <w:r>
+        <w:rPr>
+          <w:rFonts w:ascii="Georgia" w:hAnsi="Georgia" w:cs="SBL Hebrew" w:eastAsia="Georgia"/>
+          <w:b w:val="0"/>
+          <w:i w:val="0"/>
+          <w:color w:val="1A1A1A"/>
+          <w:sz w:val="22"/>
+        </w:rPr>
+        <w:t xml:space="preserve">)’s own literary conventions. The </w:t>
       </w:r>
       <w:r>
         <w:rPr>
@@ -2315,7 +3455,27 @@
           <w:color w:val="1A1A1A"/>
           <w:sz w:val="22"/>
         </w:rPr>
-        <w:t xml:space="preserve"> in </w:t>
+        <w:t xml:space="preserve"> (</w:t>
+      </w:r>
+      <w:r>
+        <w:rPr>
+          <w:rFonts w:ascii="SBL Hebrew" w:hAnsi="SBL Hebrew" w:cs="SBL Hebrew" w:eastAsia="SBL Hebrew"/>
+          <w:b w:val="0"/>
+          <w:i w:val="0"/>
+          <w:color w:val="1A1A1A"/>
+          <w:sz w:val="22"/>
+        </w:rPr>
+        <w:t>גְּמָרָא</w:t>
+      </w:r>
+      <w:r>
+        <w:rPr>
+          <w:rFonts w:ascii="Georgia" w:hAnsi="Georgia" w:cs="SBL Hebrew" w:eastAsia="Georgia"/>
+          <w:b w:val="0"/>
+          <w:i w:val="0"/>
+          <w:color w:val="1A1A1A"/>
+          <w:sz w:val="22"/>
+        </w:rPr>
+        <w:t xml:space="preserve">) in </w:t>
       </w:r>
       <w:r>
         <w:rPr>
@@ -2326,6 +3486,36 @@
           <w:sz w:val="22"/>
         </w:rPr>
         <w:t>Horayos</w:t>
+      </w:r>
+      <w:r>
+        <w:rPr>
+          <w:rFonts w:ascii="Georgia" w:hAnsi="Georgia" w:cs="SBL Hebrew" w:eastAsia="Georgia"/>
+          <w:b w:val="0"/>
+          <w:i w:val="0"/>
+          <w:color w:val="1A1A1A"/>
+          <w:sz w:val="22"/>
+        </w:rPr>
+        <w:t xml:space="preserve"> (</w:t>
+      </w:r>
+      <w:r>
+        <w:rPr>
+          <w:rFonts w:ascii="SBL Hebrew" w:hAnsi="SBL Hebrew" w:cs="SBL Hebrew" w:eastAsia="SBL Hebrew"/>
+          <w:b w:val="0"/>
+          <w:i w:val="0"/>
+          <w:color w:val="1A1A1A"/>
+          <w:sz w:val="22"/>
+        </w:rPr>
+        <w:t>הוֹרָיוֹת</w:t>
+      </w:r>
+      <w:r>
+        <w:rPr>
+          <w:rFonts w:ascii="Georgia" w:hAnsi="Georgia" w:cs="SBL Hebrew" w:eastAsia="Georgia"/>
+          <w:b w:val="0"/>
+          <w:i w:val="0"/>
+          <w:color w:val="1A1A1A"/>
+          <w:sz w:val="22"/>
+        </w:rPr>
+        <w:t>)</w:t>
       </w:r>
       <w:r>
         <w:rPr>
@@ -2384,7 +3574,27 @@
           <w:color w:val="1A1A1A"/>
           <w:sz w:val="22"/>
         </w:rPr>
-        <w:t xml:space="preserve"> by name but as </w:t>
+        <w:t xml:space="preserve"> (</w:t>
+      </w:r>
+      <w:r>
+        <w:rPr>
+          <w:rFonts w:ascii="SBL Hebrew" w:hAnsi="SBL Hebrew" w:cs="SBL Hebrew" w:eastAsia="SBL Hebrew"/>
+          <w:b w:val="0"/>
+          <w:i w:val="0"/>
+          <w:color w:val="1A1A1A"/>
+          <w:sz w:val="22"/>
+        </w:rPr>
+        <w:t>רַבִּי מֵאִיר</w:t>
+      </w:r>
+      <w:r>
+        <w:rPr>
+          <w:rFonts w:ascii="Georgia" w:hAnsi="Georgia" w:cs="SBL Hebrew" w:eastAsia="Georgia"/>
+          <w:b w:val="0"/>
+          <w:i w:val="0"/>
+          <w:color w:val="1A1A1A"/>
+          <w:sz w:val="22"/>
+        </w:rPr>
+        <w:t xml:space="preserve">) by name but as </w:t>
       </w:r>
       <w:r>
         <w:rPr>
@@ -2424,7 +3634,27 @@
           <w:color w:val="1A1A1A"/>
           <w:sz w:val="22"/>
         </w:rPr>
-        <w:t xml:space="preserve"> by name but as </w:t>
+        <w:t xml:space="preserve"> (</w:t>
+      </w:r>
+      <w:r>
+        <w:rPr>
+          <w:rFonts w:ascii="SBL Hebrew" w:hAnsi="SBL Hebrew" w:cs="SBL Hebrew" w:eastAsia="SBL Hebrew"/>
+          <w:b w:val="0"/>
+          <w:i w:val="0"/>
+          <w:color w:val="1A1A1A"/>
+          <w:sz w:val="22"/>
+        </w:rPr>
+        <w:t>רַבִּי נָתָן</w:t>
+      </w:r>
+      <w:r>
+        <w:rPr>
+          <w:rFonts w:ascii="Georgia" w:hAnsi="Georgia" w:cs="SBL Hebrew" w:eastAsia="Georgia"/>
+          <w:b w:val="0"/>
+          <w:i w:val="0"/>
+          <w:color w:val="1A1A1A"/>
+          <w:sz w:val="22"/>
+        </w:rPr>
+        <w:t xml:space="preserve">) by name but as </w:t>
       </w:r>
       <w:r>
         <w:rPr>
@@ -2484,7 +3714,27 @@
           <w:color w:val="1A1A1A"/>
           <w:sz w:val="22"/>
         </w:rPr>
-        <w:t xml:space="preserve">, </w:t>
+        <w:t xml:space="preserve"> (</w:t>
+      </w:r>
+      <w:r>
+        <w:rPr>
+          <w:rFonts w:ascii="SBL Hebrew" w:hAnsi="SBL Hebrew" w:cs="SBL Hebrew" w:eastAsia="SBL Hebrew"/>
+          <w:b w:val="0"/>
+          <w:i w:val="0"/>
+          <w:color w:val="1A1A1A"/>
+          <w:sz w:val="22"/>
+        </w:rPr>
+        <w:t>רַבָּן שִׁמְעוֹן בֶּן גַּמְלִיאֵל</w:t>
+      </w:r>
+      <w:r>
+        <w:rPr>
+          <w:rFonts w:ascii="Georgia" w:hAnsi="Georgia" w:cs="SBL Hebrew" w:eastAsia="Georgia"/>
+          <w:b w:val="0"/>
+          <w:i w:val="0"/>
+          <w:color w:val="1A1A1A"/>
+          <w:sz w:val="22"/>
+        </w:rPr>
+        <w:t xml:space="preserve">), </w:t>
       </w:r>
       <w:r>
         <w:rPr>
@@ -2524,7 +3774,27 @@
           <w:color w:val="1A1A1A"/>
           <w:sz w:val="22"/>
         </w:rPr>
-        <w:t xml:space="preserve">. Whoever attempts to displace the </w:t>
+        <w:t xml:space="preserve"> (</w:t>
+      </w:r>
+      <w:r>
+        <w:rPr>
+          <w:rFonts w:ascii="SBL Hebrew" w:hAnsi="SBL Hebrew" w:cs="SBL Hebrew" w:eastAsia="SBL Hebrew"/>
+          <w:b w:val="0"/>
+          <w:i w:val="0"/>
+          <w:color w:val="1A1A1A"/>
+          <w:sz w:val="22"/>
+        </w:rPr>
+        <w:t>מַלְכוּת בֵּית דָּוִד</w:t>
+      </w:r>
+      <w:r>
+        <w:rPr>
+          <w:rFonts w:ascii="Georgia" w:hAnsi="Georgia" w:cs="SBL Hebrew" w:eastAsia="Georgia"/>
+          <w:b w:val="0"/>
+          <w:i w:val="0"/>
+          <w:color w:val="1A1A1A"/>
+          <w:sz w:val="22"/>
+        </w:rPr>
+        <w:t xml:space="preserve">). Whoever attempts to displace the </w:t>
       </w:r>
       <w:r>
         <w:rPr>
@@ -2544,7 +3814,27 @@
           <w:color w:val="1A1A1A"/>
           <w:sz w:val="22"/>
         </w:rPr>
-        <w:t xml:space="preserve"> of the Davidic line, in </w:t>
+        <w:t xml:space="preserve"> (</w:t>
+      </w:r>
+      <w:r>
+        <w:rPr>
+          <w:rFonts w:ascii="SBL Hebrew" w:hAnsi="SBL Hebrew" w:cs="SBL Hebrew" w:eastAsia="SBL Hebrew"/>
+          <w:b w:val="0"/>
+          <w:i w:val="0"/>
+          <w:color w:val="1A1A1A"/>
+          <w:sz w:val="22"/>
+        </w:rPr>
+        <w:t>כָּבוֹד</w:t>
+      </w:r>
+      <w:r>
+        <w:rPr>
+          <w:rFonts w:ascii="Georgia" w:hAnsi="Georgia" w:cs="SBL Hebrew" w:eastAsia="Georgia"/>
+          <w:b w:val="0"/>
+          <w:i w:val="0"/>
+          <w:color w:val="1A1A1A"/>
+          <w:sz w:val="22"/>
+        </w:rPr>
+        <w:t xml:space="preserve">) of the Davidic line, in </w:t>
       </w:r>
       <w:r>
         <w:rPr>
@@ -2659,7 +3949,27 @@
           <w:color w:val="1A1A1A"/>
           <w:sz w:val="22"/>
         </w:rPr>
-        <w:t xml:space="preserve"> of Chanukah are binding upon every Jew every year; they require transmission whatever a personal disposition might dictate. It is true that a distinction remains available — one may transmit the </w:t>
+        <w:t xml:space="preserve"> (</w:t>
+      </w:r>
+      <w:r>
+        <w:rPr>
+          <w:rFonts w:ascii="SBL Hebrew" w:hAnsi="SBL Hebrew" w:cs="SBL Hebrew" w:eastAsia="SBL Hebrew"/>
+          <w:b w:val="0"/>
+          <w:i w:val="0"/>
+          <w:color w:val="1A1A1A"/>
+          <w:sz w:val="22"/>
+        </w:rPr>
+        <w:t>הֲלָכוֹת</w:t>
+      </w:r>
+      <w:r>
+        <w:rPr>
+          <w:rFonts w:ascii="Georgia" w:hAnsi="Georgia" w:cs="SBL Hebrew" w:eastAsia="Georgia"/>
+          <w:b w:val="0"/>
+          <w:i w:val="0"/>
+          <w:color w:val="1A1A1A"/>
+          <w:sz w:val="22"/>
+        </w:rPr>
+        <w:t xml:space="preserve">) of Chanukah are binding upon every Jew every year; they require transmission whatever a personal disposition might dictate. It is true that a distinction remains available — one may transmit the </w:t>
       </w:r>
       <w:r>
         <w:rPr>
@@ -2699,7 +4009,27 @@
           <w:color w:val="1A1A1A"/>
           <w:sz w:val="22"/>
         </w:rPr>
-        <w:t xml:space="preserve"> (as in fact happens) while declining to grant the </w:t>
+        <w:t xml:space="preserve"> (</w:t>
+      </w:r>
+      <w:r>
+        <w:rPr>
+          <w:rFonts w:ascii="SBL Hebrew" w:hAnsi="SBL Hebrew" w:cs="SBL Hebrew" w:eastAsia="SBL Hebrew"/>
+          <w:b w:val="0"/>
+          <w:i w:val="0"/>
+          <w:color w:val="1A1A1A"/>
+          <w:sz w:val="22"/>
+        </w:rPr>
+        <w:t>מִשְׁנָיוֹת</w:t>
+      </w:r>
+      <w:r>
+        <w:rPr>
+          <w:rFonts w:ascii="Georgia" w:hAnsi="Georgia" w:cs="SBL Hebrew" w:eastAsia="Georgia"/>
+          <w:b w:val="0"/>
+          <w:i w:val="0"/>
+          <w:color w:val="1A1A1A"/>
+          <w:sz w:val="22"/>
+        </w:rPr>
+        <w:t xml:space="preserve">) (as in fact happens) while declining to grant the </w:t>
       </w:r>
       <w:r>
         <w:rPr>
@@ -2809,7 +4139,27 @@
           <w:color w:val="1A1A1A"/>
           <w:sz w:val="22"/>
         </w:rPr>
-        <w:t>, in the previous year’s study, was cited for the view that it was.</w:t>
+        <w:t xml:space="preserve"> (</w:t>
+      </w:r>
+      <w:r>
+        <w:rPr>
+          <w:rFonts w:ascii="SBL Hebrew" w:hAnsi="SBL Hebrew" w:cs="SBL Hebrew" w:eastAsia="SBL Hebrew"/>
+          <w:b w:val="0"/>
+          <w:i w:val="0"/>
+          <w:color w:val="1A1A1A"/>
+          <w:sz w:val="22"/>
+        </w:rPr>
+        <w:t>רַמְבַּ"ן</w:t>
+      </w:r>
+      <w:r>
+        <w:rPr>
+          <w:rFonts w:ascii="Georgia" w:hAnsi="Georgia" w:cs="SBL Hebrew" w:eastAsia="Georgia"/>
+          <w:b w:val="0"/>
+          <w:i w:val="0"/>
+          <w:color w:val="1A1A1A"/>
+          <w:sz w:val="22"/>
+        </w:rPr>
+        <w:t>), in the previous year’s study, was cited for the view that it was.</w:t>
       </w:r>
       <w:r>
         <w:rPr>
@@ -2887,7 +4237,27 @@
           <w:color w:val="1A1A1A"/>
           <w:sz w:val="22"/>
         </w:rPr>
-        <w:t xml:space="preserve"> of the late fifteenth and early sixteenth centuries and among the finest Hebraists of the Renaissance — reads the verse in the opposite direction and thereby dismantles the premise of the previous answer.</w:t>
+        <w:t xml:space="preserve"> (</w:t>
+      </w:r>
+      <w:r>
+        <w:rPr>
+          <w:rFonts w:ascii="SBL Hebrew" w:hAnsi="SBL Hebrew" w:cs="SBL Hebrew" w:eastAsia="SBL Hebrew"/>
+          <w:b w:val="0"/>
+          <w:i w:val="0"/>
+          <w:color w:val="1A1A1A"/>
+          <w:sz w:val="22"/>
+        </w:rPr>
+        <w:t>פּוֹסְקִים</w:t>
+      </w:r>
+      <w:r>
+        <w:rPr>
+          <w:rFonts w:ascii="Georgia" w:hAnsi="Georgia" w:cs="SBL Hebrew" w:eastAsia="Georgia"/>
+          <w:b w:val="0"/>
+          <w:i w:val="0"/>
+          <w:color w:val="1A1A1A"/>
+          <w:sz w:val="22"/>
+        </w:rPr>
+        <w:t>) of the late fifteenth and early sixteenth centuries and among the finest Hebraists of the Renaissance — reads the verse in the opposite direction and thereby dismantles the premise of the previous answer.</w:t>
       </w:r>
     </w:p>
     <w:p>
@@ -2972,7 +4342,27 @@
           <w:color w:val="1A1A1A"/>
           <w:sz w:val="22"/>
         </w:rPr>
-        <w:t xml:space="preserve">. So long as a Davidic king sits upon the throne, no other tribe may usurp him. But once the crown has been removed — by the </w:t>
+        <w:t xml:space="preserve"> (</w:t>
+      </w:r>
+      <w:r>
+        <w:rPr>
+          <w:rFonts w:ascii="SBL Hebrew" w:hAnsi="SBL Hebrew" w:cs="SBL Hebrew" w:eastAsia="SBL Hebrew"/>
+          <w:b w:val="0"/>
+          <w:i w:val="0"/>
+          <w:color w:val="1A1A1A"/>
+          <w:sz w:val="22"/>
+        </w:rPr>
+        <w:t>שֵׁבֶט יְהוּדָה</w:t>
+      </w:r>
+      <w:r>
+        <w:rPr>
+          <w:rFonts w:ascii="Georgia" w:hAnsi="Georgia" w:cs="SBL Hebrew" w:eastAsia="Georgia"/>
+          <w:b w:val="0"/>
+          <w:i w:val="0"/>
+          <w:color w:val="1A1A1A"/>
+          <w:sz w:val="22"/>
+        </w:rPr>
+        <w:t xml:space="preserve">). So long as a Davidic king sits upon the throne, no other tribe may usurp him. But once the crown has been removed — by the </w:t>
       </w:r>
       <w:r>
         <w:rPr>
@@ -2992,7 +4382,27 @@
           <w:color w:val="1A1A1A"/>
           <w:sz w:val="22"/>
         </w:rPr>
-        <w:t xml:space="preserve"> of the First Temple, by the exile of </w:t>
+        <w:t xml:space="preserve"> (</w:t>
+      </w:r>
+      <w:r>
+        <w:rPr>
+          <w:rFonts w:ascii="SBL Hebrew" w:hAnsi="SBL Hebrew" w:cs="SBL Hebrew" w:eastAsia="SBL Hebrew"/>
+          <w:b w:val="0"/>
+          <w:i w:val="0"/>
+          <w:color w:val="1A1A1A"/>
+          <w:sz w:val="22"/>
+        </w:rPr>
+        <w:t>חֻרְבָּן</w:t>
+      </w:r>
+      <w:r>
+        <w:rPr>
+          <w:rFonts w:ascii="Georgia" w:hAnsi="Georgia" w:cs="SBL Hebrew" w:eastAsia="Georgia"/>
+          <w:b w:val="0"/>
+          <w:i w:val="0"/>
+          <w:color w:val="1A1A1A"/>
+          <w:sz w:val="22"/>
+        </w:rPr>
+        <w:t xml:space="preserve">) of the First Temple, by the exile of </w:t>
       </w:r>
       <w:r>
         <w:rPr>
@@ -3012,7 +4422,27 @@
           <w:color w:val="1A1A1A"/>
           <w:sz w:val="22"/>
         </w:rPr>
-        <w:t xml:space="preserve">, by the centuries in which no Davidic king reigned at all — the prohibition falls silent. There is no </w:t>
+        <w:t xml:space="preserve"> (</w:t>
+      </w:r>
+      <w:r>
+        <w:rPr>
+          <w:rFonts w:ascii="SBL Hebrew" w:hAnsi="SBL Hebrew" w:cs="SBL Hebrew" w:eastAsia="SBL Hebrew"/>
+          <w:b w:val="0"/>
+          <w:i w:val="0"/>
+          <w:color w:val="1A1A1A"/>
+          <w:sz w:val="22"/>
+        </w:rPr>
+        <w:t>צִדְקִיָּהוּ</w:t>
+      </w:r>
+      <w:r>
+        <w:rPr>
+          <w:rFonts w:ascii="Georgia" w:hAnsi="Georgia" w:cs="SBL Hebrew" w:eastAsia="Georgia"/>
+          <w:b w:val="0"/>
+          <w:i w:val="0"/>
+          <w:color w:val="1A1A1A"/>
+          <w:sz w:val="22"/>
+        </w:rPr>
+        <w:t xml:space="preserve">), by the centuries in which no Davidic king reigned at all — the prohibition falls silent. There is no </w:t>
       </w:r>
       <w:r>
         <w:rPr>
@@ -3032,7 +4462,27 @@
           <w:color w:val="1A1A1A"/>
           <w:sz w:val="22"/>
         </w:rPr>
-        <w:t xml:space="preserve"> upon a member of another tribe assuming a throne that has already stood empty. The </w:t>
+        <w:t xml:space="preserve"> (</w:t>
+      </w:r>
+      <w:r>
+        <w:rPr>
+          <w:rFonts w:ascii="SBL Hebrew" w:hAnsi="SBL Hebrew" w:cs="SBL Hebrew" w:eastAsia="SBL Hebrew"/>
+          <w:b w:val="0"/>
+          <w:i w:val="0"/>
+          <w:color w:val="1A1A1A"/>
+          <w:sz w:val="22"/>
+        </w:rPr>
+        <w:t>אִסּוּר</w:t>
+      </w:r>
+      <w:r>
+        <w:rPr>
+          <w:rFonts w:ascii="Georgia" w:hAnsi="Georgia" w:cs="SBL Hebrew" w:eastAsia="Georgia"/>
+          <w:b w:val="0"/>
+          <w:i w:val="0"/>
+          <w:color w:val="1A1A1A"/>
+          <w:sz w:val="22"/>
+        </w:rPr>
+        <w:t xml:space="preserve">) upon a member of another tribe assuming a throne that has already stood empty. The </w:t>
       </w:r>
       <w:r>
         <w:rPr>
@@ -3167,7 +4617,27 @@
           <w:color w:val="1A1A1A"/>
           <w:sz w:val="22"/>
         </w:rPr>
-        <w:t xml:space="preserve"> for </w:t>
+        <w:t xml:space="preserve"> (</w:t>
+      </w:r>
+      <w:r>
+        <w:rPr>
+          <w:rFonts w:ascii="SBL Hebrew" w:hAnsi="SBL Hebrew" w:cs="SBL Hebrew" w:eastAsia="SBL Hebrew"/>
+          <w:b w:val="0"/>
+          <w:i w:val="0"/>
+          <w:color w:val="1A1A1A"/>
+          <w:sz w:val="22"/>
+        </w:rPr>
+        <w:t>חֵטְא</w:t>
+      </w:r>
+      <w:r>
+        <w:rPr>
+          <w:rFonts w:ascii="Georgia" w:hAnsi="Georgia" w:cs="SBL Hebrew" w:eastAsia="Georgia"/>
+          <w:b w:val="0"/>
+          <w:i w:val="0"/>
+          <w:color w:val="1A1A1A"/>
+          <w:sz w:val="22"/>
+        </w:rPr>
+        <w:t xml:space="preserve">) for </w:t>
       </w:r>
       <w:r>
         <w:rPr>
@@ -3247,7 +4717,27 @@
           <w:color w:val="1A1A1A"/>
           <w:sz w:val="22"/>
         </w:rPr>
-        <w:t xml:space="preserve"> of the missing </w:t>
+        <w:t xml:space="preserve"> (</w:t>
+      </w:r>
+      <w:r>
+        <w:rPr>
+          <w:rFonts w:ascii="SBL Hebrew" w:hAnsi="SBL Hebrew" w:cs="SBL Hebrew" w:eastAsia="SBL Hebrew"/>
+          <w:b w:val="0"/>
+          <w:i w:val="0"/>
+          <w:color w:val="1A1A1A"/>
+          <w:sz w:val="22"/>
+        </w:rPr>
+        <w:t>קֻשְׁיָא</w:t>
+      </w:r>
+      <w:r>
+        <w:rPr>
+          <w:rFonts w:ascii="Georgia" w:hAnsi="Georgia" w:cs="SBL Hebrew" w:eastAsia="Georgia"/>
+          <w:b w:val="0"/>
+          <w:i w:val="0"/>
+          <w:color w:val="1A1A1A"/>
+          <w:sz w:val="22"/>
+        </w:rPr>
+        <w:t xml:space="preserve">) of the missing </w:t>
       </w:r>
       <w:r>
         <w:rPr>
@@ -3267,7 +4757,27 @@
           <w:color w:val="1A1A1A"/>
           <w:sz w:val="22"/>
         </w:rPr>
-        <w:t xml:space="preserve"> must be answered on other grounds.</w:t>
+        <w:t xml:space="preserve"> (</w:t>
+      </w:r>
+      <w:r>
+        <w:rPr>
+          <w:rFonts w:ascii="SBL Hebrew" w:hAnsi="SBL Hebrew" w:cs="SBL Hebrew" w:eastAsia="SBL Hebrew"/>
+          <w:b w:val="0"/>
+          <w:i w:val="0"/>
+          <w:color w:val="1A1A1A"/>
+          <w:sz w:val="22"/>
+        </w:rPr>
+        <w:t>מַסֶּכֶת</w:t>
+      </w:r>
+      <w:r>
+        <w:rPr>
+          <w:rFonts w:ascii="Georgia" w:hAnsi="Georgia" w:cs="SBL Hebrew" w:eastAsia="Georgia"/>
+          <w:b w:val="0"/>
+          <w:i w:val="0"/>
+          <w:color w:val="1A1A1A"/>
+          <w:sz w:val="22"/>
+        </w:rPr>
+        <w:t>) must be answered on other grounds.</w:t>
       </w:r>
     </w:p>
     <w:p>
@@ -3372,6 +4882,36 @@
       <w:r>
         <w:rPr>
           <w:rFonts w:ascii="Georgia" w:hAnsi="Georgia" w:cs="SBL Hebrew" w:eastAsia="Georgia"/>
+          <w:b w:val="0"/>
+          <w:i w:val="0"/>
+          <w:color w:val="1A1A1A"/>
+          <w:sz w:val="22"/>
+        </w:rPr>
+        <w:t xml:space="preserve"> (</w:t>
+      </w:r>
+      <w:r>
+        <w:rPr>
+          <w:rFonts w:ascii="SBL Hebrew" w:hAnsi="SBL Hebrew" w:cs="SBL Hebrew" w:eastAsia="SBL Hebrew"/>
+          <w:b w:val="0"/>
+          <w:i w:val="0"/>
+          <w:color w:val="1A1A1A"/>
+          <w:sz w:val="22"/>
+        </w:rPr>
+        <w:t>הִלְכוֹת חֲנֻכָּה</w:t>
+      </w:r>
+      <w:r>
+        <w:rPr>
+          <w:rFonts w:ascii="Georgia" w:hAnsi="Georgia" w:cs="SBL Hebrew" w:eastAsia="Georgia"/>
+          <w:b w:val="0"/>
+          <w:i w:val="0"/>
+          <w:color w:val="1A1A1A"/>
+          <w:sz w:val="22"/>
+        </w:rPr>
+        <w:t>)</w:t>
+      </w:r>
+      <w:r>
+        <w:rPr>
+          <w:rFonts w:ascii="Georgia" w:hAnsi="Georgia" w:cs="SBL Hebrew" w:eastAsia="Georgia"/>
           <w:color w:val="B8860B"/>
           <w:sz w:val="16"/>
           <w:vertAlign w:val="superscript"/>
@@ -3466,7 +5006,27 @@
           <w:color w:val="1A1A1A"/>
           <w:sz w:val="22"/>
         </w:rPr>
-        <w:t xml:space="preserve"> was restored to </w:t>
+        <w:t xml:space="preserve"> (</w:t>
+      </w:r>
+      <w:r>
+        <w:rPr>
+          <w:rFonts w:ascii="SBL Hebrew" w:hAnsi="SBL Hebrew" w:cs="SBL Hebrew" w:eastAsia="SBL Hebrew"/>
+          <w:b w:val="0"/>
+          <w:i w:val="0"/>
+          <w:color w:val="1A1A1A"/>
+          <w:sz w:val="22"/>
+        </w:rPr>
+        <w:t>מַלְכוּת</w:t>
+      </w:r>
+      <w:r>
+        <w:rPr>
+          <w:rFonts w:ascii="Georgia" w:hAnsi="Georgia" w:cs="SBL Hebrew" w:eastAsia="Georgia"/>
+          <w:b w:val="0"/>
+          <w:i w:val="0"/>
+          <w:color w:val="1A1A1A"/>
+          <w:sz w:val="22"/>
+        </w:rPr>
+        <w:t xml:space="preserve">) was restored to </w:t>
       </w:r>
       <w:r>
         <w:rPr>
@@ -3486,7 +5046,27 @@
           <w:color w:val="1A1A1A"/>
           <w:sz w:val="22"/>
         </w:rPr>
-        <w:t xml:space="preserve"> for more than two hundred years.</w:t>
+        <w:t xml:space="preserve"> (</w:t>
+      </w:r>
+      <w:r>
+        <w:rPr>
+          <w:rFonts w:ascii="SBL Hebrew" w:hAnsi="SBL Hebrew" w:cs="SBL Hebrew" w:eastAsia="SBL Hebrew"/>
+          <w:b w:val="0"/>
+          <w:i w:val="0"/>
+          <w:color w:val="1A1A1A"/>
+          <w:sz w:val="22"/>
+        </w:rPr>
+        <w:t>כְּלַל יִשְׂרָאֵל</w:t>
+      </w:r>
+      <w:r>
+        <w:rPr>
+          <w:rFonts w:ascii="Georgia" w:hAnsi="Georgia" w:cs="SBL Hebrew" w:eastAsia="Georgia"/>
+          <w:b w:val="0"/>
+          <w:i w:val="0"/>
+          <w:color w:val="1A1A1A"/>
+          <w:sz w:val="22"/>
+        </w:rPr>
+        <w:t>) for more than two hundred years.</w:t>
       </w:r>
     </w:p>
     <w:p>
@@ -3561,7 +5141,27 @@
           <w:color w:val="1A1A1A"/>
           <w:sz w:val="22"/>
         </w:rPr>
-        <w:t xml:space="preserve">, the opening of </w:t>
+        <w:t xml:space="preserve"> (</w:t>
+      </w:r>
+      <w:r>
+        <w:rPr>
+          <w:rFonts w:ascii="SBL Hebrew" w:hAnsi="SBL Hebrew" w:cs="SBL Hebrew" w:eastAsia="SBL Hebrew"/>
+          <w:b w:val="0"/>
+          <w:i w:val="0"/>
+          <w:color w:val="1A1A1A"/>
+          <w:sz w:val="22"/>
+        </w:rPr>
+        <w:t>מִשְׁנֵה תּוֹרָה</w:t>
+      </w:r>
+      <w:r>
+        <w:rPr>
+          <w:rFonts w:ascii="Georgia" w:hAnsi="Georgia" w:cs="SBL Hebrew" w:eastAsia="Georgia"/>
+          <w:b w:val="0"/>
+          <w:i w:val="0"/>
+          <w:color w:val="1A1A1A"/>
+          <w:sz w:val="22"/>
+        </w:rPr>
+        <w:t xml:space="preserve">), the opening of </w:t>
       </w:r>
       <w:r>
         <w:rPr>
@@ -3601,7 +5201,27 @@
           <w:color w:val="1A1A1A"/>
           <w:sz w:val="22"/>
         </w:rPr>
-        <w:t xml:space="preserve"> at all but three full </w:t>
+        <w:t xml:space="preserve"> (</w:t>
+      </w:r>
+      <w:r>
+        <w:rPr>
+          <w:rFonts w:ascii="SBL Hebrew" w:hAnsi="SBL Hebrew" w:cs="SBL Hebrew" w:eastAsia="SBL Hebrew"/>
+          <w:b w:val="0"/>
+          <w:i w:val="0"/>
+          <w:color w:val="1A1A1A"/>
+          <w:sz w:val="22"/>
+        </w:rPr>
+        <w:t>הֲלָכָה</w:t>
+      </w:r>
+      <w:r>
+        <w:rPr>
+          <w:rFonts w:ascii="Georgia" w:hAnsi="Georgia" w:cs="SBL Hebrew" w:eastAsia="Georgia"/>
+          <w:b w:val="0"/>
+          <w:i w:val="0"/>
+          <w:color w:val="1A1A1A"/>
+          <w:sz w:val="22"/>
+        </w:rPr>
+        <w:t xml:space="preserve">) at all but three full </w:t>
       </w:r>
       <w:r>
         <w:rPr>
@@ -3736,7 +5356,27 @@
           <w:color w:val="1A1A1A"/>
           <w:sz w:val="22"/>
         </w:rPr>
-        <w:t>.</w:t>
+        <w:t xml:space="preserve"> (</w:t>
+      </w:r>
+      <w:r>
+        <w:rPr>
+          <w:rFonts w:ascii="SBL Hebrew" w:hAnsi="SBL Hebrew" w:cs="SBL Hebrew" w:eastAsia="SBL Hebrew"/>
+          <w:b w:val="0"/>
+          <w:i w:val="0"/>
+          <w:color w:val="1A1A1A"/>
+          <w:sz w:val="22"/>
+        </w:rPr>
+        <w:t>הַקְדָּמָה</w:t>
+      </w:r>
+      <w:r>
+        <w:rPr>
+          <w:rFonts w:ascii="Georgia" w:hAnsi="Georgia" w:cs="SBL Hebrew" w:eastAsia="Georgia"/>
+          <w:b w:val="0"/>
+          <w:i w:val="0"/>
+          <w:color w:val="1A1A1A"/>
+          <w:sz w:val="22"/>
+        </w:rPr>
+        <w:t>).</w:t>
       </w:r>
       <w:r>
         <w:rPr>
@@ -3805,7 +5445,27 @@
           <w:color w:val="1A1A1A"/>
           <w:sz w:val="22"/>
         </w:rPr>
-        <w:t xml:space="preserve"> and this book</w:t>
+        <w:t xml:space="preserve"> (</w:t>
+      </w:r>
+      <w:r>
+        <w:rPr>
+          <w:rFonts w:ascii="SBL Hebrew" w:hAnsi="SBL Hebrew" w:cs="SBL Hebrew" w:eastAsia="SBL Hebrew"/>
+          <w:b w:val="0"/>
+          <w:i/>
+          <w:color w:val="1A1A1A"/>
+          <w:sz w:val="22"/>
+        </w:rPr>
+        <w:t>תַּנַּ"ךְ</w:t>
+      </w:r>
+      <w:r>
+        <w:rPr>
+          <w:rFonts w:ascii="Georgia" w:hAnsi="Georgia" w:cs="SBL Hebrew" w:eastAsia="Georgia"/>
+          <w:b w:val="0"/>
+          <w:i/>
+          <w:color w:val="1A1A1A"/>
+          <w:sz w:val="22"/>
+        </w:rPr>
+        <w:t>) and this book</w:t>
       </w:r>
       <w:r>
         <w:rPr>
@@ -3855,7 +5515,27 @@
           <w:color w:val="1A1A1A"/>
           <w:sz w:val="22"/>
         </w:rPr>
-        <w:t xml:space="preserve"> of Babylonia argued that his stated aim would render the study of </w:t>
+        <w:t xml:space="preserve"> (</w:t>
+      </w:r>
+      <w:r>
+        <w:rPr>
+          <w:rFonts w:ascii="SBL Hebrew" w:hAnsi="SBL Hebrew" w:cs="SBL Hebrew" w:eastAsia="SBL Hebrew"/>
+          <w:b w:val="0"/>
+          <w:i w:val="0"/>
+          <w:color w:val="1A1A1A"/>
+          <w:sz w:val="22"/>
+        </w:rPr>
+        <w:t>גְּאוֹנִים</w:t>
+      </w:r>
+      <w:r>
+        <w:rPr>
+          <w:rFonts w:ascii="Georgia" w:hAnsi="Georgia" w:cs="SBL Hebrew" w:eastAsia="Georgia"/>
+          <w:b w:val="0"/>
+          <w:i w:val="0"/>
+          <w:color w:val="1A1A1A"/>
+          <w:sz w:val="22"/>
+        </w:rPr>
+        <w:t xml:space="preserve">) of Babylonia argued that his stated aim would render the study of </w:t>
       </w:r>
       <w:r>
         <w:rPr>
@@ -4110,7 +5790,27 @@
           <w:color w:val="1A1A1A"/>
           <w:sz w:val="22"/>
         </w:rPr>
-        <w:t xml:space="preserve"> to the </w:t>
+        <w:t xml:space="preserve"> (</w:t>
+      </w:r>
+      <w:r>
+        <w:rPr>
+          <w:rFonts w:ascii="SBL Hebrew" w:hAnsi="SBL Hebrew" w:cs="SBL Hebrew" w:eastAsia="SBL Hebrew"/>
+          <w:b w:val="0"/>
+          <w:i w:val="0"/>
+          <w:color w:val="1A1A1A"/>
+          <w:sz w:val="22"/>
+        </w:rPr>
+        <w:t>הַקְדָּמָה הִיסְטוֹרִית</w:t>
+      </w:r>
+      <w:r>
+        <w:rPr>
+          <w:rFonts w:ascii="Georgia" w:hAnsi="Georgia" w:cs="SBL Hebrew" w:eastAsia="Georgia"/>
+          <w:b w:val="0"/>
+          <w:i w:val="0"/>
+          <w:color w:val="1A1A1A"/>
+          <w:sz w:val="22"/>
+        </w:rPr>
+        <w:t xml:space="preserve">) to the </w:t>
       </w:r>
       <w:r>
         <w:rPr>
@@ -4190,7 +5890,27 @@
           <w:color w:val="1A1A1A"/>
           <w:sz w:val="22"/>
         </w:rPr>
-        <w:t xml:space="preserve"> in his </w:t>
+        <w:t xml:space="preserve"> (</w:t>
+      </w:r>
+      <w:r>
+        <w:rPr>
+          <w:rFonts w:ascii="SBL Hebrew" w:hAnsi="SBL Hebrew" w:cs="SBL Hebrew" w:eastAsia="SBL Hebrew"/>
+          <w:b w:val="0"/>
+          <w:i w:val="0"/>
+          <w:color w:val="1A1A1A"/>
+          <w:sz w:val="22"/>
+        </w:rPr>
+        <w:t>מְגִלַּת אֶסְתֵּר</w:t>
+      </w:r>
+      <w:r>
+        <w:rPr>
+          <w:rFonts w:ascii="Georgia" w:hAnsi="Georgia" w:cs="SBL Hebrew" w:eastAsia="Georgia"/>
+          <w:b w:val="0"/>
+          <w:i w:val="0"/>
+          <w:color w:val="1A1A1A"/>
+          <w:sz w:val="22"/>
+        </w:rPr>
+        <w:t xml:space="preserve">) in his </w:t>
       </w:r>
       <w:r>
         <w:rPr>
@@ -4264,7 +5984,27 @@
           <w:color w:val="1A1A1A"/>
           <w:sz w:val="22"/>
         </w:rPr>
-        <w:t xml:space="preserve"> in the tradition of his </w:t>
+        <w:t xml:space="preserve"> (</w:t>
+      </w:r>
+      <w:r>
+        <w:rPr>
+          <w:rFonts w:ascii="SBL Hebrew" w:hAnsi="SBL Hebrew" w:cs="SBL Hebrew" w:eastAsia="SBL Hebrew"/>
+          <w:b w:val="0"/>
+          <w:i w:val="0"/>
+          <w:color w:val="1A1A1A"/>
+          <w:sz w:val="22"/>
+        </w:rPr>
+        <w:t>חֲתַם סוֹפֵר</w:t>
+      </w:r>
+      <w:r>
+        <w:rPr>
+          <w:rFonts w:ascii="Georgia" w:hAnsi="Georgia" w:cs="SBL Hebrew" w:eastAsia="Georgia"/>
+          <w:b w:val="0"/>
+          <w:i w:val="0"/>
+          <w:color w:val="1A1A1A"/>
+          <w:sz w:val="22"/>
+        </w:rPr>
+        <w:t xml:space="preserve">) in the tradition of his </w:t>
       </w:r>
       <w:r>
         <w:rPr>
@@ -4323,7 +6063,27 @@
           <w:color w:val="1A1A1A"/>
           <w:sz w:val="22"/>
         </w:rPr>
-        <w:t xml:space="preserve">’s editorial method. </w:t>
+        <w:t xml:space="preserve"> (</w:t>
+      </w:r>
+      <w:r>
+        <w:rPr>
+          <w:rFonts w:ascii="SBL Hebrew" w:hAnsi="SBL Hebrew" w:cs="SBL Hebrew" w:eastAsia="SBL Hebrew"/>
+          <w:b w:val="0"/>
+          <w:i w:val="0"/>
+          <w:color w:val="1A1A1A"/>
+          <w:sz w:val="22"/>
+        </w:rPr>
+        <w:t>מִשְׁנָה</w:t>
+      </w:r>
+      <w:r>
+        <w:rPr>
+          <w:rFonts w:ascii="Georgia" w:hAnsi="Georgia" w:cs="SBL Hebrew" w:eastAsia="Georgia"/>
+          <w:b w:val="0"/>
+          <w:i w:val="0"/>
+          <w:color w:val="1A1A1A"/>
+          <w:sz w:val="22"/>
+        </w:rPr>
+        <w:t xml:space="preserve">)’s editorial method. </w:t>
       </w:r>
       <w:r>
         <w:rPr>
@@ -4343,7 +6103,27 @@
           <w:color w:val="1A1A1A"/>
           <w:sz w:val="22"/>
         </w:rPr>
-        <w:t xml:space="preserve">’s task was </w:t>
+        <w:t xml:space="preserve"> (</w:t>
+      </w:r>
+      <w:r>
+        <w:rPr>
+          <w:rFonts w:ascii="SBL Hebrew" w:hAnsi="SBL Hebrew" w:cs="SBL Hebrew" w:eastAsia="SBL Hebrew"/>
+          <w:b w:val="0"/>
+          <w:i w:val="0"/>
+          <w:color w:val="1A1A1A"/>
+          <w:sz w:val="22"/>
+        </w:rPr>
+        <w:t>רַבֵּינוּ הַקָּדוֹשׁ</w:t>
+      </w:r>
+      <w:r>
+        <w:rPr>
+          <w:rFonts w:ascii="Georgia" w:hAnsi="Georgia" w:cs="SBL Hebrew" w:eastAsia="Georgia"/>
+          <w:b w:val="0"/>
+          <w:i w:val="0"/>
+          <w:color w:val="1A1A1A"/>
+          <w:sz w:val="22"/>
+        </w:rPr>
+        <w:t xml:space="preserve">)’s task was </w:t>
       </w:r>
       <w:r>
         <w:rPr>
@@ -4383,7 +6163,27 @@
           <w:color w:val="1A1A1A"/>
           <w:sz w:val="22"/>
         </w:rPr>
-        <w:t xml:space="preserve"> that lived on every Jewish tongue required no </w:t>
+        <w:t xml:space="preserve"> (</w:t>
+      </w:r>
+      <w:r>
+        <w:rPr>
+          <w:rFonts w:ascii="SBL Hebrew" w:hAnsi="SBL Hebrew" w:cs="SBL Hebrew" w:eastAsia="SBL Hebrew"/>
+          <w:b w:val="0"/>
+          <w:i w:val="0"/>
+          <w:color w:val="1A1A1A"/>
+          <w:sz w:val="22"/>
+        </w:rPr>
+        <w:t>הֲלָכוֹת</w:t>
+      </w:r>
+      <w:r>
+        <w:rPr>
+          <w:rFonts w:ascii="Georgia" w:hAnsi="Georgia" w:cs="SBL Hebrew" w:eastAsia="Georgia"/>
+          <w:b w:val="0"/>
+          <w:i w:val="0"/>
+          <w:color w:val="1A1A1A"/>
+          <w:sz w:val="22"/>
+        </w:rPr>
+        <w:t xml:space="preserve">) that lived on every Jewish tongue required no </w:t>
       </w:r>
       <w:r>
         <w:rPr>
@@ -4498,7 +6298,27 @@
           <w:color w:val="1A1A1A"/>
           <w:sz w:val="22"/>
         </w:rPr>
-        <w:t xml:space="preserve">’s remarkable observation in his </w:t>
+        <w:t xml:space="preserve"> (</w:t>
+      </w:r>
+      <w:r>
+        <w:rPr>
+          <w:rFonts w:ascii="SBL Hebrew" w:hAnsi="SBL Hebrew" w:cs="SBL Hebrew" w:eastAsia="SBL Hebrew"/>
+          <w:b w:val="0"/>
+          <w:i w:val="0"/>
+          <w:color w:val="1A1A1A"/>
+          <w:sz w:val="22"/>
+        </w:rPr>
+        <w:t>רַמְבַּ"ם</w:t>
+      </w:r>
+      <w:r>
+        <w:rPr>
+          <w:rFonts w:ascii="Georgia" w:hAnsi="Georgia" w:cs="SBL Hebrew" w:eastAsia="Georgia"/>
+          <w:b w:val="0"/>
+          <w:i w:val="0"/>
+          <w:color w:val="1A1A1A"/>
+          <w:sz w:val="22"/>
+        </w:rPr>
+        <w:t xml:space="preserve">)’s remarkable observation in his </w:t>
       </w:r>
       <w:r>
         <w:rPr>
@@ -4518,7 +6338,27 @@
           <w:color w:val="1A1A1A"/>
           <w:sz w:val="22"/>
         </w:rPr>
-        <w:t xml:space="preserve"> on </w:t>
+        <w:t xml:space="preserve"> (</w:t>
+      </w:r>
+      <w:r>
+        <w:rPr>
+          <w:rFonts w:ascii="SBL Hebrew" w:hAnsi="SBL Hebrew" w:cs="SBL Hebrew" w:eastAsia="SBL Hebrew"/>
+          <w:b w:val="0"/>
+          <w:i w:val="0"/>
+          <w:color w:val="1A1A1A"/>
+          <w:sz w:val="22"/>
+        </w:rPr>
+        <w:t>פֵּירוּשׁ הַמִּשְׁנָיוֹת</w:t>
+      </w:r>
+      <w:r>
+        <w:rPr>
+          <w:rFonts w:ascii="Georgia" w:hAnsi="Georgia" w:cs="SBL Hebrew" w:eastAsia="Georgia"/>
+          <w:b w:val="0"/>
+          <w:i w:val="0"/>
+          <w:color w:val="1A1A1A"/>
+          <w:sz w:val="22"/>
+        </w:rPr>
+        <w:t xml:space="preserve">) on </w:t>
       </w:r>
       <w:r>
         <w:rPr>
@@ -4538,7 +6378,27 @@
           <w:color w:val="1A1A1A"/>
           <w:sz w:val="22"/>
         </w:rPr>
-        <w:t>.</w:t>
+        <w:t xml:space="preserve"> (</w:t>
+      </w:r>
+      <w:r>
+        <w:rPr>
+          <w:rFonts w:ascii="SBL Hebrew" w:hAnsi="SBL Hebrew" w:cs="SBL Hebrew" w:eastAsia="SBL Hebrew"/>
+          <w:b w:val="0"/>
+          <w:i w:val="0"/>
+          <w:color w:val="1A1A1A"/>
+          <w:sz w:val="22"/>
+        </w:rPr>
+        <w:t>מְנָחוֹת</w:t>
+      </w:r>
+      <w:r>
+        <w:rPr>
+          <w:rFonts w:ascii="Georgia" w:hAnsi="Georgia" w:cs="SBL Hebrew" w:eastAsia="Georgia"/>
+          <w:b w:val="0"/>
+          <w:i w:val="0"/>
+          <w:color w:val="1A1A1A"/>
+          <w:sz w:val="22"/>
+        </w:rPr>
+        <w:t>).</w:t>
       </w:r>
       <w:r>
         <w:rPr>
@@ -4607,7 +6467,27 @@
           <w:color w:val="1A1A1A"/>
           <w:sz w:val="22"/>
         </w:rPr>
-        <w:t xml:space="preserve"> anywhere</w:t>
+        <w:t xml:space="preserve"> (</w:t>
+      </w:r>
+      <w:r>
+        <w:rPr>
+          <w:rFonts w:ascii="SBL Hebrew" w:hAnsi="SBL Hebrew" w:cs="SBL Hebrew" w:eastAsia="SBL Hebrew"/>
+          <w:b w:val="0"/>
+          <w:i/>
+          <w:color w:val="1A1A1A"/>
+          <w:sz w:val="22"/>
+        </w:rPr>
+        <w:t>מִשְׁנָה</w:t>
+      </w:r>
+      <w:r>
+        <w:rPr>
+          <w:rFonts w:ascii="Georgia" w:hAnsi="Georgia" w:cs="SBL Hebrew" w:eastAsia="Georgia"/>
+          <w:b w:val="0"/>
+          <w:i/>
+          <w:color w:val="1A1A1A"/>
+          <w:sz w:val="22"/>
+        </w:rPr>
+        <w:t>) anywhere</w:t>
       </w:r>
       <w:r>
         <w:rPr>
@@ -4637,7 +6517,27 @@
           <w:color w:val="1A1A1A"/>
           <w:sz w:val="22"/>
         </w:rPr>
-        <w:t xml:space="preserve">. </w:t>
+        <w:t xml:space="preserve"> (</w:t>
+      </w:r>
+      <w:r>
+        <w:rPr>
+          <w:rFonts w:ascii="SBL Hebrew" w:hAnsi="SBL Hebrew" w:cs="SBL Hebrew" w:eastAsia="SBL Hebrew"/>
+          <w:b w:val="0"/>
+          <w:i w:val="0"/>
+          <w:color w:val="1A1A1A"/>
+          <w:sz w:val="22"/>
+        </w:rPr>
+        <w:t>קְרִיאַת שְׁמַע</w:t>
+      </w:r>
+      <w:r>
+        <w:rPr>
+          <w:rFonts w:ascii="Georgia" w:hAnsi="Georgia" w:cs="SBL Hebrew" w:eastAsia="Georgia"/>
+          <w:b w:val="0"/>
+          <w:i w:val="0"/>
+          <w:color w:val="1A1A1A"/>
+          <w:sz w:val="22"/>
+        </w:rPr>
+        <w:t xml:space="preserve">). </w:t>
       </w:r>
       <w:r>
         <w:rPr>
@@ -4677,7 +6577,27 @@
           <w:color w:val="1A1A1A"/>
           <w:sz w:val="22"/>
         </w:rPr>
-        <w:t xml:space="preserve">. Nor does any </w:t>
+        <w:t xml:space="preserve"> (</w:t>
+      </w:r>
+      <w:r>
+        <w:rPr>
+          <w:rFonts w:ascii="SBL Hebrew" w:hAnsi="SBL Hebrew" w:cs="SBL Hebrew" w:eastAsia="SBL Hebrew"/>
+          <w:b w:val="0"/>
+          <w:i w:val="0"/>
+          <w:color w:val="1A1A1A"/>
+          <w:sz w:val="22"/>
+        </w:rPr>
+        <w:t>חִיּוּב</w:t>
+      </w:r>
+      <w:r>
+        <w:rPr>
+          <w:rFonts w:ascii="Georgia" w:hAnsi="Georgia" w:cs="SBL Hebrew" w:eastAsia="Georgia"/>
+          <w:b w:val="0"/>
+          <w:i w:val="0"/>
+          <w:color w:val="1A1A1A"/>
+          <w:sz w:val="22"/>
+        </w:rPr>
+        <w:t xml:space="preserve">). Nor does any </w:t>
       </w:r>
       <w:r>
         <w:rPr>
@@ -4717,7 +6637,27 @@
           <w:color w:val="1A1A1A"/>
           <w:sz w:val="22"/>
         </w:rPr>
-        <w:t xml:space="preserve"> to the doorpost or the daily wearing of </w:t>
+        <w:t xml:space="preserve"> (</w:t>
+      </w:r>
+      <w:r>
+        <w:rPr>
+          <w:rFonts w:ascii="SBL Hebrew" w:hAnsi="SBL Hebrew" w:cs="SBL Hebrew" w:eastAsia="SBL Hebrew"/>
+          <w:b w:val="0"/>
+          <w:i w:val="0"/>
+          <w:color w:val="1A1A1A"/>
+          <w:sz w:val="22"/>
+        </w:rPr>
+        <w:t>מְזוּזָה</w:t>
+      </w:r>
+      <w:r>
+        <w:rPr>
+          <w:rFonts w:ascii="Georgia" w:hAnsi="Georgia" w:cs="SBL Hebrew" w:eastAsia="Georgia"/>
+          <w:b w:val="0"/>
+          <w:i w:val="0"/>
+          <w:color w:val="1A1A1A"/>
+          <w:sz w:val="22"/>
+        </w:rPr>
+        <w:t xml:space="preserve">) to the doorpost or the daily wearing of </w:t>
       </w:r>
       <w:r>
         <w:rPr>
@@ -4737,7 +6677,27 @@
           <w:color w:val="1A1A1A"/>
           <w:sz w:val="22"/>
         </w:rPr>
-        <w:t>. These were universal practices; every Jewish home observed them; no formal codification was required.</w:t>
+        <w:t xml:space="preserve"> (</w:t>
+      </w:r>
+      <w:r>
+        <w:rPr>
+          <w:rFonts w:ascii="SBL Hebrew" w:hAnsi="SBL Hebrew" w:cs="SBL Hebrew" w:eastAsia="SBL Hebrew"/>
+          <w:b w:val="0"/>
+          <w:i w:val="0"/>
+          <w:color w:val="1A1A1A"/>
+          <w:sz w:val="22"/>
+        </w:rPr>
+        <w:t>תְּפִלִּין</w:t>
+      </w:r>
+      <w:r>
+        <w:rPr>
+          <w:rFonts w:ascii="Georgia" w:hAnsi="Georgia" w:cs="SBL Hebrew" w:eastAsia="Georgia"/>
+          <w:b w:val="0"/>
+          <w:i w:val="0"/>
+          <w:color w:val="1A1A1A"/>
+          <w:sz w:val="22"/>
+        </w:rPr>
+        <w:t>). These were universal practices; every Jewish home observed them; no formal codification was required.</w:t>
       </w:r>
     </w:p>
     <w:p>
@@ -4772,7 +6732,27 @@
           <w:color w:val="1A1A1A"/>
           <w:sz w:val="22"/>
         </w:rPr>
-        <w:t xml:space="preserve">’s redaction, approximately three and a half centuries had elapsed since the Maccabean revolt. The chronology is precise. The Maccabean uprising is dated to 167 BCE; Rabi Yehudah HaNasi was born, as the </w:t>
+        <w:t>’s redaction, approximately three and a half centuries had elapsed since the Maccabean revolt. The chronology is precise. The Maccabean uprising is dated to 167 BCE; Rabi Yehudah (</w:t>
+      </w:r>
+      <w:r>
+        <w:rPr>
+          <w:rFonts w:ascii="SBL Hebrew" w:hAnsi="SBL Hebrew" w:cs="SBL Hebrew" w:eastAsia="SBL Hebrew"/>
+          <w:b w:val="0"/>
+          <w:i w:val="0"/>
+          <w:color w:val="1A1A1A"/>
+          <w:sz w:val="22"/>
+        </w:rPr>
+        <w:t>יְהוּדָה</w:t>
+      </w:r>
+      <w:r>
+        <w:rPr>
+          <w:rFonts w:ascii="Georgia" w:hAnsi="Georgia" w:cs="SBL Hebrew" w:eastAsia="Georgia"/>
+          <w:b w:val="0"/>
+          <w:i w:val="0"/>
+          <w:color w:val="1A1A1A"/>
+          <w:sz w:val="22"/>
+        </w:rPr>
+        <w:t xml:space="preserve">) HaNasi was born, as the </w:t>
       </w:r>
       <w:r>
         <w:rPr>
@@ -4792,7 +6772,27 @@
           <w:color w:val="1A1A1A"/>
           <w:sz w:val="22"/>
         </w:rPr>
-        <w:t xml:space="preserve"> in </w:t>
+        <w:t xml:space="preserve"> (</w:t>
+      </w:r>
+      <w:r>
+        <w:rPr>
+          <w:rFonts w:ascii="SBL Hebrew" w:hAnsi="SBL Hebrew" w:cs="SBL Hebrew" w:eastAsia="SBL Hebrew"/>
+          <w:b w:val="0"/>
+          <w:i w:val="0"/>
+          <w:color w:val="1A1A1A"/>
+          <w:sz w:val="22"/>
+        </w:rPr>
+        <w:t>גְּמָרָא</w:t>
+      </w:r>
+      <w:r>
+        <w:rPr>
+          <w:rFonts w:ascii="Georgia" w:hAnsi="Georgia" w:cs="SBL Hebrew" w:eastAsia="Georgia"/>
+          <w:b w:val="0"/>
+          <w:i w:val="0"/>
+          <w:color w:val="1A1A1A"/>
+          <w:sz w:val="22"/>
+        </w:rPr>
+        <w:t xml:space="preserve">) in </w:t>
       </w:r>
       <w:r>
         <w:rPr>
@@ -4812,7 +6812,27 @@
           <w:color w:val="1A1A1A"/>
           <w:sz w:val="22"/>
         </w:rPr>
-        <w:t xml:space="preserve"> records,</w:t>
+        <w:t xml:space="preserve"> (</w:t>
+      </w:r>
+      <w:r>
+        <w:rPr>
+          <w:rFonts w:ascii="SBL Hebrew" w:hAnsi="SBL Hebrew" w:cs="SBL Hebrew" w:eastAsia="SBL Hebrew"/>
+          <w:b w:val="0"/>
+          <w:i w:val="0"/>
+          <w:color w:val="1A1A1A"/>
+          <w:sz w:val="22"/>
+        </w:rPr>
+        <w:t>קִדּוּשִׁין</w:t>
+      </w:r>
+      <w:r>
+        <w:rPr>
+          <w:rFonts w:ascii="Georgia" w:hAnsi="Georgia" w:cs="SBL Hebrew" w:eastAsia="Georgia"/>
+          <w:b w:val="0"/>
+          <w:i w:val="0"/>
+          <w:color w:val="1A1A1A"/>
+          <w:sz w:val="22"/>
+        </w:rPr>
+        <w:t>) records,</w:t>
       </w:r>
       <w:r>
         <w:rPr>
@@ -4851,7 +6871,27 @@
           <w:color w:val="1A1A1A"/>
           <w:sz w:val="22"/>
         </w:rPr>
-        <w:t xml:space="preserve"> died, roughly 135 CE; the </w:t>
+        <w:t xml:space="preserve"> (</w:t>
+      </w:r>
+      <w:r>
+        <w:rPr>
+          <w:rFonts w:ascii="SBL Hebrew" w:hAnsi="SBL Hebrew" w:cs="SBL Hebrew" w:eastAsia="SBL Hebrew"/>
+          <w:b w:val="0"/>
+          <w:i w:val="0"/>
+          <w:color w:val="1A1A1A"/>
+          <w:sz w:val="22"/>
+        </w:rPr>
+        <w:t>רַבִּי עֲקִיבָא</w:t>
+      </w:r>
+      <w:r>
+        <w:rPr>
+          <w:rFonts w:ascii="Georgia" w:hAnsi="Georgia" w:cs="SBL Hebrew" w:eastAsia="Georgia"/>
+          <w:b w:val="0"/>
+          <w:i w:val="0"/>
+          <w:color w:val="1A1A1A"/>
+          <w:sz w:val="22"/>
+        </w:rPr>
+        <w:t xml:space="preserve">) died, roughly 135 CE; the </w:t>
       </w:r>
       <w:r>
         <w:rPr>
@@ -4891,7 +6931,27 @@
           <w:color w:val="1A1A1A"/>
           <w:sz w:val="22"/>
         </w:rPr>
-        <w:t xml:space="preserve">, the reading of the </w:t>
+        <w:t xml:space="preserve"> (</w:t>
+      </w:r>
+      <w:r>
+        <w:rPr>
+          <w:rFonts w:ascii="SBL Hebrew" w:hAnsi="SBL Hebrew" w:cs="SBL Hebrew" w:eastAsia="SBL Hebrew"/>
+          <w:b w:val="0"/>
+          <w:i w:val="0"/>
+          <w:color w:val="1A1A1A"/>
+          <w:sz w:val="22"/>
+        </w:rPr>
+        <w:t>הַלֵּל</w:t>
+      </w:r>
+      <w:r>
+        <w:rPr>
+          <w:rFonts w:ascii="Georgia" w:hAnsi="Georgia" w:cs="SBL Hebrew" w:eastAsia="Georgia"/>
+          <w:b w:val="0"/>
+          <w:i w:val="0"/>
+          <w:color w:val="1A1A1A"/>
+          <w:sz w:val="22"/>
+        </w:rPr>
+        <w:t xml:space="preserve">), the reading of the </w:t>
       </w:r>
       <w:r>
         <w:rPr>
@@ -5120,7 +7180,27 @@
           <w:color w:val="1A1A1A"/>
           <w:sz w:val="22"/>
         </w:rPr>
-        <w:t xml:space="preserve"> by pointing to what already existed in written form when </w:t>
+        <w:t xml:space="preserve"> (</w:t>
+      </w:r>
+      <w:r>
+        <w:rPr>
+          <w:rFonts w:ascii="SBL Hebrew" w:hAnsi="SBL Hebrew" w:cs="SBL Hebrew" w:eastAsia="SBL Hebrew"/>
+          <w:b w:val="0"/>
+          <w:i w:val="0"/>
+          <w:color w:val="1A1A1A"/>
+          <w:sz w:val="22"/>
+        </w:rPr>
+        <w:t>קֻשְׁיָא</w:t>
+      </w:r>
+      <w:r>
+        <w:rPr>
+          <w:rFonts w:ascii="Georgia" w:hAnsi="Georgia" w:cs="SBL Hebrew" w:eastAsia="Georgia"/>
+          <w:b w:val="0"/>
+          <w:i w:val="0"/>
+          <w:color w:val="1A1A1A"/>
+          <w:sz w:val="22"/>
+        </w:rPr>
+        <w:t xml:space="preserve">) by pointing to what already existed in written form when </w:t>
       </w:r>
       <w:r>
         <w:rPr>
@@ -5140,7 +7220,27 @@
           <w:color w:val="1A1A1A"/>
           <w:sz w:val="22"/>
         </w:rPr>
-        <w:t xml:space="preserve"> sat to compose the </w:t>
+        <w:t xml:space="preserve"> (</w:t>
+      </w:r>
+      <w:r>
+        <w:rPr>
+          <w:rFonts w:ascii="SBL Hebrew" w:hAnsi="SBL Hebrew" w:cs="SBL Hebrew" w:eastAsia="SBL Hebrew"/>
+          <w:b w:val="0"/>
+          <w:i w:val="0"/>
+          <w:color w:val="1A1A1A"/>
+          <w:sz w:val="22"/>
+        </w:rPr>
+        <w:t>רַבֵּינוּ הַקָּדוֹשׁ</w:t>
+      </w:r>
+      <w:r>
+        <w:rPr>
+          <w:rFonts w:ascii="Georgia" w:hAnsi="Georgia" w:cs="SBL Hebrew" w:eastAsia="Georgia"/>
+          <w:b w:val="0"/>
+          <w:i w:val="0"/>
+          <w:color w:val="1A1A1A"/>
+          <w:sz w:val="22"/>
+        </w:rPr>
+        <w:t xml:space="preserve">) sat to compose the </w:t>
       </w:r>
       <w:r>
         <w:rPr>
@@ -5160,7 +7260,27 @@
           <w:color w:val="1A1A1A"/>
           <w:sz w:val="22"/>
         </w:rPr>
-        <w:t xml:space="preserve">. </w:t>
+        <w:t xml:space="preserve"> (</w:t>
+      </w:r>
+      <w:r>
+        <w:rPr>
+          <w:rFonts w:ascii="SBL Hebrew" w:hAnsi="SBL Hebrew" w:cs="SBL Hebrew" w:eastAsia="SBL Hebrew"/>
+          <w:b w:val="0"/>
+          <w:i w:val="0"/>
+          <w:color w:val="1A1A1A"/>
+          <w:sz w:val="22"/>
+        </w:rPr>
+        <w:t>מִשְׁנָה</w:t>
+      </w:r>
+      <w:r>
+        <w:rPr>
+          <w:rFonts w:ascii="Georgia" w:hAnsi="Georgia" w:cs="SBL Hebrew" w:eastAsia="Georgia"/>
+          <w:b w:val="0"/>
+          <w:i w:val="0"/>
+          <w:color w:val="1A1A1A"/>
+          <w:sz w:val="22"/>
+        </w:rPr>
+        <w:t xml:space="preserve">). </w:t>
       </w:r>
       <w:r>
         <w:rPr>
@@ -5171,6 +7291,36 @@
           <w:sz w:val="22"/>
         </w:rPr>
         <w:t>Megillas Taanis</w:t>
+      </w:r>
+      <w:r>
+        <w:rPr>
+          <w:rFonts w:ascii="Georgia" w:hAnsi="Georgia" w:cs="SBL Hebrew" w:eastAsia="Georgia"/>
+          <w:b w:val="0"/>
+          <w:i w:val="0"/>
+          <w:color w:val="1A1A1A"/>
+          <w:sz w:val="22"/>
+        </w:rPr>
+        <w:t xml:space="preserve"> (</w:t>
+      </w:r>
+      <w:r>
+        <w:rPr>
+          <w:rFonts w:ascii="SBL Hebrew" w:hAnsi="SBL Hebrew" w:cs="SBL Hebrew" w:eastAsia="SBL Hebrew"/>
+          <w:b w:val="0"/>
+          <w:i w:val="0"/>
+          <w:color w:val="1A1A1A"/>
+          <w:sz w:val="22"/>
+        </w:rPr>
+        <w:t>מְגִלַּת תַּעֲנִית</w:t>
+      </w:r>
+      <w:r>
+        <w:rPr>
+          <w:rFonts w:ascii="Georgia" w:hAnsi="Georgia" w:cs="SBL Hebrew" w:eastAsia="Georgia"/>
+          <w:b w:val="0"/>
+          <w:i w:val="0"/>
+          <w:color w:val="1A1A1A"/>
+          <w:sz w:val="22"/>
+        </w:rPr>
+        <w:t>)</w:t>
       </w:r>
       <w:r>
         <w:rPr>
@@ -5229,7 +7379,27 @@
           <w:color w:val="1A1A1A"/>
           <w:sz w:val="22"/>
         </w:rPr>
-        <w:t xml:space="preserve"> and </w:t>
+        <w:t xml:space="preserve"> (</w:t>
+      </w:r>
+      <w:r>
+        <w:rPr>
+          <w:rFonts w:ascii="SBL Hebrew" w:hAnsi="SBL Hebrew" w:cs="SBL Hebrew" w:eastAsia="SBL Hebrew"/>
+          <w:b w:val="0"/>
+          <w:i w:val="0"/>
+          <w:color w:val="1A1A1A"/>
+          <w:sz w:val="22"/>
+        </w:rPr>
+        <w:t>הֶסְפֵּד</w:t>
+      </w:r>
+      <w:r>
+        <w:rPr>
+          <w:rFonts w:ascii="Georgia" w:hAnsi="Georgia" w:cs="SBL Hebrew" w:eastAsia="Georgia"/>
+          <w:b w:val="0"/>
+          <w:i w:val="0"/>
+          <w:color w:val="1A1A1A"/>
+          <w:sz w:val="22"/>
+        </w:rPr>
+        <w:t xml:space="preserve">) and </w:t>
       </w:r>
       <w:r>
         <w:rPr>
@@ -5269,7 +7439,27 @@
           <w:color w:val="1A1A1A"/>
           <w:sz w:val="22"/>
         </w:rPr>
-        <w:t xml:space="preserve">. It is quoted throughout both Talmuds; it is, by scholarly consensus, the earliest written composition of </w:t>
+        <w:t xml:space="preserve"> (</w:t>
+      </w:r>
+      <w:r>
+        <w:rPr>
+          <w:rFonts w:ascii="SBL Hebrew" w:hAnsi="SBL Hebrew" w:cs="SBL Hebrew" w:eastAsia="SBL Hebrew"/>
+          <w:b w:val="0"/>
+          <w:i w:val="0"/>
+          <w:color w:val="1A1A1A"/>
+          <w:sz w:val="22"/>
+        </w:rPr>
+        <w:t>יָמִים טוֹבִים קְטַנִּים</w:t>
+      </w:r>
+      <w:r>
+        <w:rPr>
+          <w:rFonts w:ascii="Georgia" w:hAnsi="Georgia" w:cs="SBL Hebrew" w:eastAsia="Georgia"/>
+          <w:b w:val="0"/>
+          <w:i w:val="0"/>
+          <w:color w:val="1A1A1A"/>
+          <w:sz w:val="22"/>
+        </w:rPr>
+        <w:t xml:space="preserve">). It is quoted throughout both Talmuds; it is, by scholarly consensus, the earliest written composition of </w:t>
       </w:r>
       <w:r>
         <w:rPr>
@@ -5364,7 +7554,27 @@
           <w:color w:val="1A1A1A"/>
           <w:sz w:val="22"/>
         </w:rPr>
-        <w:t xml:space="preserve"> over the Greek forces. The chronology of the eight days, the sequence of the miracle, the identification of the days that must be treated as </w:t>
+        <w:t xml:space="preserve"> (</w:t>
+      </w:r>
+      <w:r>
+        <w:rPr>
+          <w:rFonts w:ascii="SBL Hebrew" w:hAnsi="SBL Hebrew" w:cs="SBL Hebrew" w:eastAsia="SBL Hebrew"/>
+          <w:b w:val="0"/>
+          <w:i w:val="0"/>
+          <w:color w:val="1A1A1A"/>
+          <w:sz w:val="22"/>
+        </w:rPr>
+        <w:t>חַשְׁמוֹנָאִים</w:t>
+      </w:r>
+      <w:r>
+        <w:rPr>
+          <w:rFonts w:ascii="Georgia" w:hAnsi="Georgia" w:cs="SBL Hebrew" w:eastAsia="Georgia"/>
+          <w:b w:val="0"/>
+          <w:i w:val="0"/>
+          <w:color w:val="1A1A1A"/>
+          <w:sz w:val="22"/>
+        </w:rPr>
+        <w:t xml:space="preserve">) over the Greek forces. The chronology of the eight days, the sequence of the miracle, the identification of the days that must be treated as </w:t>
       </w:r>
       <w:r>
         <w:rPr>
@@ -5384,7 +7594,27 @@
           <w:color w:val="1A1A1A"/>
           <w:sz w:val="22"/>
         </w:rPr>
-        <w:t xml:space="preserve"> — the essential historical framework of Chanukah is already there. By the time </w:t>
+        <w:t xml:space="preserve"> (</w:t>
+      </w:r>
+      <w:r>
+        <w:rPr>
+          <w:rFonts w:ascii="SBL Hebrew" w:hAnsi="SBL Hebrew" w:cs="SBL Hebrew" w:eastAsia="SBL Hebrew"/>
+          <w:b w:val="0"/>
+          <w:i w:val="0"/>
+          <w:color w:val="1A1A1A"/>
+          <w:sz w:val="22"/>
+        </w:rPr>
+        <w:t>יוֹם טוֹב</w:t>
+      </w:r>
+      <w:r>
+        <w:rPr>
+          <w:rFonts w:ascii="Georgia" w:hAnsi="Georgia" w:cs="SBL Hebrew" w:eastAsia="Georgia"/>
+          <w:b w:val="0"/>
+          <w:i w:val="0"/>
+          <w:color w:val="1A1A1A"/>
+          <w:sz w:val="22"/>
+        </w:rPr>
+        <w:t xml:space="preserve">) — the essential historical framework of Chanukah is already there. By the time </w:t>
       </w:r>
       <w:r>
         <w:rPr>
@@ -5464,7 +7694,27 @@
           <w:color w:val="1A1A1A"/>
           <w:sz w:val="22"/>
         </w:rPr>
-        <w:t xml:space="preserve"> already possessed.</w:t>
+        <w:t xml:space="preserve"> (</w:t>
+      </w:r>
+      <w:r>
+        <w:rPr>
+          <w:rFonts w:ascii="SBL Hebrew" w:hAnsi="SBL Hebrew" w:cs="SBL Hebrew" w:eastAsia="SBL Hebrew"/>
+          <w:b w:val="0"/>
+          <w:i w:val="0"/>
+          <w:color w:val="1A1A1A"/>
+          <w:sz w:val="22"/>
+        </w:rPr>
+        <w:t>אֻמָּה</w:t>
+      </w:r>
+      <w:r>
+        <w:rPr>
+          <w:rFonts w:ascii="Georgia" w:hAnsi="Georgia" w:cs="SBL Hebrew" w:eastAsia="Georgia"/>
+          <w:b w:val="0"/>
+          <w:i w:val="0"/>
+          <w:color w:val="1A1A1A"/>
+          <w:sz w:val="22"/>
+        </w:rPr>
+        <w:t>) already possessed.</w:t>
       </w:r>
     </w:p>
     <w:p>
@@ -5607,7 +7857,27 @@
           <w:color w:val="1A1A1A"/>
           <w:sz w:val="22"/>
         </w:rPr>
-        <w:t xml:space="preserve"> of the first rank, a historian who read the Roman sources in the original, and by trade a shopkeeper in </w:t>
+        <w:t xml:space="preserve"> (</w:t>
+      </w:r>
+      <w:r>
+        <w:rPr>
+          <w:rFonts w:ascii="SBL Hebrew" w:hAnsi="SBL Hebrew" w:cs="SBL Hebrew" w:eastAsia="SBL Hebrew"/>
+          <w:b w:val="0"/>
+          <w:i w:val="0"/>
+          <w:color w:val="1A1A1A"/>
+          <w:sz w:val="22"/>
+        </w:rPr>
+        <w:t>תַּלְמִיד חָכָם</w:t>
+      </w:r>
+      <w:r>
+        <w:rPr>
+          <w:rFonts w:ascii="Georgia" w:hAnsi="Georgia" w:cs="SBL Hebrew" w:eastAsia="Georgia"/>
+          <w:b w:val="0"/>
+          <w:i w:val="0"/>
+          <w:color w:val="1A1A1A"/>
+          <w:sz w:val="22"/>
+        </w:rPr>
+        <w:t xml:space="preserve">) of the first rank, a historian who read the Roman sources in the original, and by trade a shopkeeper in </w:t>
       </w:r>
       <w:r>
         <w:rPr>
@@ -5627,7 +7897,27 @@
           <w:color w:val="1A1A1A"/>
           <w:sz w:val="22"/>
         </w:rPr>
-        <w:t xml:space="preserve">. He emigrated from Galicia in 1946 or 1947 and supported himself by running a small grocery; the dozens of </w:t>
+        <w:t xml:space="preserve"> (</w:t>
+      </w:r>
+      <w:r>
+        <w:rPr>
+          <w:rFonts w:ascii="SBL Hebrew" w:hAnsi="SBL Hebrew" w:cs="SBL Hebrew" w:eastAsia="SBL Hebrew"/>
+          <w:b w:val="0"/>
+          <w:i w:val="0"/>
+          <w:color w:val="1A1A1A"/>
+          <w:sz w:val="22"/>
+        </w:rPr>
+        <w:t>אֶרֶץ יִשְׂרָאֵל</w:t>
+      </w:r>
+      <w:r>
+        <w:rPr>
+          <w:rFonts w:ascii="Georgia" w:hAnsi="Georgia" w:cs="SBL Hebrew" w:eastAsia="Georgia"/>
+          <w:b w:val="0"/>
+          <w:i w:val="0"/>
+          <w:color w:val="1A1A1A"/>
+          <w:sz w:val="22"/>
+        </w:rPr>
+        <w:t xml:space="preserve">). He emigrated from Galicia in 1946 or 1947 and supported himself by running a small grocery; the dozens of </w:t>
       </w:r>
       <w:r>
         <w:rPr>
@@ -5647,7 +7937,27 @@
           <w:color w:val="1A1A1A"/>
           <w:sz w:val="22"/>
         </w:rPr>
-        <w:t xml:space="preserve"> he produced were composed in the hours he could steal from his shop. His </w:t>
+        <w:t xml:space="preserve"> (</w:t>
+      </w:r>
+      <w:r>
+        <w:rPr>
+          <w:rFonts w:ascii="SBL Hebrew" w:hAnsi="SBL Hebrew" w:cs="SBL Hebrew" w:eastAsia="SBL Hebrew"/>
+          <w:b w:val="0"/>
+          <w:i w:val="0"/>
+          <w:color w:val="1A1A1A"/>
+          <w:sz w:val="22"/>
+        </w:rPr>
+        <w:t>סְפָרִים</w:t>
+      </w:r>
+      <w:r>
+        <w:rPr>
+          <w:rFonts w:ascii="Georgia" w:hAnsi="Georgia" w:cs="SBL Hebrew" w:eastAsia="Georgia"/>
+          <w:b w:val="0"/>
+          <w:i w:val="0"/>
+          <w:color w:val="1A1A1A"/>
+          <w:sz w:val="22"/>
+        </w:rPr>
+        <w:t xml:space="preserve">) he produced were composed in the hours he could steal from his shop. His </w:t>
       </w:r>
       <w:r>
         <w:rPr>
@@ -5667,7 +7977,27 @@
           <w:color w:val="1A1A1A"/>
           <w:sz w:val="22"/>
         </w:rPr>
-        <w:t xml:space="preserve"> on </w:t>
+        <w:t xml:space="preserve"> (</w:t>
+      </w:r>
+      <w:r>
+        <w:rPr>
+          <w:rFonts w:ascii="SBL Hebrew" w:hAnsi="SBL Hebrew" w:cs="SBL Hebrew" w:eastAsia="SBL Hebrew"/>
+          <w:b w:val="0"/>
+          <w:i w:val="0"/>
+          <w:color w:val="1A1A1A"/>
+          <w:sz w:val="22"/>
+        </w:rPr>
+        <w:t>מַרְגָּלִיּוֹת הַיָּם</w:t>
+      </w:r>
+      <w:r>
+        <w:rPr>
+          <w:rFonts w:ascii="Georgia" w:hAnsi="Georgia" w:cs="SBL Hebrew" w:eastAsia="Georgia"/>
+          <w:b w:val="0"/>
+          <w:i w:val="0"/>
+          <w:color w:val="1A1A1A"/>
+          <w:sz w:val="22"/>
+        </w:rPr>
+        <w:t xml:space="preserve">) on </w:t>
       </w:r>
       <w:r>
         <w:rPr>
@@ -5687,7 +8017,27 @@
           <w:color w:val="1A1A1A"/>
           <w:sz w:val="22"/>
         </w:rPr>
-        <w:t xml:space="preserve"> stands as a required companion to that tractate for anyone learning it seriously; his other works include a sustained study of what motivated </w:t>
+        <w:t xml:space="preserve"> (</w:t>
+      </w:r>
+      <w:r>
+        <w:rPr>
+          <w:rFonts w:ascii="SBL Hebrew" w:hAnsi="SBL Hebrew" w:cs="SBL Hebrew" w:eastAsia="SBL Hebrew"/>
+          <w:b w:val="0"/>
+          <w:i w:val="0"/>
+          <w:color w:val="1A1A1A"/>
+          <w:sz w:val="22"/>
+        </w:rPr>
+        <w:t>סַנְהֶדְרִין</w:t>
+      </w:r>
+      <w:r>
+        <w:rPr>
+          <w:rFonts w:ascii="Georgia" w:hAnsi="Georgia" w:cs="SBL Hebrew" w:eastAsia="Georgia"/>
+          <w:b w:val="0"/>
+          <w:i w:val="0"/>
+          <w:color w:val="1A1A1A"/>
+          <w:sz w:val="22"/>
+        </w:rPr>
+        <w:t xml:space="preserve">) stands as a required companion to that tractate for anyone learning it seriously; his other works include a sustained study of what motivated </w:t>
       </w:r>
       <w:r>
         <w:rPr>
@@ -5707,7 +8057,27 @@
           <w:color w:val="1A1A1A"/>
           <w:sz w:val="22"/>
         </w:rPr>
-        <w:t xml:space="preserve"> to write the </w:t>
+        <w:t xml:space="preserve"> (</w:t>
+      </w:r>
+      <w:r>
+        <w:rPr>
+          <w:rFonts w:ascii="SBL Hebrew" w:hAnsi="SBL Hebrew" w:cs="SBL Hebrew" w:eastAsia="SBL Hebrew"/>
+          <w:b w:val="0"/>
+          <w:i w:val="0"/>
+          <w:color w:val="1A1A1A"/>
+          <w:sz w:val="22"/>
+        </w:rPr>
+        <w:t>רַבֵּינוּ הַקָּדוֹשׁ</w:t>
+      </w:r>
+      <w:r>
+        <w:rPr>
+          <w:rFonts w:ascii="Georgia" w:hAnsi="Georgia" w:cs="SBL Hebrew" w:eastAsia="Georgia"/>
+          <w:b w:val="0"/>
+          <w:i w:val="0"/>
+          <w:color w:val="1A1A1A"/>
+          <w:sz w:val="22"/>
+        </w:rPr>
+        <w:t xml:space="preserve">) to write the </w:t>
       </w:r>
       <w:r>
         <w:rPr>
@@ -5727,7 +8097,27 @@
           <w:color w:val="1A1A1A"/>
           <w:sz w:val="22"/>
         </w:rPr>
-        <w:t xml:space="preserve"> at all. It is in that study that the fifth answer is developed.</w:t>
+        <w:t xml:space="preserve"> (</w:t>
+      </w:r>
+      <w:r>
+        <w:rPr>
+          <w:rFonts w:ascii="SBL Hebrew" w:hAnsi="SBL Hebrew" w:cs="SBL Hebrew" w:eastAsia="SBL Hebrew"/>
+          <w:b w:val="0"/>
+          <w:i w:val="0"/>
+          <w:color w:val="1A1A1A"/>
+          <w:sz w:val="22"/>
+        </w:rPr>
+        <w:t>מִשְׁנָה</w:t>
+      </w:r>
+      <w:r>
+        <w:rPr>
+          <w:rFonts w:ascii="Georgia" w:hAnsi="Georgia" w:cs="SBL Hebrew" w:eastAsia="Georgia"/>
+          <w:b w:val="0"/>
+          <w:i w:val="0"/>
+          <w:color w:val="1A1A1A"/>
+          <w:sz w:val="22"/>
+        </w:rPr>
+        <w:t>) at all. It is in that study that the fifth answer is developed.</w:t>
       </w:r>
     </w:p>
     <w:p>
@@ -5852,7 +8242,27 @@
           <w:color w:val="1A1A1A"/>
           <w:sz w:val="22"/>
         </w:rPr>
-        <w:t xml:space="preserve">, of whom the </w:t>
+        <w:t xml:space="preserve"> (</w:t>
+      </w:r>
+      <w:r>
+        <w:rPr>
+          <w:rFonts w:ascii="SBL Hebrew" w:hAnsi="SBL Hebrew" w:cs="SBL Hebrew" w:eastAsia="SBL Hebrew"/>
+          <w:b w:val="0"/>
+          <w:i w:val="0"/>
+          <w:color w:val="1A1A1A"/>
+          <w:sz w:val="22"/>
+        </w:rPr>
+        <w:t>בִּרְיוֹנִים</w:t>
+      </w:r>
+      <w:r>
+        <w:rPr>
+          <w:rFonts w:ascii="Georgia" w:hAnsi="Georgia" w:cs="SBL Hebrew" w:eastAsia="Georgia"/>
+          <w:b w:val="0"/>
+          <w:i w:val="0"/>
+          <w:color w:val="1A1A1A"/>
+          <w:sz w:val="22"/>
+        </w:rPr>
+        <w:t xml:space="preserve">), of whom the </w:t>
       </w:r>
       <w:r>
         <w:rPr>
@@ -6071,7 +8481,27 @@
           <w:color w:val="1A1A1A"/>
           <w:sz w:val="22"/>
         </w:rPr>
-        <w:t xml:space="preserve"> and the </w:t>
+        <w:t xml:space="preserve"> (</w:t>
+      </w:r>
+      <w:r>
+        <w:rPr>
+          <w:rFonts w:ascii="SBL Hebrew" w:hAnsi="SBL Hebrew" w:cs="SBL Hebrew" w:eastAsia="SBL Hebrew"/>
+          <w:b w:val="0"/>
+          <w:i w:val="0"/>
+          <w:color w:val="1A1A1A"/>
+          <w:sz w:val="22"/>
+        </w:rPr>
+        <w:t>יְרוּשַׁלְמִי</w:t>
+      </w:r>
+      <w:r>
+        <w:rPr>
+          <w:rFonts w:ascii="Georgia" w:hAnsi="Georgia" w:cs="SBL Hebrew" w:eastAsia="Georgia"/>
+          <w:b w:val="0"/>
+          <w:i w:val="0"/>
+          <w:color w:val="1A1A1A"/>
+          <w:sz w:val="22"/>
+        </w:rPr>
+        <w:t xml:space="preserve">) and the </w:t>
       </w:r>
       <w:r>
         <w:rPr>
@@ -6091,7 +8521,27 @@
           <w:color w:val="1A1A1A"/>
           <w:sz w:val="22"/>
         </w:rPr>
-        <w:t>.</w:t>
+        <w:t xml:space="preserve"> (</w:t>
+      </w:r>
+      <w:r>
+        <w:rPr>
+          <w:rFonts w:ascii="SBL Hebrew" w:hAnsi="SBL Hebrew" w:cs="SBL Hebrew" w:eastAsia="SBL Hebrew"/>
+          <w:b w:val="0"/>
+          <w:i w:val="0"/>
+          <w:color w:val="1A1A1A"/>
+          <w:sz w:val="22"/>
+        </w:rPr>
+        <w:t>בַּבְלִי</w:t>
+      </w:r>
+      <w:r>
+        <w:rPr>
+          <w:rFonts w:ascii="Georgia" w:hAnsi="Georgia" w:cs="SBL Hebrew" w:eastAsia="Georgia"/>
+          <w:b w:val="0"/>
+          <w:i w:val="0"/>
+          <w:color w:val="1A1A1A"/>
+          <w:sz w:val="22"/>
+        </w:rPr>
+        <w:t>).</w:t>
       </w:r>
       <w:r>
         <w:rPr>
@@ -6170,7 +8620,27 @@
           <w:color w:val="1A1A1A"/>
           <w:sz w:val="22"/>
         </w:rPr>
-        <w:t xml:space="preserve"> 51b; </w:t>
+        <w:t xml:space="preserve"> (</w:t>
+      </w:r>
+      <w:r>
+        <w:rPr>
+          <w:rFonts w:ascii="SBL Hebrew" w:hAnsi="SBL Hebrew" w:cs="SBL Hebrew" w:eastAsia="SBL Hebrew"/>
+          <w:b w:val="0"/>
+          <w:i w:val="0"/>
+          <w:color w:val="1A1A1A"/>
+          <w:sz w:val="22"/>
+        </w:rPr>
+        <w:t>סֻכָּה</w:t>
+      </w:r>
+      <w:r>
+        <w:rPr>
+          <w:rFonts w:ascii="Georgia" w:hAnsi="Georgia" w:cs="SBL Hebrew" w:eastAsia="Georgia"/>
+          <w:b w:val="0"/>
+          <w:i w:val="0"/>
+          <w:color w:val="1A1A1A"/>
+          <w:sz w:val="22"/>
+        </w:rPr>
+        <w:t xml:space="preserve">) 51b; </w:t>
       </w:r>
       <w:r>
         <w:rPr>
@@ -6235,7 +8705,27 @@
           <w:color w:val="1A1A1A"/>
           <w:sz w:val="22"/>
         </w:rPr>
-        <w:t xml:space="preserve"> — seventy chairs of gold, arranged in memory of the seventy </w:t>
+        <w:t xml:space="preserve"> (</w:t>
+      </w:r>
+      <w:r>
+        <w:rPr>
+          <w:rFonts w:ascii="SBL Hebrew" w:hAnsi="SBL Hebrew" w:cs="SBL Hebrew" w:eastAsia="SBL Hebrew"/>
+          <w:b w:val="0"/>
+          <w:i w:val="0"/>
+          <w:color w:val="1A1A1A"/>
+          <w:sz w:val="22"/>
+        </w:rPr>
+        <w:t>קָתֶדְרוֹת שֶׁל זָהָב</w:t>
+      </w:r>
+      <w:r>
+        <w:rPr>
+          <w:rFonts w:ascii="Georgia" w:hAnsi="Georgia" w:cs="SBL Hebrew" w:eastAsia="Georgia"/>
+          <w:b w:val="0"/>
+          <w:i w:val="0"/>
+          <w:color w:val="1A1A1A"/>
+          <w:sz w:val="22"/>
+        </w:rPr>
+        <w:t xml:space="preserve">) — seventy chairs of gold, arranged in memory of the seventy </w:t>
       </w:r>
       <w:r>
         <w:rPr>
@@ -6255,7 +8745,27 @@
           <w:color w:val="1A1A1A"/>
           <w:sz w:val="22"/>
         </w:rPr>
-        <w:t xml:space="preserve"> of the </w:t>
+        <w:t xml:space="preserve"> (</w:t>
+      </w:r>
+      <w:r>
+        <w:rPr>
+          <w:rFonts w:ascii="SBL Hebrew" w:hAnsi="SBL Hebrew" w:cs="SBL Hebrew" w:eastAsia="SBL Hebrew"/>
+          <w:b w:val="0"/>
+          <w:i w:val="0"/>
+          <w:color w:val="1A1A1A"/>
+          <w:sz w:val="22"/>
+        </w:rPr>
+        <w:t>זְקֵנִים</w:t>
+      </w:r>
+      <w:r>
+        <w:rPr>
+          <w:rFonts w:ascii="Georgia" w:hAnsi="Georgia" w:cs="SBL Hebrew" w:eastAsia="Georgia"/>
+          <w:b w:val="0"/>
+          <w:i w:val="0"/>
+          <w:color w:val="1A1A1A"/>
+          <w:sz w:val="22"/>
+        </w:rPr>
+        <w:t xml:space="preserve">) of the </w:t>
       </w:r>
       <w:r>
         <w:rPr>
@@ -6295,7 +8805,27 @@
           <w:color w:val="1A1A1A"/>
           <w:sz w:val="22"/>
         </w:rPr>
-        <w:t xml:space="preserve">’s voice, and a </w:t>
+        <w:t xml:space="preserve"> (</w:t>
+      </w:r>
+      <w:r>
+        <w:rPr>
+          <w:rFonts w:ascii="SBL Hebrew" w:hAnsi="SBL Hebrew" w:cs="SBL Hebrew" w:eastAsia="SBL Hebrew"/>
+          <w:b w:val="0"/>
+          <w:i w:val="0"/>
+          <w:color w:val="1A1A1A"/>
+          <w:sz w:val="22"/>
+        </w:rPr>
+        <w:t>חַזָּן</w:t>
+      </w:r>
+      <w:r>
+        <w:rPr>
+          <w:rFonts w:ascii="Georgia" w:hAnsi="Georgia" w:cs="SBL Hebrew" w:eastAsia="Georgia"/>
+          <w:b w:val="0"/>
+          <w:i w:val="0"/>
+          <w:color w:val="1A1A1A"/>
+          <w:sz w:val="22"/>
+        </w:rPr>
+        <w:t xml:space="preserve">)’s voice, and a </w:t>
       </w:r>
       <w:r>
         <w:rPr>
@@ -6315,7 +8845,27 @@
           <w:color w:val="1A1A1A"/>
           <w:sz w:val="22"/>
         </w:rPr>
-        <w:t xml:space="preserve"> would raise a flag at each </w:t>
+        <w:t xml:space="preserve"> (</w:t>
+      </w:r>
+      <w:r>
+        <w:rPr>
+          <w:rFonts w:ascii="SBL Hebrew" w:hAnsi="SBL Hebrew" w:cs="SBL Hebrew" w:eastAsia="SBL Hebrew"/>
+          <w:b w:val="0"/>
+          <w:i w:val="0"/>
+          <w:color w:val="1A1A1A"/>
+          <w:sz w:val="22"/>
+        </w:rPr>
+        <w:t>שַׁמָּשׁ</w:t>
+      </w:r>
+      <w:r>
+        <w:rPr>
+          <w:rFonts w:ascii="Georgia" w:hAnsi="Georgia" w:cs="SBL Hebrew" w:eastAsia="Georgia"/>
+          <w:b w:val="0"/>
+          <w:i w:val="0"/>
+          <w:color w:val="1A1A1A"/>
+          <w:sz w:val="22"/>
+        </w:rPr>
+        <w:t xml:space="preserve">) would raise a flag at each </w:t>
       </w:r>
       <w:r>
         <w:rPr>
@@ -6335,7 +8885,27 @@
           <w:color w:val="1A1A1A"/>
           <w:sz w:val="22"/>
         </w:rPr>
-        <w:t xml:space="preserve"> so that the </w:t>
+        <w:t xml:space="preserve"> (</w:t>
+      </w:r>
+      <w:r>
+        <w:rPr>
+          <w:rFonts w:ascii="SBL Hebrew" w:hAnsi="SBL Hebrew" w:cs="SBL Hebrew" w:eastAsia="SBL Hebrew"/>
+          <w:b w:val="0"/>
+          <w:i w:val="0"/>
+          <w:color w:val="1A1A1A"/>
+          <w:sz w:val="22"/>
+        </w:rPr>
+        <w:t>אָמֵן</w:t>
+      </w:r>
+      <w:r>
+        <w:rPr>
+          <w:rFonts w:ascii="Georgia" w:hAnsi="Georgia" w:cs="SBL Hebrew" w:eastAsia="Georgia"/>
+          <w:b w:val="0"/>
+          <w:i w:val="0"/>
+          <w:color w:val="1A1A1A"/>
+          <w:sz w:val="22"/>
+        </w:rPr>
+        <w:t xml:space="preserve">) so that the </w:t>
       </w:r>
       <w:r>
         <w:rPr>
@@ -6355,7 +8925,27 @@
           <w:color w:val="1A1A1A"/>
           <w:sz w:val="22"/>
         </w:rPr>
-        <w:t xml:space="preserve"> knew when to respond.</w:t>
+        <w:t xml:space="preserve"> (</w:t>
+      </w:r>
+      <w:r>
+        <w:rPr>
+          <w:rFonts w:ascii="SBL Hebrew" w:hAnsi="SBL Hebrew" w:cs="SBL Hebrew" w:eastAsia="SBL Hebrew"/>
+          <w:b w:val="0"/>
+          <w:i w:val="0"/>
+          <w:color w:val="1A1A1A"/>
+          <w:sz w:val="22"/>
+        </w:rPr>
+        <w:t>צִבּוּר</w:t>
+      </w:r>
+      <w:r>
+        <w:rPr>
+          <w:rFonts w:ascii="Georgia" w:hAnsi="Georgia" w:cs="SBL Hebrew" w:eastAsia="Georgia"/>
+          <w:b w:val="0"/>
+          <w:i w:val="0"/>
+          <w:color w:val="1A1A1A"/>
+          <w:sz w:val="22"/>
+        </w:rPr>
+        <w:t>) knew when to respond.</w:t>
       </w:r>
     </w:p>
     <w:p>
@@ -6444,7 +9034,27 @@
           <w:color w:val="1A1A1A"/>
           <w:sz w:val="22"/>
         </w:rPr>
-        <w:t>’s narrative names Trajan personally as the agent of destruction; the identification is faithful to the Talmudic register even where Roman sources place the direct action in the hands of his general.</w:t>
+        <w:t xml:space="preserve"> (</w:t>
+      </w:r>
+      <w:r>
+        <w:rPr>
+          <w:rFonts w:ascii="SBL Hebrew" w:hAnsi="SBL Hebrew" w:cs="SBL Hebrew" w:eastAsia="SBL Hebrew"/>
+          <w:b w:val="0"/>
+          <w:i w:val="0"/>
+          <w:color w:val="1A1A1A"/>
+          <w:sz w:val="22"/>
+        </w:rPr>
+        <w:t>גְּמָרָא</w:t>
+      </w:r>
+      <w:r>
+        <w:rPr>
+          <w:rFonts w:ascii="Georgia" w:hAnsi="Georgia" w:cs="SBL Hebrew" w:eastAsia="Georgia"/>
+          <w:b w:val="0"/>
+          <w:i w:val="0"/>
+          <w:color w:val="1A1A1A"/>
+          <w:sz w:val="22"/>
+        </w:rPr>
+        <w:t>)’s narrative names Trajan personally as the agent of destruction; the identification is faithful to the Talmudic register even where Roman sources place the direct action in the hands of his general.</w:t>
       </w:r>
     </w:p>
     <w:p>
@@ -6579,7 +9189,27 @@
           <w:color w:val="1A1A1A"/>
           <w:sz w:val="22"/>
         </w:rPr>
-        <w:t>:</w:t>
+        <w:t xml:space="preserve"> (</w:t>
+      </w:r>
+      <w:r>
+        <w:rPr>
+          <w:rFonts w:ascii="SBL Hebrew" w:hAnsi="SBL Hebrew" w:cs="SBL Hebrew" w:eastAsia="SBL Hebrew"/>
+          <w:b w:val="0"/>
+          <w:i w:val="0"/>
+          <w:color w:val="1A1A1A"/>
+          <w:sz w:val="22"/>
+        </w:rPr>
+        <w:t>פָּרָשַׁת כִּי תָבוֹא</w:t>
+      </w:r>
+      <w:r>
+        <w:rPr>
+          <w:rFonts w:ascii="Georgia" w:hAnsi="Georgia" w:cs="SBL Hebrew" w:eastAsia="Georgia"/>
+          <w:b w:val="0"/>
+          <w:i w:val="0"/>
+          <w:color w:val="1A1A1A"/>
+          <w:sz w:val="22"/>
+        </w:rPr>
+        <w:t>):</w:t>
       </w:r>
     </w:p>
     <w:p>
@@ -6888,7 +9518,27 @@
           <w:color w:val="1A1A1A"/>
           <w:sz w:val="22"/>
         </w:rPr>
-        <w:t xml:space="preserve"> of the </w:t>
+        <w:t xml:space="preserve"> (</w:t>
+      </w:r>
+      <w:r>
+        <w:rPr>
+          <w:rFonts w:ascii="SBL Hebrew" w:hAnsi="SBL Hebrew" w:cs="SBL Hebrew" w:eastAsia="SBL Hebrew"/>
+          <w:b w:val="0"/>
+          <w:i w:val="0"/>
+          <w:color w:val="1A1A1A"/>
+          <w:sz w:val="22"/>
+        </w:rPr>
+        <w:t>תַּרְגּוּם</w:t>
+      </w:r>
+      <w:r>
+        <w:rPr>
+          <w:rFonts w:ascii="Georgia" w:hAnsi="Georgia" w:cs="SBL Hebrew" w:eastAsia="Georgia"/>
+          <w:b w:val="0"/>
+          <w:i w:val="0"/>
+          <w:color w:val="1A1A1A"/>
+          <w:sz w:val="22"/>
+        </w:rPr>
+        <w:t xml:space="preserve">) of the </w:t>
       </w:r>
       <w:r>
         <w:rPr>
@@ -6908,7 +9558,27 @@
           <w:color w:val="1A1A1A"/>
           <w:sz w:val="22"/>
         </w:rPr>
-        <w:t xml:space="preserve"> — the Septuagint. The </w:t>
+        <w:t xml:space="preserve"> (</w:t>
+      </w:r>
+      <w:r>
+        <w:rPr>
+          <w:rFonts w:ascii="SBL Hebrew" w:hAnsi="SBL Hebrew" w:cs="SBL Hebrew" w:eastAsia="SBL Hebrew"/>
+          <w:b w:val="0"/>
+          <w:i w:val="0"/>
+          <w:color w:val="1A1A1A"/>
+          <w:sz w:val="22"/>
+        </w:rPr>
+        <w:t>שִׁבְעִים זְקֵנִים</w:t>
+      </w:r>
+      <w:r>
+        <w:rPr>
+          <w:rFonts w:ascii="Georgia" w:hAnsi="Georgia" w:cs="SBL Hebrew" w:eastAsia="Georgia"/>
+          <w:b w:val="0"/>
+          <w:i w:val="0"/>
+          <w:color w:val="1A1A1A"/>
+          <w:sz w:val="22"/>
+        </w:rPr>
+        <w:t xml:space="preserve">) — the Septuagint. The </w:t>
       </w:r>
       <w:r>
         <w:rPr>
@@ -6939,6 +9609,36 @@
           <w:sz w:val="22"/>
         </w:rPr>
         <w:t>Megillah</w:t>
+      </w:r>
+      <w:r>
+        <w:rPr>
+          <w:rFonts w:ascii="Georgia" w:hAnsi="Georgia" w:cs="SBL Hebrew" w:eastAsia="Georgia"/>
+          <w:b w:val="0"/>
+          <w:i w:val="0"/>
+          <w:color w:val="1A1A1A"/>
+          <w:sz w:val="22"/>
+        </w:rPr>
+        <w:t xml:space="preserve"> (</w:t>
+      </w:r>
+      <w:r>
+        <w:rPr>
+          <w:rFonts w:ascii="SBL Hebrew" w:hAnsi="SBL Hebrew" w:cs="SBL Hebrew" w:eastAsia="SBL Hebrew"/>
+          <w:b w:val="0"/>
+          <w:i w:val="0"/>
+          <w:color w:val="1A1A1A"/>
+          <w:sz w:val="22"/>
+        </w:rPr>
+        <w:t>מְגִלָּה</w:t>
+      </w:r>
+      <w:r>
+        <w:rPr>
+          <w:rFonts w:ascii="Georgia" w:hAnsi="Georgia" w:cs="SBL Hebrew" w:eastAsia="Georgia"/>
+          <w:b w:val="0"/>
+          <w:i w:val="0"/>
+          <w:color w:val="1A1A1A"/>
+          <w:sz w:val="22"/>
+        </w:rPr>
+        <w:t>)</w:t>
       </w:r>
       <w:r>
         <w:rPr>
@@ -6977,7 +9677,27 @@
           <w:color w:val="1A1A1A"/>
           <w:sz w:val="22"/>
         </w:rPr>
-        <w:t xml:space="preserve"> emerged from all seventy pens, guided by </w:t>
+        <w:t xml:space="preserve"> (</w:t>
+      </w:r>
+      <w:r>
+        <w:rPr>
+          <w:rFonts w:ascii="SBL Hebrew" w:hAnsi="SBL Hebrew" w:cs="SBL Hebrew" w:eastAsia="SBL Hebrew"/>
+          <w:b w:val="0"/>
+          <w:i w:val="0"/>
+          <w:color w:val="1A1A1A"/>
+          <w:sz w:val="22"/>
+        </w:rPr>
+        <w:t>שִׁנּוּיִים</w:t>
+      </w:r>
+      <w:r>
+        <w:rPr>
+          <w:rFonts w:ascii="Georgia" w:hAnsi="Georgia" w:cs="SBL Hebrew" w:eastAsia="Georgia"/>
+          <w:b w:val="0"/>
+          <w:i w:val="0"/>
+          <w:color w:val="1A1A1A"/>
+          <w:sz w:val="22"/>
+        </w:rPr>
+        <w:t xml:space="preserve">) emerged from all seventy pens, guided by </w:t>
       </w:r>
       <w:r>
         <w:rPr>
@@ -7057,7 +9777,27 @@
           <w:color w:val="1A1A1A"/>
           <w:sz w:val="22"/>
         </w:rPr>
-        <w:t>. The translation, once produced, passed to the Roman successors of the Ptolemaic world and served for centuries as the Roman authorities’ window onto Jewish sacred texts.</w:t>
+        <w:t xml:space="preserve"> (</w:t>
+      </w:r>
+      <w:r>
+        <w:rPr>
+          <w:rFonts w:ascii="SBL Hebrew" w:hAnsi="SBL Hebrew" w:cs="SBL Hebrew" w:eastAsia="SBL Hebrew"/>
+          <w:b w:val="0"/>
+          <w:i w:val="0"/>
+          <w:color w:val="1A1A1A"/>
+          <w:sz w:val="22"/>
+        </w:rPr>
+        <w:t>אַרְנֶבֶת</w:t>
+      </w:r>
+      <w:r>
+        <w:rPr>
+          <w:rFonts w:ascii="Georgia" w:hAnsi="Georgia" w:cs="SBL Hebrew" w:eastAsia="Georgia"/>
+          <w:b w:val="0"/>
+          <w:i w:val="0"/>
+          <w:color w:val="1A1A1A"/>
+          <w:sz w:val="22"/>
+        </w:rPr>
+        <w:t>). The translation, once produced, passed to the Roman successors of the Ptolemaic world and served for centuries as the Roman authorities’ window onto Jewish sacred texts.</w:t>
       </w:r>
     </w:p>
     <w:p>
@@ -7092,7 +9832,27 @@
           <w:color w:val="1A1A1A"/>
           <w:sz w:val="22"/>
         </w:rPr>
-        <w:t>.</w:t>
+        <w:t xml:space="preserve"> (</w:t>
+      </w:r>
+      <w:r>
+        <w:rPr>
+          <w:rFonts w:ascii="SBL Hebrew" w:hAnsi="SBL Hebrew" w:cs="SBL Hebrew" w:eastAsia="SBL Hebrew"/>
+          <w:b w:val="0"/>
+          <w:i w:val="0"/>
+          <w:color w:val="1A1A1A"/>
+          <w:sz w:val="22"/>
+        </w:rPr>
+        <w:t>בָּבָא קַמָּא</w:t>
+      </w:r>
+      <w:r>
+        <w:rPr>
+          <w:rFonts w:ascii="Georgia" w:hAnsi="Georgia" w:cs="SBL Hebrew" w:eastAsia="Georgia"/>
+          <w:b w:val="0"/>
+          <w:i w:val="0"/>
+          <w:color w:val="1A1A1A"/>
+          <w:sz w:val="22"/>
+        </w:rPr>
+        <w:t>).</w:t>
       </w:r>
       <w:r>
         <w:rPr>
@@ -7131,7 +9891,27 @@
           <w:color w:val="1A1A1A"/>
           <w:sz w:val="22"/>
         </w:rPr>
-        <w:t xml:space="preserve"> of Rome dispatched </w:t>
+        <w:t xml:space="preserve"> (</w:t>
+      </w:r>
+      <w:r>
+        <w:rPr>
+          <w:rFonts w:ascii="SBL Hebrew" w:hAnsi="SBL Hebrew" w:cs="SBL Hebrew" w:eastAsia="SBL Hebrew"/>
+          <w:b w:val="0"/>
+          <w:i w:val="0"/>
+          <w:color w:val="1A1A1A"/>
+          <w:sz w:val="22"/>
+        </w:rPr>
+        <w:t>מַלְכוּת</w:t>
+      </w:r>
+      <w:r>
+        <w:rPr>
+          <w:rFonts w:ascii="Georgia" w:hAnsi="Georgia" w:cs="SBL Hebrew" w:eastAsia="Georgia"/>
+          <w:b w:val="0"/>
+          <w:i w:val="0"/>
+          <w:color w:val="1A1A1A"/>
+          <w:sz w:val="22"/>
+        </w:rPr>
+        <w:t xml:space="preserve">) of Rome dispatched </w:t>
       </w:r>
       <w:r>
         <w:rPr>
@@ -7151,7 +9931,27 @@
           <w:color w:val="1A1A1A"/>
           <w:sz w:val="22"/>
         </w:rPr>
-        <w:t xml:space="preserve"> — two high officers — to sit before the </w:t>
+        <w:t xml:space="preserve"> (</w:t>
+      </w:r>
+      <w:r>
+        <w:rPr>
+          <w:rFonts w:ascii="SBL Hebrew" w:hAnsi="SBL Hebrew" w:cs="SBL Hebrew" w:eastAsia="SBL Hebrew"/>
+          <w:b w:val="0"/>
+          <w:i w:val="0"/>
+          <w:color w:val="1A1A1A"/>
+          <w:sz w:val="22"/>
+        </w:rPr>
+        <w:t>שְׁנֵי סַרְדְּיוֹטִין</w:t>
+      </w:r>
+      <w:r>
+        <w:rPr>
+          <w:rFonts w:ascii="Georgia" w:hAnsi="Georgia" w:cs="SBL Hebrew" w:eastAsia="Georgia"/>
+          <w:b w:val="0"/>
+          <w:i w:val="0"/>
+          <w:color w:val="1A1A1A"/>
+          <w:sz w:val="22"/>
+        </w:rPr>
+        <w:t xml:space="preserve">) — two high officers — to sit before the </w:t>
       </w:r>
       <w:r>
         <w:rPr>
@@ -7171,7 +9971,27 @@
           <w:color w:val="1A1A1A"/>
           <w:sz w:val="22"/>
         </w:rPr>
-        <w:t xml:space="preserve"> and copy out the laws of </w:t>
+        <w:t xml:space="preserve"> (</w:t>
+      </w:r>
+      <w:r>
+        <w:rPr>
+          <w:rFonts w:ascii="SBL Hebrew" w:hAnsi="SBL Hebrew" w:cs="SBL Hebrew" w:eastAsia="SBL Hebrew"/>
+          <w:b w:val="0"/>
+          <w:i w:val="0"/>
+          <w:color w:val="1A1A1A"/>
+          <w:sz w:val="22"/>
+        </w:rPr>
+        <w:t>חַכְמֵי יִשְׂרָאֵל</w:t>
+      </w:r>
+      <w:r>
+        <w:rPr>
+          <w:rFonts w:ascii="Georgia" w:hAnsi="Georgia" w:cs="SBL Hebrew" w:eastAsia="Georgia"/>
+          <w:b w:val="0"/>
+          <w:i w:val="0"/>
+          <w:color w:val="1A1A1A"/>
+          <w:sz w:val="22"/>
+        </w:rPr>
+        <w:t xml:space="preserve">) and copy out the laws of </w:t>
       </w:r>
       <w:r>
         <w:rPr>
@@ -7356,7 +10176,27 @@
           <w:color w:val="1A1A1A"/>
           <w:sz w:val="22"/>
         </w:rPr>
-        <w:t xml:space="preserve"> of the festival — scattered across seven tractates, embedded in </w:t>
+        <w:t xml:space="preserve"> (</w:t>
+      </w:r>
+      <w:r>
+        <w:rPr>
+          <w:rFonts w:ascii="SBL Hebrew" w:hAnsi="SBL Hebrew" w:cs="SBL Hebrew" w:eastAsia="SBL Hebrew"/>
+          <w:b w:val="0"/>
+          <w:i w:val="0"/>
+          <w:color w:val="1A1A1A"/>
+          <w:sz w:val="22"/>
+        </w:rPr>
+        <w:t>הֲלָכוֹת</w:t>
+      </w:r>
+      <w:r>
+        <w:rPr>
+          <w:rFonts w:ascii="Georgia" w:hAnsi="Georgia" w:cs="SBL Hebrew" w:eastAsia="Georgia"/>
+          <w:b w:val="0"/>
+          <w:i w:val="0"/>
+          <w:color w:val="1A1A1A"/>
+          <w:sz w:val="22"/>
+        </w:rPr>
+        <w:t xml:space="preserve">) of the festival — scattered across seven tractates, embedded in </w:t>
       </w:r>
       <w:r>
         <w:rPr>
@@ -7376,7 +10216,27 @@
           <w:color w:val="1A1A1A"/>
           <w:sz w:val="22"/>
         </w:rPr>
-        <w:t xml:space="preserve"> whose primary subject was other — and declined to grant the </w:t>
+        <w:t xml:space="preserve"> (</w:t>
+      </w:r>
+      <w:r>
+        <w:rPr>
+          <w:rFonts w:ascii="SBL Hebrew" w:hAnsi="SBL Hebrew" w:cs="SBL Hebrew" w:eastAsia="SBL Hebrew"/>
+          <w:b w:val="0"/>
+          <w:i w:val="0"/>
+          <w:color w:val="1A1A1A"/>
+          <w:sz w:val="22"/>
+        </w:rPr>
+        <w:t>מִשְׁנָיוֹת</w:t>
+      </w:r>
+      <w:r>
+        <w:rPr>
+          <w:rFonts w:ascii="Georgia" w:hAnsi="Georgia" w:cs="SBL Hebrew" w:eastAsia="Georgia"/>
+          <w:b w:val="0"/>
+          <w:i w:val="0"/>
+          <w:color w:val="1A1A1A"/>
+          <w:sz w:val="22"/>
+        </w:rPr>
+        <w:t xml:space="preserve">) whose primary subject was other — and declined to grant the </w:t>
       </w:r>
       <w:r>
         <w:rPr>
@@ -7396,7 +10256,27 @@
           <w:color w:val="1A1A1A"/>
           <w:sz w:val="22"/>
         </w:rPr>
-        <w:t xml:space="preserve"> the structural prominence of a tractate of their own.</w:t>
+        <w:t xml:space="preserve"> (</w:t>
+      </w:r>
+      <w:r>
+        <w:rPr>
+          <w:rFonts w:ascii="SBL Hebrew" w:hAnsi="SBL Hebrew" w:cs="SBL Hebrew" w:eastAsia="SBL Hebrew"/>
+          <w:b w:val="0"/>
+          <w:i w:val="0"/>
+          <w:color w:val="1A1A1A"/>
+          <w:sz w:val="22"/>
+        </w:rPr>
+        <w:t>חַשְׁמוֹנָאִים</w:t>
+      </w:r>
+      <w:r>
+        <w:rPr>
+          <w:rFonts w:ascii="Georgia" w:hAnsi="Georgia" w:cs="SBL Hebrew" w:eastAsia="Georgia"/>
+          <w:b w:val="0"/>
+          <w:i w:val="0"/>
+          <w:color w:val="1A1A1A"/>
+          <w:sz w:val="22"/>
+        </w:rPr>
+        <w:t>) the structural prominence of a tractate of their own.</w:t>
       </w:r>
     </w:p>
     <w:p>
@@ -7446,7 +10326,27 @@
           <w:color w:val="1A1A1A"/>
           <w:sz w:val="22"/>
         </w:rPr>
-        <w:t xml:space="preserve"> of Chanukah does appear in </w:t>
+        <w:t xml:space="preserve"> (</w:t>
+      </w:r>
+      <w:r>
+        <w:rPr>
+          <w:rFonts w:ascii="SBL Hebrew" w:hAnsi="SBL Hebrew" w:cs="SBL Hebrew" w:eastAsia="SBL Hebrew"/>
+          <w:b w:val="0"/>
+          <w:i w:val="0"/>
+          <w:color w:val="1A1A1A"/>
+          <w:sz w:val="22"/>
+        </w:rPr>
+        <w:t>סוּגְיָא</w:t>
+      </w:r>
+      <w:r>
+        <w:rPr>
+          <w:rFonts w:ascii="Georgia" w:hAnsi="Georgia" w:cs="SBL Hebrew" w:eastAsia="Georgia"/>
+          <w:b w:val="0"/>
+          <w:i w:val="0"/>
+          <w:color w:val="1A1A1A"/>
+          <w:sz w:val="22"/>
+        </w:rPr>
+        <w:t xml:space="preserve">) of Chanukah does appear in </w:t>
       </w:r>
       <w:r>
         <w:rPr>
@@ -7521,7 +10421,27 @@
           <w:color w:val="1A1A1A"/>
           <w:sz w:val="22"/>
         </w:rPr>
-        <w:t xml:space="preserve"> — a body of </w:t>
+        <w:t xml:space="preserve"> (</w:t>
+      </w:r>
+      <w:r>
+        <w:rPr>
+          <w:rFonts w:ascii="SBL Hebrew" w:hAnsi="SBL Hebrew" w:cs="SBL Hebrew" w:eastAsia="SBL Hebrew"/>
+          <w:b w:val="0"/>
+          <w:i w:val="0"/>
+          <w:color w:val="1A1A1A"/>
+          <w:sz w:val="22"/>
+        </w:rPr>
+        <w:t>בְּרַיְתָא</w:t>
+      </w:r>
+      <w:r>
+        <w:rPr>
+          <w:rFonts w:ascii="Georgia" w:hAnsi="Georgia" w:cs="SBL Hebrew" w:eastAsia="Georgia"/>
+          <w:b w:val="0"/>
+          <w:i w:val="0"/>
+          <w:color w:val="1A1A1A"/>
+          <w:sz w:val="22"/>
+        </w:rPr>
+        <w:t xml:space="preserve">) — a body of </w:t>
       </w:r>
       <w:r>
         <w:rPr>
@@ -7890,7 +10810,27 @@
           <w:color w:val="1A1A1A"/>
           <w:sz w:val="22"/>
         </w:rPr>
-        <w:t xml:space="preserve"> — the festival at which all is concealed, all is </w:t>
+        <w:t xml:space="preserve"> (</w:t>
+      </w:r>
+      <w:r>
+        <w:rPr>
+          <w:rFonts w:ascii="SBL Hebrew" w:hAnsi="SBL Hebrew" w:cs="SBL Hebrew" w:eastAsia="SBL Hebrew"/>
+          <w:b w:val="0"/>
+          <w:i w:val="0"/>
+          <w:color w:val="1A1A1A"/>
+          <w:sz w:val="22"/>
+        </w:rPr>
+        <w:t>תַּרְפָּ"א בַּלֵּיל</w:t>
+      </w:r>
+      <w:r>
+        <w:rPr>
+          <w:rFonts w:ascii="Georgia" w:hAnsi="Georgia" w:cs="SBL Hebrew" w:eastAsia="Georgia"/>
+          <w:b w:val="0"/>
+          <w:i w:val="0"/>
+          <w:color w:val="1A1A1A"/>
+          <w:sz w:val="22"/>
+        </w:rPr>
+        <w:t xml:space="preserve">) — the festival at which all is concealed, all is </w:t>
       </w:r>
       <w:r>
         <w:rPr>
@@ -8024,7 +10964,27 @@
           <w:color w:val="1A1A1A"/>
           <w:sz w:val="22"/>
         </w:rPr>
-        <w:t xml:space="preserve">’s treatment of Chanukah persists in a small but living halakhic detail. The original obligation of </w:t>
+        <w:t xml:space="preserve"> (</w:t>
+      </w:r>
+      <w:r>
+        <w:rPr>
+          <w:rFonts w:ascii="SBL Hebrew" w:hAnsi="SBL Hebrew" w:cs="SBL Hebrew" w:eastAsia="SBL Hebrew"/>
+          <w:b w:val="0"/>
+          <w:i w:val="0"/>
+          <w:color w:val="1A1A1A"/>
+          <w:sz w:val="22"/>
+        </w:rPr>
+        <w:t>מִשְׁנָה</w:t>
+      </w:r>
+      <w:r>
+        <w:rPr>
+          <w:rFonts w:ascii="Georgia" w:hAnsi="Georgia" w:cs="SBL Hebrew" w:eastAsia="Georgia"/>
+          <w:b w:val="0"/>
+          <w:i w:val="0"/>
+          <w:color w:val="1A1A1A"/>
+          <w:sz w:val="22"/>
+        </w:rPr>
+        <w:t xml:space="preserve">)’s treatment of Chanukah persists in a small but living halakhic detail. The original obligation of </w:t>
       </w:r>
       <w:r>
         <w:rPr>
@@ -8044,7 +11004,27 @@
           <w:color w:val="1A1A1A"/>
           <w:sz w:val="22"/>
         </w:rPr>
-        <w:t xml:space="preserve">, as recorded in </w:t>
+        <w:t xml:space="preserve"> (</w:t>
+      </w:r>
+      <w:r>
+        <w:rPr>
+          <w:rFonts w:ascii="SBL Hebrew" w:hAnsi="SBL Hebrew" w:cs="SBL Hebrew" w:eastAsia="SBL Hebrew"/>
+          <w:b w:val="0"/>
+          <w:i w:val="0"/>
+          <w:color w:val="1A1A1A"/>
+          <w:sz w:val="22"/>
+        </w:rPr>
+        <w:t>נֵר חֲנֻכָּה</w:t>
+      </w:r>
+      <w:r>
+        <w:rPr>
+          <w:rFonts w:ascii="Georgia" w:hAnsi="Georgia" w:cs="SBL Hebrew" w:eastAsia="Georgia"/>
+          <w:b w:val="0"/>
+          <w:i w:val="0"/>
+          <w:color w:val="1A1A1A"/>
+          <w:sz w:val="22"/>
+        </w:rPr>
+        <w:t xml:space="preserve">), as recorded in </w:t>
       </w:r>
       <w:r>
         <w:rPr>
@@ -8064,7 +11044,27 @@
           <w:color w:val="1A1A1A"/>
           <w:sz w:val="22"/>
         </w:rPr>
-        <w:t xml:space="preserve"> 21b,</w:t>
+        <w:t xml:space="preserve"> (</w:t>
+      </w:r>
+      <w:r>
+        <w:rPr>
+          <w:rFonts w:ascii="SBL Hebrew" w:hAnsi="SBL Hebrew" w:cs="SBL Hebrew" w:eastAsia="SBL Hebrew"/>
+          <w:b w:val="0"/>
+          <w:i w:val="0"/>
+          <w:color w:val="1A1A1A"/>
+          <w:sz w:val="22"/>
+        </w:rPr>
+        <w:t>שַׁבָּת</w:t>
+      </w:r>
+      <w:r>
+        <w:rPr>
+          <w:rFonts w:ascii="Georgia" w:hAnsi="Georgia" w:cs="SBL Hebrew" w:eastAsia="Georgia"/>
+          <w:b w:val="0"/>
+          <w:i w:val="0"/>
+          <w:color w:val="1A1A1A"/>
+          <w:sz w:val="22"/>
+        </w:rPr>
+        <w:t>) 21b,</w:t>
       </w:r>
       <w:r>
         <w:rPr>
@@ -8103,7 +11103,27 @@
           <w:color w:val="1A1A1A"/>
           <w:sz w:val="22"/>
         </w:rPr>
-        <w:t xml:space="preserve"> at the doorway of the house, opposite the </w:t>
+        <w:t xml:space="preserve"> (</w:t>
+      </w:r>
+      <w:r>
+        <w:rPr>
+          <w:rFonts w:ascii="SBL Hebrew" w:hAnsi="SBL Hebrew" w:cs="SBL Hebrew" w:eastAsia="SBL Hebrew"/>
+          <w:b w:val="0"/>
+          <w:i w:val="0"/>
+          <w:color w:val="1A1A1A"/>
+          <w:sz w:val="22"/>
+        </w:rPr>
+        <w:t>מְנוֹרָה</w:t>
+      </w:r>
+      <w:r>
+        <w:rPr>
+          <w:rFonts w:ascii="Georgia" w:hAnsi="Georgia" w:cs="SBL Hebrew" w:eastAsia="Georgia"/>
+          <w:b w:val="0"/>
+          <w:i w:val="0"/>
+          <w:color w:val="1A1A1A"/>
+          <w:sz w:val="22"/>
+        </w:rPr>
+        <w:t xml:space="preserve">) at the doorway of the house, opposite the </w:t>
       </w:r>
       <w:r>
         <w:rPr>
@@ -8123,7 +11143,27 @@
           <w:color w:val="1A1A1A"/>
           <w:sz w:val="22"/>
         </w:rPr>
-        <w:t xml:space="preserve">, on the side of the </w:t>
+        <w:t xml:space="preserve"> (</w:t>
+      </w:r>
+      <w:r>
+        <w:rPr>
+          <w:rFonts w:ascii="SBL Hebrew" w:hAnsi="SBL Hebrew" w:cs="SBL Hebrew" w:eastAsia="SBL Hebrew"/>
+          <w:b w:val="0"/>
+          <w:i w:val="0"/>
+          <w:color w:val="1A1A1A"/>
+          <w:sz w:val="22"/>
+        </w:rPr>
+        <w:t>מְזוּזָה</w:t>
+      </w:r>
+      <w:r>
+        <w:rPr>
+          <w:rFonts w:ascii="Georgia" w:hAnsi="Georgia" w:cs="SBL Hebrew" w:eastAsia="Georgia"/>
+          <w:b w:val="0"/>
+          <w:i w:val="0"/>
+          <w:color w:val="1A1A1A"/>
+          <w:sz w:val="22"/>
+        </w:rPr>
+        <w:t xml:space="preserve">), on the side of the </w:t>
       </w:r>
       <w:r>
         <w:rPr>
@@ -8163,7 +11203,27 @@
           <w:color w:val="1A1A1A"/>
           <w:sz w:val="22"/>
         </w:rPr>
-        <w:t xml:space="preserve"> permits placing the </w:t>
+        <w:t xml:space="preserve"> (</w:t>
+      </w:r>
+      <w:r>
+        <w:rPr>
+          <w:rFonts w:ascii="SBL Hebrew" w:hAnsi="SBL Hebrew" w:cs="SBL Hebrew" w:eastAsia="SBL Hebrew"/>
+          <w:b w:val="0"/>
+          <w:i w:val="0"/>
+          <w:color w:val="1A1A1A"/>
+          <w:sz w:val="22"/>
+        </w:rPr>
+        <w:t>גְּמָרָא</w:t>
+      </w:r>
+      <w:r>
+        <w:rPr>
+          <w:rFonts w:ascii="Georgia" w:hAnsi="Georgia" w:cs="SBL Hebrew" w:eastAsia="Georgia"/>
+          <w:b w:val="0"/>
+          <w:i w:val="0"/>
+          <w:color w:val="1A1A1A"/>
+          <w:sz w:val="22"/>
+        </w:rPr>
+        <w:t xml:space="preserve">) permits placing the </w:t>
       </w:r>
       <w:r>
         <w:rPr>
@@ -8238,7 +11298,27 @@
           <w:color w:val="1A1A1A"/>
           <w:sz w:val="22"/>
         </w:rPr>
-        <w:t xml:space="preserve"> today the ideal has returned: neighborhoods light in glass </w:t>
+        <w:t xml:space="preserve"> (</w:t>
+      </w:r>
+      <w:r>
+        <w:rPr>
+          <w:rFonts w:ascii="SBL Hebrew" w:hAnsi="SBL Hebrew" w:cs="SBL Hebrew" w:eastAsia="SBL Hebrew"/>
+          <w:b w:val="0"/>
+          <w:i w:val="0"/>
+          <w:color w:val="1A1A1A"/>
+          <w:sz w:val="22"/>
+        </w:rPr>
+        <w:t>יְרוּשָׁלַיִם</w:t>
+      </w:r>
+      <w:r>
+        <w:rPr>
+          <w:rFonts w:ascii="Georgia" w:hAnsi="Georgia" w:cs="SBL Hebrew" w:eastAsia="Georgia"/>
+          <w:b w:val="0"/>
+          <w:i w:val="0"/>
+          <w:color w:val="1A1A1A"/>
+          <w:sz w:val="22"/>
+        </w:rPr>
+        <w:t xml:space="preserve">) today the ideal has returned: neighborhoods light in glass </w:t>
       </w:r>
       <w:r>
         <w:rPr>
@@ -8392,7 +11472,27 @@
           <w:color w:val="1A1A1A"/>
           <w:sz w:val="22"/>
         </w:rPr>
-        <w:t xml:space="preserve"> — the </w:t>
+        <w:t xml:space="preserve"> (</w:t>
+      </w:r>
+      <w:r>
+        <w:rPr>
+          <w:rFonts w:ascii="SBL Hebrew" w:hAnsi="SBL Hebrew" w:cs="SBL Hebrew" w:eastAsia="SBL Hebrew"/>
+          <w:b w:val="0"/>
+          <w:i w:val="0"/>
+          <w:color w:val="1A1A1A"/>
+          <w:sz w:val="22"/>
+        </w:rPr>
+        <w:t>סִפְרֵי חִיצוֹנִים</w:t>
+      </w:r>
+      <w:r>
+        <w:rPr>
+          <w:rFonts w:ascii="Georgia" w:hAnsi="Georgia" w:cs="SBL Hebrew" w:eastAsia="Georgia"/>
+          <w:b w:val="0"/>
+          <w:i w:val="0"/>
+          <w:color w:val="1A1A1A"/>
+          <w:sz w:val="22"/>
+        </w:rPr>
+        <w:t xml:space="preserve">) — the </w:t>
       </w:r>
       <w:r>
         <w:rPr>
@@ -8412,7 +11512,27 @@
           <w:color w:val="1A1A1A"/>
           <w:sz w:val="22"/>
         </w:rPr>
-        <w:t xml:space="preserve">’s prohibition against learning “outside books” — has been raised more than once against the practice of consulting </w:t>
+        <w:t xml:space="preserve"> (</w:t>
+      </w:r>
+      <w:r>
+        <w:rPr>
+          <w:rFonts w:ascii="SBL Hebrew" w:hAnsi="SBL Hebrew" w:cs="SBL Hebrew" w:eastAsia="SBL Hebrew"/>
+          <w:b w:val="0"/>
+          <w:i w:val="0"/>
+          <w:color w:val="1A1A1A"/>
+          <w:sz w:val="22"/>
+        </w:rPr>
+        <w:t>גְּמָרָא</w:t>
+      </w:r>
+      <w:r>
+        <w:rPr>
+          <w:rFonts w:ascii="Georgia" w:hAnsi="Georgia" w:cs="SBL Hebrew" w:eastAsia="Georgia"/>
+          <w:b w:val="0"/>
+          <w:i w:val="0"/>
+          <w:color w:val="1A1A1A"/>
+          <w:sz w:val="22"/>
+        </w:rPr>
+        <w:t xml:space="preserve">)’s prohibition against learning “outside books” — has been raised more than once against the practice of consulting </w:t>
       </w:r>
       <w:r>
         <w:rPr>
@@ -8432,7 +11552,27 @@
           <w:color w:val="1A1A1A"/>
           <w:sz w:val="22"/>
         </w:rPr>
-        <w:t xml:space="preserve">. The prohibition is serious and the concern for it is well-founded, yet the historical record shows that a chain of the most mainstream </w:t>
+        <w:t xml:space="preserve"> (</w:t>
+      </w:r>
+      <w:r>
+        <w:rPr>
+          <w:rFonts w:ascii="SBL Hebrew" w:hAnsi="SBL Hebrew" w:cs="SBL Hebrew" w:eastAsia="SBL Hebrew"/>
+          <w:b w:val="0"/>
+          <w:i w:val="0"/>
+          <w:color w:val="1A1A1A"/>
+          <w:sz w:val="22"/>
+        </w:rPr>
+        <w:t>סֵפֶר הַמַּכַּבִּים</w:t>
+      </w:r>
+      <w:r>
+        <w:rPr>
+          <w:rFonts w:ascii="Georgia" w:hAnsi="Georgia" w:cs="SBL Hebrew" w:eastAsia="Georgia"/>
+          <w:b w:val="0"/>
+          <w:i w:val="0"/>
+          <w:color w:val="1A1A1A"/>
+          <w:sz w:val="22"/>
+        </w:rPr>
+        <w:t xml:space="preserve">). The prohibition is serious and the concern for it is well-founded, yet the historical record shows that a chain of the most mainstream </w:t>
       </w:r>
       <w:r>
         <w:rPr>
@@ -8452,7 +11592,27 @@
           <w:color w:val="1A1A1A"/>
           <w:sz w:val="22"/>
         </w:rPr>
-        <w:t xml:space="preserve"> — the </w:t>
+        <w:t xml:space="preserve"> (</w:t>
+      </w:r>
+      <w:r>
+        <w:rPr>
+          <w:rFonts w:ascii="SBL Hebrew" w:hAnsi="SBL Hebrew" w:cs="SBL Hebrew" w:eastAsia="SBL Hebrew"/>
+          <w:b w:val="0"/>
+          <w:i w:val="0"/>
+          <w:color w:val="1A1A1A"/>
+          <w:sz w:val="22"/>
+        </w:rPr>
+        <w:t>פּוֹסְקִים</w:t>
+      </w:r>
+      <w:r>
+        <w:rPr>
+          <w:rFonts w:ascii="Georgia" w:hAnsi="Georgia" w:cs="SBL Hebrew" w:eastAsia="Georgia"/>
+          <w:b w:val="0"/>
+          <w:i w:val="0"/>
+          <w:color w:val="1A1A1A"/>
+          <w:sz w:val="22"/>
+        </w:rPr>
+        <w:t xml:space="preserve">) — the </w:t>
       </w:r>
       <w:r>
         <w:rPr>
@@ -8472,7 +11632,27 @@
           <w:color w:val="1A1A1A"/>
           <w:sz w:val="22"/>
         </w:rPr>
-        <w:t xml:space="preserve">, the </w:t>
+        <w:t xml:space="preserve"> (</w:t>
+      </w:r>
+      <w:r>
+        <w:rPr>
+          <w:rFonts w:ascii="SBL Hebrew" w:hAnsi="SBL Hebrew" w:cs="SBL Hebrew" w:eastAsia="SBL Hebrew"/>
+          <w:b w:val="0"/>
+          <w:i w:val="0"/>
+          <w:color w:val="1A1A1A"/>
+          <w:sz w:val="22"/>
+        </w:rPr>
+        <w:t>תּוֹסְפוֹת יוֹם טוֹב</w:t>
+      </w:r>
+      <w:r>
+        <w:rPr>
+          <w:rFonts w:ascii="Georgia" w:hAnsi="Georgia" w:cs="SBL Hebrew" w:eastAsia="Georgia"/>
+          <w:b w:val="0"/>
+          <w:i w:val="0"/>
+          <w:color w:val="1A1A1A"/>
+          <w:sz w:val="22"/>
+        </w:rPr>
+        <w:t xml:space="preserve">), the </w:t>
       </w:r>
       <w:r>
         <w:rPr>
@@ -8492,7 +11672,27 @@
           <w:color w:val="1A1A1A"/>
           <w:sz w:val="22"/>
         </w:rPr>
-        <w:t xml:space="preserve">, and a long line of Lithuanian and Galician </w:t>
+        <w:t xml:space="preserve"> (</w:t>
+      </w:r>
+      <w:r>
+        <w:rPr>
+          <w:rFonts w:ascii="SBL Hebrew" w:hAnsi="SBL Hebrew" w:cs="SBL Hebrew" w:eastAsia="SBL Hebrew"/>
+          <w:b w:val="0"/>
+          <w:i w:val="0"/>
+          <w:color w:val="1A1A1A"/>
+          <w:sz w:val="22"/>
+        </w:rPr>
+        <w:t>עָרוּךְ הַשֻּׁלְחָן</w:t>
+      </w:r>
+      <w:r>
+        <w:rPr>
+          <w:rFonts w:ascii="Georgia" w:hAnsi="Georgia" w:cs="SBL Hebrew" w:eastAsia="Georgia"/>
+          <w:b w:val="0"/>
+          <w:i w:val="0"/>
+          <w:color w:val="1A1A1A"/>
+          <w:sz w:val="22"/>
+        </w:rPr>
+        <w:t xml:space="preserve">), and a long line of Lithuanian and Galician </w:t>
       </w:r>
       <w:r>
         <w:rPr>
@@ -8512,7 +11712,27 @@
           <w:color w:val="1A1A1A"/>
           <w:sz w:val="22"/>
         </w:rPr>
-        <w:t xml:space="preserve"> from the eighteenth century onward — cite </w:t>
+        <w:t xml:space="preserve"> (</w:t>
+      </w:r>
+      <w:r>
+        <w:rPr>
+          <w:rFonts w:ascii="SBL Hebrew" w:hAnsi="SBL Hebrew" w:cs="SBL Hebrew" w:eastAsia="SBL Hebrew"/>
+          <w:b w:val="0"/>
+          <w:i w:val="0"/>
+          <w:color w:val="1A1A1A"/>
+          <w:sz w:val="22"/>
+        </w:rPr>
+        <w:t>אַחֲרוֹנִים</w:t>
+      </w:r>
+      <w:r>
+        <w:rPr>
+          <w:rFonts w:ascii="Georgia" w:hAnsi="Georgia" w:cs="SBL Hebrew" w:eastAsia="Georgia"/>
+          <w:b w:val="0"/>
+          <w:i w:val="0"/>
+          <w:color w:val="1A1A1A"/>
+          <w:sz w:val="22"/>
+        </w:rPr>
+        <w:t xml:space="preserve">) from the eighteenth century onward — cite </w:t>
       </w:r>
       <w:r>
         <w:rPr>
@@ -8755,7 +11975,27 @@
           <w:color w:val="1A1A1A"/>
           <w:sz w:val="22"/>
         </w:rPr>
-        <w:t xml:space="preserve"> that </w:t>
+        <w:t xml:space="preserve"> (</w:t>
+      </w:r>
+      <w:r>
+        <w:rPr>
+          <w:rFonts w:ascii="SBL Hebrew" w:hAnsi="SBL Hebrew" w:cs="SBL Hebrew" w:eastAsia="SBL Hebrew"/>
+          <w:b w:val="0"/>
+          <w:i w:val="0"/>
+          <w:color w:val="1A1A1A"/>
+          <w:sz w:val="22"/>
+        </w:rPr>
+        <w:t>עַל הַנִּסִּים</w:t>
+      </w:r>
+      <w:r>
+        <w:rPr>
+          <w:rFonts w:ascii="Georgia" w:hAnsi="Georgia" w:cs="SBL Hebrew" w:eastAsia="Georgia"/>
+          <w:b w:val="0"/>
+          <w:i w:val="0"/>
+          <w:color w:val="1A1A1A"/>
+          <w:sz w:val="22"/>
+        </w:rPr>
+        <w:t xml:space="preserve">) that </w:t>
       </w:r>
       <w:r>
         <w:rPr>
@@ -8775,7 +12015,27 @@
           <w:color w:val="1A1A1A"/>
           <w:sz w:val="22"/>
         </w:rPr>
-        <w:t xml:space="preserve"> recites each day of Chanukah names </w:t>
+        <w:t xml:space="preserve"> (</w:t>
+      </w:r>
+      <w:r>
+        <w:rPr>
+          <w:rFonts w:ascii="SBL Hebrew" w:hAnsi="SBL Hebrew" w:cs="SBL Hebrew" w:eastAsia="SBL Hebrew"/>
+          <w:b w:val="0"/>
+          <w:i w:val="0"/>
+          <w:color w:val="1A1A1A"/>
+          <w:sz w:val="22"/>
+        </w:rPr>
+        <w:t>כְּלַל יִשְׂרָאֵל</w:t>
+      </w:r>
+      <w:r>
+        <w:rPr>
+          <w:rFonts w:ascii="Georgia" w:hAnsi="Georgia" w:cs="SBL Hebrew" w:eastAsia="Georgia"/>
+          <w:b w:val="0"/>
+          <w:i w:val="0"/>
+          <w:color w:val="1A1A1A"/>
+          <w:sz w:val="22"/>
+        </w:rPr>
+        <w:t xml:space="preserve">) recites each day of Chanukah names </w:t>
       </w:r>
       <w:r>
         <w:rPr>
@@ -8795,7 +12055,27 @@
           <w:color w:val="1A1A1A"/>
           <w:sz w:val="22"/>
         </w:rPr>
-        <w:t xml:space="preserve">. The </w:t>
+        <w:t xml:space="preserve"> (</w:t>
+      </w:r>
+      <w:r>
+        <w:rPr>
+          <w:rFonts w:ascii="SBL Hebrew" w:hAnsi="SBL Hebrew" w:cs="SBL Hebrew" w:eastAsia="SBL Hebrew"/>
+          <w:b w:val="0"/>
+          <w:i w:val="0"/>
+          <w:color w:val="1A1A1A"/>
+          <w:sz w:val="22"/>
+        </w:rPr>
+        <w:t>מַתִּתְיָהוּ בֶּן יוֹחָנָן כֹּהֵן גָּדוֹל</w:t>
+      </w:r>
+      <w:r>
+        <w:rPr>
+          <w:rFonts w:ascii="Georgia" w:hAnsi="Georgia" w:cs="SBL Hebrew" w:eastAsia="Georgia"/>
+          <w:b w:val="0"/>
+          <w:i w:val="0"/>
+          <w:color w:val="1A1A1A"/>
+          <w:sz w:val="22"/>
+        </w:rPr>
+        <w:t xml:space="preserve">). The </w:t>
       </w:r>
       <w:r>
         <w:rPr>
@@ -8806,6 +12086,36 @@
           <w:sz w:val="22"/>
         </w:rPr>
         <w:t>Bnei Yissaschar</w:t>
+      </w:r>
+      <w:r>
+        <w:rPr>
+          <w:rFonts w:ascii="Georgia" w:hAnsi="Georgia" w:cs="SBL Hebrew" w:eastAsia="Georgia"/>
+          <w:b w:val="0"/>
+          <w:i w:val="0"/>
+          <w:color w:val="1A1A1A"/>
+          <w:sz w:val="22"/>
+        </w:rPr>
+        <w:t xml:space="preserve"> (</w:t>
+      </w:r>
+      <w:r>
+        <w:rPr>
+          <w:rFonts w:ascii="SBL Hebrew" w:hAnsi="SBL Hebrew" w:cs="SBL Hebrew" w:eastAsia="SBL Hebrew"/>
+          <w:b w:val="0"/>
+          <w:i w:val="0"/>
+          <w:color w:val="1A1A1A"/>
+          <w:sz w:val="22"/>
+        </w:rPr>
+        <w:t>בְּנֵי יִשָּׂשכָר</w:t>
+      </w:r>
+      <w:r>
+        <w:rPr>
+          <w:rFonts w:ascii="Georgia" w:hAnsi="Georgia" w:cs="SBL Hebrew" w:eastAsia="Georgia"/>
+          <w:b w:val="0"/>
+          <w:i w:val="0"/>
+          <w:color w:val="1A1A1A"/>
+          <w:sz w:val="22"/>
+        </w:rPr>
+        <w:t>)</w:t>
       </w:r>
       <w:r>
         <w:rPr>
@@ -8844,7 +12154,27 @@
           <w:color w:val="1A1A1A"/>
           <w:sz w:val="22"/>
         </w:rPr>
-        <w:t xml:space="preserve"> in </w:t>
+        <w:t xml:space="preserve"> (</w:t>
+      </w:r>
+      <w:r>
+        <w:rPr>
+          <w:rFonts w:ascii="SBL Hebrew" w:hAnsi="SBL Hebrew" w:cs="SBL Hebrew" w:eastAsia="SBL Hebrew"/>
+          <w:b w:val="0"/>
+          <w:i w:val="0"/>
+          <w:color w:val="1A1A1A"/>
+          <w:sz w:val="22"/>
+        </w:rPr>
+        <w:t>גְּמָרָא</w:t>
+      </w:r>
+      <w:r>
+        <w:rPr>
+          <w:rFonts w:ascii="Georgia" w:hAnsi="Georgia" w:cs="SBL Hebrew" w:eastAsia="Georgia"/>
+          <w:b w:val="0"/>
+          <w:i w:val="0"/>
+          <w:color w:val="1A1A1A"/>
+          <w:sz w:val="22"/>
+        </w:rPr>
+        <w:t xml:space="preserve">) in </w:t>
       </w:r>
       <w:r>
         <w:rPr>
@@ -8855,6 +12185,36 @@
           <w:sz w:val="22"/>
         </w:rPr>
         <w:t>Berachos</w:t>
+      </w:r>
+      <w:r>
+        <w:rPr>
+          <w:rFonts w:ascii="Georgia" w:hAnsi="Georgia" w:cs="SBL Hebrew" w:eastAsia="Georgia"/>
+          <w:b w:val="0"/>
+          <w:i w:val="0"/>
+          <w:color w:val="1A1A1A"/>
+          <w:sz w:val="22"/>
+        </w:rPr>
+        <w:t xml:space="preserve"> (</w:t>
+      </w:r>
+      <w:r>
+        <w:rPr>
+          <w:rFonts w:ascii="SBL Hebrew" w:hAnsi="SBL Hebrew" w:cs="SBL Hebrew" w:eastAsia="SBL Hebrew"/>
+          <w:b w:val="0"/>
+          <w:i w:val="0"/>
+          <w:color w:val="1A1A1A"/>
+          <w:sz w:val="22"/>
+        </w:rPr>
+        <w:t>בְּרָכוֹת</w:t>
+      </w:r>
+      <w:r>
+        <w:rPr>
+          <w:rFonts w:ascii="Georgia" w:hAnsi="Georgia" w:cs="SBL Hebrew" w:eastAsia="Georgia"/>
+          <w:b w:val="0"/>
+          <w:i w:val="0"/>
+          <w:color w:val="1A1A1A"/>
+          <w:sz w:val="22"/>
+        </w:rPr>
+        <w:t>)</w:t>
       </w:r>
       <w:r>
         <w:rPr>
@@ -8913,7 +12273,27 @@
           <w:color w:val="1A1A1A"/>
           <w:sz w:val="22"/>
         </w:rPr>
-        <w:t xml:space="preserve"> for eighty years and at the end of his life turned </w:t>
+        <w:t xml:space="preserve"> (</w:t>
+      </w:r>
+      <w:r>
+        <w:rPr>
+          <w:rFonts w:ascii="SBL Hebrew" w:hAnsi="SBL Hebrew" w:cs="SBL Hebrew" w:eastAsia="SBL Hebrew"/>
+          <w:b w:val="0"/>
+          <w:i w:val="0"/>
+          <w:color w:val="1A1A1A"/>
+          <w:sz w:val="22"/>
+        </w:rPr>
+        <w:t>כְּהֻנָּה גְדוֹלָה</w:t>
+      </w:r>
+      <w:r>
+        <w:rPr>
+          <w:rFonts w:ascii="Georgia" w:hAnsi="Georgia" w:cs="SBL Hebrew" w:eastAsia="Georgia"/>
+          <w:b w:val="0"/>
+          <w:i w:val="0"/>
+          <w:color w:val="1A1A1A"/>
+          <w:sz w:val="22"/>
+        </w:rPr>
+        <w:t xml:space="preserve">) for eighty years and at the end of his life turned </w:t>
       </w:r>
       <w:r>
         <w:rPr>
@@ -8933,7 +12313,27 @@
           <w:color w:val="1A1A1A"/>
           <w:sz w:val="22"/>
         </w:rPr>
-        <w:t xml:space="preserve">. If </w:t>
+        <w:t xml:space="preserve"> (</w:t>
+      </w:r>
+      <w:r>
+        <w:rPr>
+          <w:rFonts w:ascii="SBL Hebrew" w:hAnsi="SBL Hebrew" w:cs="SBL Hebrew" w:eastAsia="SBL Hebrew"/>
+          <w:b w:val="0"/>
+          <w:i w:val="0"/>
+          <w:color w:val="1A1A1A"/>
+          <w:sz w:val="22"/>
+        </w:rPr>
+        <w:t>צְדוּקִי</w:t>
+      </w:r>
+      <w:r>
+        <w:rPr>
+          <w:rFonts w:ascii="Georgia" w:hAnsi="Georgia" w:cs="SBL Hebrew" w:eastAsia="Georgia"/>
+          <w:b w:val="0"/>
+          <w:i w:val="0"/>
+          <w:color w:val="1A1A1A"/>
+          <w:sz w:val="22"/>
+        </w:rPr>
+        <w:t xml:space="preserve">). If </w:t>
       </w:r>
       <w:r>
         <w:rPr>
@@ -9088,7 +12488,27 @@
           <w:color w:val="1A1A1A"/>
           <w:sz w:val="22"/>
         </w:rPr>
-        <w:t xml:space="preserve"> that follows.</w:t>
+        <w:t xml:space="preserve"> (</w:t>
+      </w:r>
+      <w:r>
+        <w:rPr>
+          <w:rFonts w:ascii="SBL Hebrew" w:hAnsi="SBL Hebrew" w:cs="SBL Hebrew" w:eastAsia="SBL Hebrew"/>
+          <w:b w:val="0"/>
+          <w:i w:val="0"/>
+          <w:color w:val="1A1A1A"/>
+          <w:sz w:val="22"/>
+        </w:rPr>
+        <w:t>רֶמֶז</w:t>
+      </w:r>
+      <w:r>
+        <w:rPr>
+          <w:rFonts w:ascii="Georgia" w:hAnsi="Georgia" w:cs="SBL Hebrew" w:eastAsia="Georgia"/>
+          <w:b w:val="0"/>
+          <w:i w:val="0"/>
+          <w:color w:val="1A1A1A"/>
+          <w:sz w:val="22"/>
+        </w:rPr>
+        <w:t>) that follows.</w:t>
       </w:r>
     </w:p>
     <w:p>
@@ -9158,7 +12578,27 @@
           <w:color w:val="1A1A1A"/>
           <w:sz w:val="22"/>
         </w:rPr>
-        <w:t xml:space="preserve"> — despite the absence of a tractate bearing its name — some seven times, with an additional appearance of the term </w:t>
+        <w:t xml:space="preserve"> (</w:t>
+      </w:r>
+      <w:r>
+        <w:rPr>
+          <w:rFonts w:ascii="SBL Hebrew" w:hAnsi="SBL Hebrew" w:cs="SBL Hebrew" w:eastAsia="SBL Hebrew"/>
+          <w:b w:val="0"/>
+          <w:i w:val="0"/>
+          <w:color w:val="1A1A1A"/>
+          <w:sz w:val="22"/>
+        </w:rPr>
+        <w:t>מִשְׁנָה</w:t>
+      </w:r>
+      <w:r>
+        <w:rPr>
+          <w:rFonts w:ascii="Georgia" w:hAnsi="Georgia" w:cs="SBL Hebrew" w:eastAsia="Georgia"/>
+          <w:b w:val="0"/>
+          <w:i w:val="0"/>
+          <w:color w:val="1A1A1A"/>
+          <w:sz w:val="22"/>
+        </w:rPr>
+        <w:t xml:space="preserve">) — despite the absence of a tractate bearing its name — some seven times, with an additional appearance of the term </w:t>
       </w:r>
       <w:r>
         <w:rPr>
@@ -9178,7 +12618,27 @@
           <w:color w:val="1A1A1A"/>
           <w:sz w:val="22"/>
         </w:rPr>
-        <w:t>. The count is eight — corresponding, as is traditional to notice, to the eight days of the festival.</w:t>
+        <w:t xml:space="preserve"> (</w:t>
+      </w:r>
+      <w:r>
+        <w:rPr>
+          <w:rFonts w:ascii="SBL Hebrew" w:hAnsi="SBL Hebrew" w:cs="SBL Hebrew" w:eastAsia="SBL Hebrew"/>
+          <w:b w:val="0"/>
+          <w:i w:val="0"/>
+          <w:color w:val="1A1A1A"/>
+          <w:sz w:val="22"/>
+        </w:rPr>
+        <w:t>חַשְׁמוֹנַאי</w:t>
+      </w:r>
+      <w:r>
+        <w:rPr>
+          <w:rFonts w:ascii="Georgia" w:hAnsi="Georgia" w:cs="SBL Hebrew" w:eastAsia="Georgia"/>
+          <w:b w:val="0"/>
+          <w:i w:val="0"/>
+          <w:color w:val="1A1A1A"/>
+          <w:sz w:val="22"/>
+        </w:rPr>
+        <w:t>). The count is eight — corresponding, as is traditional to notice, to the eight days of the festival.</w:t>
       </w:r>
       <w:r>
         <w:rPr>
@@ -9217,7 +12677,27 @@
           <w:color w:val="1A1A1A"/>
           <w:sz w:val="22"/>
         </w:rPr>
-        <w:t xml:space="preserve"> that concerns this study is one of these eight: the </w:t>
+        <w:t xml:space="preserve"> (</w:t>
+      </w:r>
+      <w:r>
+        <w:rPr>
+          <w:rFonts w:ascii="SBL Hebrew" w:hAnsi="SBL Hebrew" w:cs="SBL Hebrew" w:eastAsia="SBL Hebrew"/>
+          <w:b w:val="0"/>
+          <w:i w:val="0"/>
+          <w:color w:val="1A1A1A"/>
+          <w:sz w:val="22"/>
+        </w:rPr>
+        <w:t>מִשְׁנָה</w:t>
+      </w:r>
+      <w:r>
+        <w:rPr>
+          <w:rFonts w:ascii="Georgia" w:hAnsi="Georgia" w:cs="SBL Hebrew" w:eastAsia="Georgia"/>
+          <w:b w:val="0"/>
+          <w:i w:val="0"/>
+          <w:color w:val="1A1A1A"/>
+          <w:sz w:val="22"/>
+        </w:rPr>
+        <w:t xml:space="preserve">) that concerns this study is one of these eight: the </w:t>
       </w:r>
       <w:r>
         <w:rPr>
@@ -9257,7 +12737,27 @@
           <w:color w:val="1A1A1A"/>
           <w:sz w:val="22"/>
         </w:rPr>
-        <w:t xml:space="preserve"> in </w:t>
+        <w:t xml:space="preserve"> (</w:t>
+      </w:r>
+      <w:r>
+        <w:rPr>
+          <w:rFonts w:ascii="SBL Hebrew" w:hAnsi="SBL Hebrew" w:cs="SBL Hebrew" w:eastAsia="SBL Hebrew"/>
+          <w:b w:val="0"/>
+          <w:i w:val="0"/>
+          <w:color w:val="1A1A1A"/>
+          <w:sz w:val="22"/>
+        </w:rPr>
+        <w:t>פֶּרֶק הַכּוֹנֵס</w:t>
+      </w:r>
+      <w:r>
+        <w:rPr>
+          <w:rFonts w:ascii="Georgia" w:hAnsi="Georgia" w:cs="SBL Hebrew" w:eastAsia="Georgia"/>
+          <w:b w:val="0"/>
+          <w:i w:val="0"/>
+          <w:color w:val="1A1A1A"/>
+          <w:sz w:val="22"/>
+        </w:rPr>
+        <w:t xml:space="preserve">) in </w:t>
       </w:r>
       <w:r>
         <w:rPr>
@@ -9277,7 +12777,27 @@
           <w:color w:val="1A1A1A"/>
           <w:sz w:val="22"/>
         </w:rPr>
-        <w:t>.</w:t>
+        <w:t xml:space="preserve"> (</w:t>
+      </w:r>
+      <w:r>
+        <w:rPr>
+          <w:rFonts w:ascii="SBL Hebrew" w:hAnsi="SBL Hebrew" w:cs="SBL Hebrew" w:eastAsia="SBL Hebrew"/>
+          <w:b w:val="0"/>
+          <w:i w:val="0"/>
+          <w:color w:val="1A1A1A"/>
+          <w:sz w:val="22"/>
+        </w:rPr>
+        <w:t>בָּבָא קַמָּא</w:t>
+      </w:r>
+      <w:r>
+        <w:rPr>
+          <w:rFonts w:ascii="Georgia" w:hAnsi="Georgia" w:cs="SBL Hebrew" w:eastAsia="Georgia"/>
+          <w:b w:val="0"/>
+          <w:i w:val="0"/>
+          <w:color w:val="1A1A1A"/>
+          <w:sz w:val="22"/>
+        </w:rPr>
+        <w:t>).</w:t>
       </w:r>
       <w:r>
         <w:rPr>
@@ -9336,7 +12856,27 @@
           <w:color w:val="1A1A1A"/>
           <w:sz w:val="22"/>
         </w:rPr>
-        <w:t xml:space="preserve">, flax, through the </w:t>
+        <w:t xml:space="preserve"> (</w:t>
+      </w:r>
+      <w:r>
+        <w:rPr>
+          <w:rFonts w:ascii="SBL Hebrew" w:hAnsi="SBL Hebrew" w:cs="SBL Hebrew" w:eastAsia="SBL Hebrew"/>
+          <w:b w:val="0"/>
+          <w:i w:val="0"/>
+          <w:color w:val="1A1A1A"/>
+          <w:sz w:val="22"/>
+        </w:rPr>
+        <w:t>פִּשְׁתָּן</w:t>
+      </w:r>
+      <w:r>
+        <w:rPr>
+          <w:rFonts w:ascii="Georgia" w:hAnsi="Georgia" w:cs="SBL Hebrew" w:eastAsia="Georgia"/>
+          <w:b w:val="0"/>
+          <w:i w:val="0"/>
+          <w:color w:val="1A1A1A"/>
+          <w:sz w:val="22"/>
+        </w:rPr>
+        <w:t xml:space="preserve">), flax, through the </w:t>
       </w:r>
       <w:r>
         <w:rPr>
@@ -9376,7 +12916,27 @@
           <w:color w:val="1A1A1A"/>
           <w:sz w:val="22"/>
         </w:rPr>
-        <w:t xml:space="preserve"> — a shopkeeper — has arranged his wares on the stoop of his store, with a candle burning to illuminate them. The overflowing flax catches fire from the candle; the camel is engulfed; the store burns. Who bears the loss?</w:t>
+        <w:t xml:space="preserve"> (</w:t>
+      </w:r>
+      <w:r>
+        <w:rPr>
+          <w:rFonts w:ascii="SBL Hebrew" w:hAnsi="SBL Hebrew" w:cs="SBL Hebrew" w:eastAsia="SBL Hebrew"/>
+          <w:b w:val="0"/>
+          <w:i w:val="0"/>
+          <w:color w:val="1A1A1A"/>
+          <w:sz w:val="22"/>
+        </w:rPr>
+        <w:t>חֶנְוָנִי</w:t>
+      </w:r>
+      <w:r>
+        <w:rPr>
+          <w:rFonts w:ascii="Georgia" w:hAnsi="Georgia" w:cs="SBL Hebrew" w:eastAsia="Georgia"/>
+          <w:b w:val="0"/>
+          <w:i w:val="0"/>
+          <w:color w:val="1A1A1A"/>
+          <w:sz w:val="22"/>
+        </w:rPr>
+        <w:t>) — a shopkeeper — has arranged his wares on the stoop of his store, with a candle burning to illuminate them. The overflowing flax catches fire from the candle; the camel is engulfed; the store burns. Who bears the loss?</w:t>
       </w:r>
     </w:p>
     <w:p>
@@ -9495,7 +13055,27 @@
           <w:color w:val="1A1A1A"/>
           <w:sz w:val="22"/>
         </w:rPr>
-        <w:t xml:space="preserve">, deep, elevated, and little known — reads this </w:t>
+        <w:t xml:space="preserve"> (</w:t>
+      </w:r>
+      <w:r>
+        <w:rPr>
+          <w:rFonts w:ascii="SBL Hebrew" w:hAnsi="SBL Hebrew" w:cs="SBL Hebrew" w:eastAsia="SBL Hebrew"/>
+          <w:b w:val="0"/>
+          <w:i w:val="0"/>
+          <w:color w:val="1A1A1A"/>
+          <w:sz w:val="22"/>
+        </w:rPr>
+        <w:t>בַּעַל שֵׁם טוֹב</w:t>
+      </w:r>
+      <w:r>
+        <w:rPr>
+          <w:rFonts w:ascii="Georgia" w:hAnsi="Georgia" w:cs="SBL Hebrew" w:eastAsia="Georgia"/>
+          <w:b w:val="0"/>
+          <w:i w:val="0"/>
+          <w:color w:val="1A1A1A"/>
+          <w:sz w:val="22"/>
+        </w:rPr>
+        <w:t xml:space="preserve">), deep, elevated, and little known — reads this </w:t>
       </w:r>
       <w:r>
         <w:rPr>
@@ -9555,7 +13135,27 @@
           <w:color w:val="1A1A1A"/>
           <w:sz w:val="22"/>
         </w:rPr>
-        <w:t xml:space="preserve"> effected by his sons. The equation that opens the reading is precise:</w:t>
+        <w:t xml:space="preserve"> (</w:t>
+      </w:r>
+      <w:r>
+        <w:rPr>
+          <w:rFonts w:ascii="SBL Hebrew" w:hAnsi="SBL Hebrew" w:cs="SBL Hebrew" w:eastAsia="SBL Hebrew"/>
+          <w:b w:val="0"/>
+          <w:i w:val="0"/>
+          <w:color w:val="1A1A1A"/>
+          <w:sz w:val="22"/>
+        </w:rPr>
+        <w:t>תִּקּוּן</w:t>
+      </w:r>
+      <w:r>
+        <w:rPr>
+          <w:rFonts w:ascii="Georgia" w:hAnsi="Georgia" w:cs="SBL Hebrew" w:eastAsia="Georgia"/>
+          <w:b w:val="0"/>
+          <w:i w:val="0"/>
+          <w:color w:val="1A1A1A"/>
+          <w:sz w:val="22"/>
+        </w:rPr>
+        <w:t>) effected by his sons. The equation that opens the reading is precise:</w:t>
       </w:r>
     </w:p>
     <w:p>
@@ -9690,7 +13290,27 @@
           <w:color w:val="1A1A1A"/>
           <w:sz w:val="22"/>
         </w:rPr>
-        <w:t xml:space="preserve">, one must recall a second </w:t>
+        <w:t xml:space="preserve"> (</w:t>
+      </w:r>
+      <w:r>
+        <w:rPr>
+          <w:rFonts w:ascii="SBL Hebrew" w:hAnsi="SBL Hebrew" w:cs="SBL Hebrew" w:eastAsia="SBL Hebrew"/>
+          <w:b w:val="0"/>
+          <w:i w:val="0"/>
+          <w:color w:val="1A1A1A"/>
+          <w:sz w:val="22"/>
+        </w:rPr>
+        <w:t>דְּרָשׁ</w:t>
+      </w:r>
+      <w:r>
+        <w:rPr>
+          <w:rFonts w:ascii="Georgia" w:hAnsi="Georgia" w:cs="SBL Hebrew" w:eastAsia="Georgia"/>
+          <w:b w:val="0"/>
+          <w:i w:val="0"/>
+          <w:color w:val="1A1A1A"/>
+          <w:sz w:val="22"/>
+        </w:rPr>
+        <w:t xml:space="preserve">), one must recall a second </w:t>
       </w:r>
       <w:r>
         <w:rPr>
@@ -9710,7 +13330,27 @@
           <w:color w:val="1A1A1A"/>
           <w:sz w:val="22"/>
         </w:rPr>
-        <w:t xml:space="preserve">. The </w:t>
+        <w:t xml:space="preserve"> (</w:t>
+      </w:r>
+      <w:r>
+        <w:rPr>
+          <w:rFonts w:ascii="SBL Hebrew" w:hAnsi="SBL Hebrew" w:cs="SBL Hebrew" w:eastAsia="SBL Hebrew"/>
+          <w:b w:val="0"/>
+          <w:i w:val="0"/>
+          <w:color w:val="1A1A1A"/>
+          <w:sz w:val="22"/>
+        </w:rPr>
+        <w:t>סוּגְיָא</w:t>
+      </w:r>
+      <w:r>
+        <w:rPr>
+          <w:rFonts w:ascii="Georgia" w:hAnsi="Georgia" w:cs="SBL Hebrew" w:eastAsia="Georgia"/>
+          <w:b w:val="0"/>
+          <w:i w:val="0"/>
+          <w:color w:val="1A1A1A"/>
+          <w:sz w:val="22"/>
+        </w:rPr>
+        <w:t xml:space="preserve">). The </w:t>
       </w:r>
       <w:r>
         <w:rPr>
@@ -9741,6 +13381,36 @@
           <w:sz w:val="22"/>
         </w:rPr>
         <w:t>Yoma</w:t>
+      </w:r>
+      <w:r>
+        <w:rPr>
+          <w:rFonts w:ascii="Georgia" w:hAnsi="Georgia" w:cs="SBL Hebrew" w:eastAsia="Georgia"/>
+          <w:b w:val="0"/>
+          <w:i w:val="0"/>
+          <w:color w:val="1A1A1A"/>
+          <w:sz w:val="22"/>
+        </w:rPr>
+        <w:t xml:space="preserve"> (</w:t>
+      </w:r>
+      <w:r>
+        <w:rPr>
+          <w:rFonts w:ascii="SBL Hebrew" w:hAnsi="SBL Hebrew" w:cs="SBL Hebrew" w:eastAsia="SBL Hebrew"/>
+          <w:b w:val="0"/>
+          <w:i w:val="0"/>
+          <w:color w:val="1A1A1A"/>
+          <w:sz w:val="22"/>
+        </w:rPr>
+        <w:t>יוֹמָא</w:t>
+      </w:r>
+      <w:r>
+        <w:rPr>
+          <w:rFonts w:ascii="Georgia" w:hAnsi="Georgia" w:cs="SBL Hebrew" w:eastAsia="Georgia"/>
+          <w:b w:val="0"/>
+          <w:i w:val="0"/>
+          <w:color w:val="1A1A1A"/>
+          <w:sz w:val="22"/>
+        </w:rPr>
+        <w:t>)</w:t>
       </w:r>
       <w:r>
         <w:rPr>
@@ -9799,6 +13469,226 @@
           <w:color w:val="1A1A1A"/>
           <w:sz w:val="22"/>
         </w:rPr>
+        <w:t xml:space="preserve"> (</w:t>
+      </w:r>
+      <w:r>
+        <w:rPr>
+          <w:rFonts w:ascii="SBL Hebrew" w:hAnsi="SBL Hebrew" w:cs="SBL Hebrew" w:eastAsia="SBL Hebrew"/>
+          <w:b w:val="0"/>
+          <w:i w:val="0"/>
+          <w:color w:val="1A1A1A"/>
+          <w:sz w:val="22"/>
+        </w:rPr>
+        <w:t>צְדוּקִים</w:t>
+      </w:r>
+      <w:r>
+        <w:rPr>
+          <w:rFonts w:ascii="Georgia" w:hAnsi="Georgia" w:cs="SBL Hebrew" w:eastAsia="Georgia"/>
+          <w:b w:val="0"/>
+          <w:i w:val="0"/>
+          <w:color w:val="1A1A1A"/>
+          <w:sz w:val="22"/>
+        </w:rPr>
+        <w:t xml:space="preserve">). The </w:t>
+      </w:r>
+      <w:r>
+        <w:rPr>
+          <w:rFonts w:ascii="Georgia" w:hAnsi="Georgia" w:cs="SBL Hebrew" w:eastAsia="Georgia"/>
+          <w:b w:val="0"/>
+          <w:i/>
+          <w:color w:val="1A1A1A"/>
+          <w:sz w:val="22"/>
+        </w:rPr>
+        <w:t>Kohen Gadol</w:t>
+      </w:r>
+      <w:r>
+        <w:rPr>
+          <w:rFonts w:ascii="Georgia" w:hAnsi="Georgia" w:cs="SBL Hebrew" w:eastAsia="Georgia"/>
+          <w:b w:val="0"/>
+          <w:i w:val="0"/>
+          <w:color w:val="1A1A1A"/>
+          <w:sz w:val="22"/>
+        </w:rPr>
+        <w:t xml:space="preserve"> on </w:t>
+      </w:r>
+      <w:r>
+        <w:rPr>
+          <w:rFonts w:ascii="Georgia" w:hAnsi="Georgia" w:cs="SBL Hebrew" w:eastAsia="Georgia"/>
+          <w:b w:val="0"/>
+          <w:i/>
+          <w:color w:val="1A1A1A"/>
+          <w:sz w:val="22"/>
+        </w:rPr>
+        <w:t>Yom Kippur</w:t>
+      </w:r>
+      <w:r>
+        <w:rPr>
+          <w:rFonts w:ascii="Georgia" w:hAnsi="Georgia" w:cs="SBL Hebrew" w:eastAsia="Georgia"/>
+          <w:b w:val="0"/>
+          <w:i w:val="0"/>
+          <w:color w:val="1A1A1A"/>
+          <w:sz w:val="22"/>
+        </w:rPr>
+        <w:t xml:space="preserve"> (</w:t>
+      </w:r>
+      <w:r>
+        <w:rPr>
+          <w:rFonts w:ascii="SBL Hebrew" w:hAnsi="SBL Hebrew" w:cs="SBL Hebrew" w:eastAsia="SBL Hebrew"/>
+          <w:b w:val="0"/>
+          <w:i w:val="0"/>
+          <w:color w:val="1A1A1A"/>
+          <w:sz w:val="22"/>
+        </w:rPr>
+        <w:t>יוֹם כִּפּוּר</w:t>
+      </w:r>
+      <w:r>
+        <w:rPr>
+          <w:rFonts w:ascii="Georgia" w:hAnsi="Georgia" w:cs="SBL Hebrew" w:eastAsia="Georgia"/>
+          <w:b w:val="0"/>
+          <w:i w:val="0"/>
+          <w:color w:val="1A1A1A"/>
+          <w:sz w:val="22"/>
+        </w:rPr>
+        <w:t xml:space="preserve">), before entering the </w:t>
+      </w:r>
+      <w:r>
+        <w:rPr>
+          <w:rFonts w:ascii="Georgia" w:hAnsi="Georgia" w:cs="SBL Hebrew" w:eastAsia="Georgia"/>
+          <w:b w:val="0"/>
+          <w:i/>
+          <w:color w:val="1A1A1A"/>
+          <w:sz w:val="22"/>
+        </w:rPr>
+        <w:t>Kodesh HaKodashim</w:t>
+      </w:r>
+      <w:r>
+        <w:rPr>
+          <w:rFonts w:ascii="Georgia" w:hAnsi="Georgia" w:cs="SBL Hebrew" w:eastAsia="Georgia"/>
+          <w:b w:val="0"/>
+          <w:i w:val="0"/>
+          <w:color w:val="1A1A1A"/>
+          <w:sz w:val="22"/>
+        </w:rPr>
+        <w:t xml:space="preserve"> (</w:t>
+      </w:r>
+      <w:r>
+        <w:rPr>
+          <w:rFonts w:ascii="SBL Hebrew" w:hAnsi="SBL Hebrew" w:cs="SBL Hebrew" w:eastAsia="SBL Hebrew"/>
+          <w:b w:val="0"/>
+          <w:i w:val="0"/>
+          <w:color w:val="1A1A1A"/>
+          <w:sz w:val="22"/>
+        </w:rPr>
+        <w:t>קֹדֶשׁ הַקֳּדָשִׁים</w:t>
+      </w:r>
+      <w:r>
+        <w:rPr>
+          <w:rFonts w:ascii="Georgia" w:hAnsi="Georgia" w:cs="SBL Hebrew" w:eastAsia="Georgia"/>
+          <w:b w:val="0"/>
+          <w:i w:val="0"/>
+          <w:color w:val="1A1A1A"/>
+          <w:sz w:val="22"/>
+        </w:rPr>
+        <w:t xml:space="preserve">), must place the coals of the fire on the </w:t>
+      </w:r>
+      <w:r>
+        <w:rPr>
+          <w:rFonts w:ascii="Georgia" w:hAnsi="Georgia" w:cs="SBL Hebrew" w:eastAsia="Georgia"/>
+          <w:b w:val="0"/>
+          <w:i/>
+          <w:color w:val="1A1A1A"/>
+          <w:sz w:val="22"/>
+        </w:rPr>
+        <w:t>kaf</w:t>
+      </w:r>
+      <w:r>
+        <w:rPr>
+          <w:rFonts w:ascii="Georgia" w:hAnsi="Georgia" w:cs="SBL Hebrew" w:eastAsia="Georgia"/>
+          <w:b w:val="0"/>
+          <w:i w:val="0"/>
+          <w:color w:val="1A1A1A"/>
+          <w:sz w:val="22"/>
+        </w:rPr>
+        <w:t xml:space="preserve"> (</w:t>
+      </w:r>
+      <w:r>
+        <w:rPr>
+          <w:rFonts w:ascii="SBL Hebrew" w:hAnsi="SBL Hebrew" w:cs="SBL Hebrew" w:eastAsia="SBL Hebrew"/>
+          <w:b w:val="0"/>
+          <w:i w:val="0"/>
+          <w:color w:val="1A1A1A"/>
+          <w:sz w:val="22"/>
+        </w:rPr>
+        <w:t>כַּף</w:t>
+      </w:r>
+      <w:r>
+        <w:rPr>
+          <w:rFonts w:ascii="Georgia" w:hAnsi="Georgia" w:cs="SBL Hebrew" w:eastAsia="Georgia"/>
+          <w:b w:val="0"/>
+          <w:i w:val="0"/>
+          <w:color w:val="1A1A1A"/>
+          <w:sz w:val="22"/>
+        </w:rPr>
+        <w:t xml:space="preserve">) of the </w:t>
+      </w:r>
+      <w:r>
+        <w:rPr>
+          <w:rFonts w:ascii="Georgia" w:hAnsi="Georgia" w:cs="SBL Hebrew" w:eastAsia="Georgia"/>
+          <w:b w:val="0"/>
+          <w:i/>
+          <w:color w:val="1A1A1A"/>
+          <w:sz w:val="22"/>
+        </w:rPr>
+        <w:t>ketores</w:t>
+      </w:r>
+      <w:r>
+        <w:rPr>
+          <w:rFonts w:ascii="Georgia" w:hAnsi="Georgia" w:cs="SBL Hebrew" w:eastAsia="Georgia"/>
+          <w:b w:val="0"/>
+          <w:i w:val="0"/>
+          <w:color w:val="1A1A1A"/>
+          <w:sz w:val="22"/>
+        </w:rPr>
+        <w:t xml:space="preserve"> (</w:t>
+      </w:r>
+      <w:r>
+        <w:rPr>
+          <w:rFonts w:ascii="SBL Hebrew" w:hAnsi="SBL Hebrew" w:cs="SBL Hebrew" w:eastAsia="SBL Hebrew"/>
+          <w:b w:val="0"/>
+          <w:i w:val="0"/>
+          <w:color w:val="1A1A1A"/>
+          <w:sz w:val="22"/>
+        </w:rPr>
+        <w:t>קְטֹרֶת</w:t>
+      </w:r>
+      <w:r>
+        <w:rPr>
+          <w:rFonts w:ascii="Georgia" w:hAnsi="Georgia" w:cs="SBL Hebrew" w:eastAsia="Georgia"/>
+          <w:b w:val="0"/>
+          <w:i w:val="0"/>
+          <w:color w:val="1A1A1A"/>
+          <w:sz w:val="22"/>
+        </w:rPr>
+        <w:t xml:space="preserve">) </w:t>
+      </w:r>
+      <w:r>
+        <w:rPr>
+          <w:rFonts w:ascii="Georgia" w:hAnsi="Georgia" w:cs="SBL Hebrew" w:eastAsia="Georgia"/>
+          <w:b w:val="0"/>
+          <w:i/>
+          <w:color w:val="1A1A1A"/>
+          <w:sz w:val="22"/>
+        </w:rPr>
+        <w:t>within</w:t>
+      </w:r>
+      <w:r>
+        <w:rPr>
+          <w:rFonts w:ascii="Georgia" w:hAnsi="Georgia" w:cs="SBL Hebrew" w:eastAsia="Georgia"/>
+          <w:b w:val="0"/>
+          <w:i w:val="0"/>
+          <w:color w:val="1A1A1A"/>
+          <w:sz w:val="22"/>
+        </w:rPr>
         <w:t xml:space="preserve">. The </w:t>
       </w:r>
       <w:r>
@@ -9809,6 +13699,86 @@
           <w:color w:val="1A1A1A"/>
           <w:sz w:val="22"/>
         </w:rPr>
+        <w:t>Tzedukim</w:t>
+      </w:r>
+      <w:r>
+        <w:rPr>
+          <w:rFonts w:ascii="Georgia" w:hAnsi="Georgia" w:cs="SBL Hebrew" w:eastAsia="Georgia"/>
+          <w:b w:val="0"/>
+          <w:i w:val="0"/>
+          <w:color w:val="1A1A1A"/>
+          <w:sz w:val="22"/>
+        </w:rPr>
+        <w:t xml:space="preserve">, on the strength of a private </w:t>
+      </w:r>
+      <w:r>
+        <w:rPr>
+          <w:rFonts w:ascii="Georgia" w:hAnsi="Georgia" w:cs="SBL Hebrew" w:eastAsia="Georgia"/>
+          <w:b w:val="0"/>
+          <w:i/>
+          <w:color w:val="1A1A1A"/>
+          <w:sz w:val="22"/>
+        </w:rPr>
+        <w:t>drasha</w:t>
+      </w:r>
+      <w:r>
+        <w:rPr>
+          <w:rFonts w:ascii="Georgia" w:hAnsi="Georgia" w:cs="SBL Hebrew" w:eastAsia="Georgia"/>
+          <w:b w:val="0"/>
+          <w:i w:val="0"/>
+          <w:color w:val="1A1A1A"/>
+          <w:sz w:val="22"/>
+        </w:rPr>
+        <w:t xml:space="preserve"> (</w:t>
+      </w:r>
+      <w:r>
+        <w:rPr>
+          <w:rFonts w:ascii="SBL Hebrew" w:hAnsi="SBL Hebrew" w:cs="SBL Hebrew" w:eastAsia="SBL Hebrew"/>
+          <w:b w:val="0"/>
+          <w:i w:val="0"/>
+          <w:color w:val="1A1A1A"/>
+          <w:sz w:val="22"/>
+        </w:rPr>
+        <w:t>דְּרָשָׁה</w:t>
+      </w:r>
+      <w:r>
+        <w:rPr>
+          <w:rFonts w:ascii="Georgia" w:hAnsi="Georgia" w:cs="SBL Hebrew" w:eastAsia="Georgia"/>
+          <w:b w:val="0"/>
+          <w:i w:val="0"/>
+          <w:color w:val="1A1A1A"/>
+          <w:sz w:val="22"/>
+        </w:rPr>
+        <w:t xml:space="preserve">), insisted that the fire be kindled </w:t>
+      </w:r>
+      <w:r>
+        <w:rPr>
+          <w:rFonts w:ascii="Georgia" w:hAnsi="Georgia" w:cs="SBL Hebrew" w:eastAsia="Georgia"/>
+          <w:b w:val="0"/>
+          <w:i/>
+          <w:color w:val="1A1A1A"/>
+          <w:sz w:val="22"/>
+        </w:rPr>
+        <w:t>outside</w:t>
+      </w:r>
+      <w:r>
+        <w:rPr>
+          <w:rFonts w:ascii="Georgia" w:hAnsi="Georgia" w:cs="SBL Hebrew" w:eastAsia="Georgia"/>
+          <w:b w:val="0"/>
+          <w:i w:val="0"/>
+          <w:color w:val="1A1A1A"/>
+          <w:sz w:val="22"/>
+        </w:rPr>
+        <w:t xml:space="preserve">, before the </w:t>
+      </w:r>
+      <w:r>
+        <w:rPr>
+          <w:rFonts w:ascii="Georgia" w:hAnsi="Georgia" w:cs="SBL Hebrew" w:eastAsia="Georgia"/>
+          <w:b w:val="0"/>
+          <w:i/>
+          <w:color w:val="1A1A1A"/>
+          <w:sz w:val="22"/>
+        </w:rPr>
         <w:t>Kohen Gadol</w:t>
       </w:r>
       <w:r>
@@ -9819,107 +13789,47 @@
           <w:color w:val="1A1A1A"/>
           <w:sz w:val="22"/>
         </w:rPr>
-        <w:t xml:space="preserve"> on </w:t>
-      </w:r>
-      <w:r>
-        <w:rPr>
-          <w:rFonts w:ascii="Georgia" w:hAnsi="Georgia" w:cs="SBL Hebrew" w:eastAsia="Georgia"/>
-          <w:b w:val="0"/>
-          <w:i/>
-          <w:color w:val="1A1A1A"/>
-          <w:sz w:val="22"/>
-        </w:rPr>
-        <w:t>Yom Kippur</w:t>
-      </w:r>
-      <w:r>
-        <w:rPr>
-          <w:rFonts w:ascii="Georgia" w:hAnsi="Georgia" w:cs="SBL Hebrew" w:eastAsia="Georgia"/>
-          <w:b w:val="0"/>
-          <w:i w:val="0"/>
-          <w:color w:val="1A1A1A"/>
-          <w:sz w:val="22"/>
-        </w:rPr>
-        <w:t xml:space="preserve">, before entering the </w:t>
-      </w:r>
-      <w:r>
-        <w:rPr>
-          <w:rFonts w:ascii="Georgia" w:hAnsi="Georgia" w:cs="SBL Hebrew" w:eastAsia="Georgia"/>
-          <w:b w:val="0"/>
-          <w:i/>
-          <w:color w:val="1A1A1A"/>
-          <w:sz w:val="22"/>
-        </w:rPr>
-        <w:t>Kodesh HaKodashim</w:t>
-      </w:r>
-      <w:r>
-        <w:rPr>
-          <w:rFonts w:ascii="Georgia" w:hAnsi="Georgia" w:cs="SBL Hebrew" w:eastAsia="Georgia"/>
-          <w:b w:val="0"/>
-          <w:i w:val="0"/>
-          <w:color w:val="1A1A1A"/>
-          <w:sz w:val="22"/>
-        </w:rPr>
-        <w:t xml:space="preserve">, must place the coals of the fire on the </w:t>
-      </w:r>
-      <w:r>
-        <w:rPr>
-          <w:rFonts w:ascii="Georgia" w:hAnsi="Georgia" w:cs="SBL Hebrew" w:eastAsia="Georgia"/>
-          <w:b w:val="0"/>
-          <w:i/>
-          <w:color w:val="1A1A1A"/>
-          <w:sz w:val="22"/>
-        </w:rPr>
-        <w:t>kaf</w:t>
-      </w:r>
-      <w:r>
-        <w:rPr>
-          <w:rFonts w:ascii="Georgia" w:hAnsi="Georgia" w:cs="SBL Hebrew" w:eastAsia="Georgia"/>
-          <w:b w:val="0"/>
-          <w:i w:val="0"/>
-          <w:color w:val="1A1A1A"/>
-          <w:sz w:val="22"/>
-        </w:rPr>
-        <w:t xml:space="preserve"> of the </w:t>
-      </w:r>
-      <w:r>
-        <w:rPr>
-          <w:rFonts w:ascii="Georgia" w:hAnsi="Georgia" w:cs="SBL Hebrew" w:eastAsia="Georgia"/>
-          <w:b w:val="0"/>
-          <w:i/>
-          <w:color w:val="1A1A1A"/>
-          <w:sz w:val="22"/>
-        </w:rPr>
-        <w:t>ketores</w:t>
-      </w:r>
-      <w:r>
-        <w:rPr>
-          <w:rFonts w:ascii="Georgia" w:hAnsi="Georgia" w:cs="SBL Hebrew" w:eastAsia="Georgia"/>
-          <w:b w:val="0"/>
-          <w:i w:val="0"/>
-          <w:color w:val="1A1A1A"/>
-          <w:sz w:val="22"/>
-        </w:rPr>
-        <w:t xml:space="preserve"> </w:t>
-      </w:r>
-      <w:r>
-        <w:rPr>
-          <w:rFonts w:ascii="Georgia" w:hAnsi="Georgia" w:cs="SBL Hebrew" w:eastAsia="Georgia"/>
-          <w:b w:val="0"/>
-          <w:i/>
-          <w:color w:val="1A1A1A"/>
-          <w:sz w:val="22"/>
-        </w:rPr>
-        <w:t>within</w:t>
-      </w:r>
-      <w:r>
-        <w:rPr>
-          <w:rFonts w:ascii="Georgia" w:hAnsi="Georgia" w:cs="SBL Hebrew" w:eastAsia="Georgia"/>
-          <w:b w:val="0"/>
-          <w:i w:val="0"/>
-          <w:color w:val="1A1A1A"/>
-          <w:sz w:val="22"/>
-        </w:rPr>
-        <w:t xml:space="preserve">. The </w:t>
+        <w:t xml:space="preserve"> entered. The first </w:t>
+      </w:r>
+      <w:r>
+        <w:rPr>
+          <w:rFonts w:ascii="Georgia" w:hAnsi="Georgia" w:cs="SBL Hebrew" w:eastAsia="Georgia"/>
+          <w:b w:val="0"/>
+          <w:i/>
+          <w:color w:val="1A1A1A"/>
+          <w:sz w:val="22"/>
+        </w:rPr>
+        <w:t>Kohen Gadol</w:t>
+      </w:r>
+      <w:r>
+        <w:rPr>
+          <w:rFonts w:ascii="Georgia" w:hAnsi="Georgia" w:cs="SBL Hebrew" w:eastAsia="Georgia"/>
+          <w:b w:val="0"/>
+          <w:i w:val="0"/>
+          <w:color w:val="1A1A1A"/>
+          <w:sz w:val="22"/>
+        </w:rPr>
+        <w:t xml:space="preserve"> to accede to their reading was </w:t>
+      </w:r>
+      <w:r>
+        <w:rPr>
+          <w:rFonts w:ascii="Georgia" w:hAnsi="Georgia" w:cs="SBL Hebrew" w:eastAsia="Georgia"/>
+          <w:b w:val="0"/>
+          <w:i/>
+          <w:color w:val="1A1A1A"/>
+          <w:sz w:val="22"/>
+        </w:rPr>
+        <w:t>Yochanan Kohen Gadol</w:t>
+      </w:r>
+      <w:r>
+        <w:rPr>
+          <w:rFonts w:ascii="Georgia" w:hAnsi="Georgia" w:cs="SBL Hebrew" w:eastAsia="Georgia"/>
+          <w:b w:val="0"/>
+          <w:i w:val="0"/>
+          <w:color w:val="1A1A1A"/>
+          <w:sz w:val="22"/>
+        </w:rPr>
+        <w:t xml:space="preserve">, in the closing chapter of his eighty-year service; his acquiescence gave the </w:t>
       </w:r>
       <w:r>
         <w:rPr>
@@ -9939,126 +13849,6 @@
           <w:color w:val="1A1A1A"/>
           <w:sz w:val="22"/>
         </w:rPr>
-        <w:t xml:space="preserve">, on the strength of a private </w:t>
-      </w:r>
-      <w:r>
-        <w:rPr>
-          <w:rFonts w:ascii="Georgia" w:hAnsi="Georgia" w:cs="SBL Hebrew" w:eastAsia="Georgia"/>
-          <w:b w:val="0"/>
-          <w:i/>
-          <w:color w:val="1A1A1A"/>
-          <w:sz w:val="22"/>
-        </w:rPr>
-        <w:t>drasha</w:t>
-      </w:r>
-      <w:r>
-        <w:rPr>
-          <w:rFonts w:ascii="Georgia" w:hAnsi="Georgia" w:cs="SBL Hebrew" w:eastAsia="Georgia"/>
-          <w:b w:val="0"/>
-          <w:i w:val="0"/>
-          <w:color w:val="1A1A1A"/>
-          <w:sz w:val="22"/>
-        </w:rPr>
-        <w:t xml:space="preserve">, insisted that the fire be kindled </w:t>
-      </w:r>
-      <w:r>
-        <w:rPr>
-          <w:rFonts w:ascii="Georgia" w:hAnsi="Georgia" w:cs="SBL Hebrew" w:eastAsia="Georgia"/>
-          <w:b w:val="0"/>
-          <w:i/>
-          <w:color w:val="1A1A1A"/>
-          <w:sz w:val="22"/>
-        </w:rPr>
-        <w:t>outside</w:t>
-      </w:r>
-      <w:r>
-        <w:rPr>
-          <w:rFonts w:ascii="Georgia" w:hAnsi="Georgia" w:cs="SBL Hebrew" w:eastAsia="Georgia"/>
-          <w:b w:val="0"/>
-          <w:i w:val="0"/>
-          <w:color w:val="1A1A1A"/>
-          <w:sz w:val="22"/>
-        </w:rPr>
-        <w:t xml:space="preserve">, before the </w:t>
-      </w:r>
-      <w:r>
-        <w:rPr>
-          <w:rFonts w:ascii="Georgia" w:hAnsi="Georgia" w:cs="SBL Hebrew" w:eastAsia="Georgia"/>
-          <w:b w:val="0"/>
-          <w:i/>
-          <w:color w:val="1A1A1A"/>
-          <w:sz w:val="22"/>
-        </w:rPr>
-        <w:t>Kohen Gadol</w:t>
-      </w:r>
-      <w:r>
-        <w:rPr>
-          <w:rFonts w:ascii="Georgia" w:hAnsi="Georgia" w:cs="SBL Hebrew" w:eastAsia="Georgia"/>
-          <w:b w:val="0"/>
-          <w:i w:val="0"/>
-          <w:color w:val="1A1A1A"/>
-          <w:sz w:val="22"/>
-        </w:rPr>
-        <w:t xml:space="preserve"> entered. The first </w:t>
-      </w:r>
-      <w:r>
-        <w:rPr>
-          <w:rFonts w:ascii="Georgia" w:hAnsi="Georgia" w:cs="SBL Hebrew" w:eastAsia="Georgia"/>
-          <w:b w:val="0"/>
-          <w:i/>
-          <w:color w:val="1A1A1A"/>
-          <w:sz w:val="22"/>
-        </w:rPr>
-        <w:t>Kohen Gadol</w:t>
-      </w:r>
-      <w:r>
-        <w:rPr>
-          <w:rFonts w:ascii="Georgia" w:hAnsi="Georgia" w:cs="SBL Hebrew" w:eastAsia="Georgia"/>
-          <w:b w:val="0"/>
-          <w:i w:val="0"/>
-          <w:color w:val="1A1A1A"/>
-          <w:sz w:val="22"/>
-        </w:rPr>
-        <w:t xml:space="preserve"> to accede to their reading was </w:t>
-      </w:r>
-      <w:r>
-        <w:rPr>
-          <w:rFonts w:ascii="Georgia" w:hAnsi="Georgia" w:cs="SBL Hebrew" w:eastAsia="Georgia"/>
-          <w:b w:val="0"/>
-          <w:i/>
-          <w:color w:val="1A1A1A"/>
-          <w:sz w:val="22"/>
-        </w:rPr>
-        <w:t>Yochanan Kohen Gadol</w:t>
-      </w:r>
-      <w:r>
-        <w:rPr>
-          <w:rFonts w:ascii="Georgia" w:hAnsi="Georgia" w:cs="SBL Hebrew" w:eastAsia="Georgia"/>
-          <w:b w:val="0"/>
-          <w:i w:val="0"/>
-          <w:color w:val="1A1A1A"/>
-          <w:sz w:val="22"/>
-        </w:rPr>
-        <w:t xml:space="preserve">, in the closing chapter of his eighty-year service; his acquiescence gave the </w:t>
-      </w:r>
-      <w:r>
-        <w:rPr>
-          <w:rFonts w:ascii="Georgia" w:hAnsi="Georgia" w:cs="SBL Hebrew" w:eastAsia="Georgia"/>
-          <w:b w:val="0"/>
-          <w:i/>
-          <w:color w:val="1A1A1A"/>
-          <w:sz w:val="22"/>
-        </w:rPr>
-        <w:t>Tzedukim</w:t>
-      </w:r>
-      <w:r>
-        <w:rPr>
-          <w:rFonts w:ascii="Georgia" w:hAnsi="Georgia" w:cs="SBL Hebrew" w:eastAsia="Georgia"/>
-          <w:b w:val="0"/>
-          <w:i w:val="0"/>
-          <w:color w:val="1A1A1A"/>
-          <w:sz w:val="22"/>
-        </w:rPr>
         <w:t xml:space="preserve"> their first great public triumph. The </w:t>
       </w:r>
       <w:r>
@@ -10099,7 +13889,27 @@
           <w:color w:val="1A1A1A"/>
           <w:sz w:val="22"/>
         </w:rPr>
-        <w:t xml:space="preserve">. Anyone who performs the </w:t>
+        <w:t xml:space="preserve"> (</w:t>
+      </w:r>
+      <w:r>
+        <w:rPr>
+          <w:rFonts w:ascii="SBL Hebrew" w:hAnsi="SBL Hebrew" w:cs="SBL Hebrew" w:eastAsia="SBL Hebrew"/>
+          <w:b w:val="0"/>
+          <w:i w:val="0"/>
+          <w:color w:val="1A1A1A"/>
+          <w:sz w:val="22"/>
+        </w:rPr>
+        <w:t>חַיָּב</w:t>
+      </w:r>
+      <w:r>
+        <w:rPr>
+          <w:rFonts w:ascii="Georgia" w:hAnsi="Georgia" w:cs="SBL Hebrew" w:eastAsia="Georgia"/>
+          <w:b w:val="0"/>
+          <w:i w:val="0"/>
+          <w:color w:val="1A1A1A"/>
+          <w:sz w:val="22"/>
+        </w:rPr>
+        <w:t xml:space="preserve">). Anyone who performs the </w:t>
       </w:r>
       <w:r>
         <w:rPr>
@@ -10119,7 +13929,27 @@
           <w:color w:val="1A1A1A"/>
           <w:sz w:val="22"/>
         </w:rPr>
-        <w:t xml:space="preserve"> in this manner is liable.</w:t>
+        <w:t xml:space="preserve"> (</w:t>
+      </w:r>
+      <w:r>
+        <w:rPr>
+          <w:rFonts w:ascii="SBL Hebrew" w:hAnsi="SBL Hebrew" w:cs="SBL Hebrew" w:eastAsia="SBL Hebrew"/>
+          <w:b w:val="0"/>
+          <w:i w:val="0"/>
+          <w:color w:val="1A1A1A"/>
+          <w:sz w:val="22"/>
+        </w:rPr>
+        <w:t>עֲבוֹדָה</w:t>
+      </w:r>
+      <w:r>
+        <w:rPr>
+          <w:rFonts w:ascii="Georgia" w:hAnsi="Georgia" w:cs="SBL Hebrew" w:eastAsia="Georgia"/>
+          <w:b w:val="0"/>
+          <w:i w:val="0"/>
+          <w:color w:val="1A1A1A"/>
+          <w:sz w:val="22"/>
+        </w:rPr>
+        <w:t>) in this manner is liable.</w:t>
       </w:r>
     </w:p>
     <w:p>
@@ -10194,7 +14024,27 @@
           <w:color w:val="1A1A1A"/>
           <w:sz w:val="22"/>
         </w:rPr>
-        <w:t xml:space="preserve"> was a fire placed </w:t>
+        <w:t xml:space="preserve"> (</w:t>
+      </w:r>
+      <w:r>
+        <w:rPr>
+          <w:rFonts w:ascii="SBL Hebrew" w:hAnsi="SBL Hebrew" w:cs="SBL Hebrew" w:eastAsia="SBL Hebrew"/>
+          <w:b w:val="0"/>
+          <w:i w:val="0"/>
+          <w:color w:val="1A1A1A"/>
+          <w:sz w:val="22"/>
+        </w:rPr>
+        <w:t>חֵטְא</w:t>
+      </w:r>
+      <w:r>
+        <w:rPr>
+          <w:rFonts w:ascii="Georgia" w:hAnsi="Georgia" w:cs="SBL Hebrew" w:eastAsia="Georgia"/>
+          <w:b w:val="0"/>
+          <w:i w:val="0"/>
+          <w:color w:val="1A1A1A"/>
+          <w:sz w:val="22"/>
+        </w:rPr>
+        <w:t xml:space="preserve">) was a fire placed </w:t>
       </w:r>
       <w:r>
         <w:rPr>
@@ -10234,7 +14084,27 @@
           <w:color w:val="1A1A1A"/>
           <w:sz w:val="22"/>
         </w:rPr>
-        <w:t xml:space="preserve"> required it to be </w:t>
+        <w:t xml:space="preserve"> (</w:t>
+      </w:r>
+      <w:r>
+        <w:rPr>
+          <w:rFonts w:ascii="SBL Hebrew" w:hAnsi="SBL Hebrew" w:cs="SBL Hebrew" w:eastAsia="SBL Hebrew"/>
+          <w:b w:val="0"/>
+          <w:i w:val="0"/>
+          <w:color w:val="1A1A1A"/>
+          <w:sz w:val="22"/>
+        </w:rPr>
+        <w:t>הֲלָכָה</w:t>
+      </w:r>
+      <w:r>
+        <w:rPr>
+          <w:rFonts w:ascii="Georgia" w:hAnsi="Georgia" w:cs="SBL Hebrew" w:eastAsia="Georgia"/>
+          <w:b w:val="0"/>
+          <w:i w:val="0"/>
+          <w:color w:val="1A1A1A"/>
+          <w:sz w:val="22"/>
+        </w:rPr>
+        <w:t xml:space="preserve">) required it to be </w:t>
       </w:r>
       <w:r>
         <w:rPr>
@@ -10274,7 +14144,27 @@
           <w:color w:val="1A1A1A"/>
           <w:sz w:val="22"/>
         </w:rPr>
-        <w:t xml:space="preserve"> — enacted a </w:t>
+        <w:t xml:space="preserve"> (</w:t>
+      </w:r>
+      <w:r>
+        <w:rPr>
+          <w:rFonts w:ascii="SBL Hebrew" w:hAnsi="SBL Hebrew" w:cs="SBL Hebrew" w:eastAsia="SBL Hebrew"/>
+          <w:b w:val="0"/>
+          <w:i w:val="0"/>
+          <w:color w:val="1A1A1A"/>
+          <w:sz w:val="22"/>
+        </w:rPr>
+        <w:t>חַשְׁמוֹנָאִים</w:t>
+      </w:r>
+      <w:r>
+        <w:rPr>
+          <w:rFonts w:ascii="Georgia" w:hAnsi="Georgia" w:cs="SBL Hebrew" w:eastAsia="Georgia"/>
+          <w:b w:val="0"/>
+          <w:i w:val="0"/>
+          <w:color w:val="1A1A1A"/>
+          <w:sz w:val="22"/>
+        </w:rPr>
+        <w:t xml:space="preserve">) — enacted a </w:t>
       </w:r>
       <w:r>
         <w:rPr>
@@ -10294,7 +14184,27 @@
           <w:color w:val="1A1A1A"/>
           <w:sz w:val="22"/>
         </w:rPr>
-        <w:t xml:space="preserve"> that placed a fire </w:t>
+        <w:t xml:space="preserve"> (</w:t>
+      </w:r>
+      <w:r>
+        <w:rPr>
+          <w:rFonts w:ascii="SBL Hebrew" w:hAnsi="SBL Hebrew" w:cs="SBL Hebrew" w:eastAsia="SBL Hebrew"/>
+          <w:b w:val="0"/>
+          <w:i w:val="0"/>
+          <w:color w:val="1A1A1A"/>
+          <w:sz w:val="22"/>
+        </w:rPr>
+        <w:t>תַּקָּנָה</w:t>
+      </w:r>
+      <w:r>
+        <w:rPr>
+          <w:rFonts w:ascii="Georgia" w:hAnsi="Georgia" w:cs="SBL Hebrew" w:eastAsia="Georgia"/>
+          <w:b w:val="0"/>
+          <w:i w:val="0"/>
+          <w:color w:val="1A1A1A"/>
+          <w:sz w:val="22"/>
+        </w:rPr>
+        <w:t xml:space="preserve">) that placed a fire </w:t>
       </w:r>
       <w:r>
         <w:rPr>
@@ -10414,7 +14324,27 @@
           <w:color w:val="1A1A1A"/>
           <w:sz w:val="22"/>
         </w:rPr>
-        <w:t xml:space="preserve">. The </w:t>
+        <w:t xml:space="preserve"> (</w:t>
+      </w:r>
+      <w:r>
+        <w:rPr>
+          <w:rFonts w:ascii="SBL Hebrew" w:hAnsi="SBL Hebrew" w:cs="SBL Hebrew" w:eastAsia="SBL Hebrew"/>
+          <w:b w:val="0"/>
+          <w:i w:val="0"/>
+          <w:color w:val="1A1A1A"/>
+          <w:sz w:val="22"/>
+        </w:rPr>
+        <w:t>חֲזַ"ל</w:t>
+      </w:r>
+      <w:r>
+        <w:rPr>
+          <w:rFonts w:ascii="Georgia" w:hAnsi="Georgia" w:cs="SBL Hebrew" w:eastAsia="Georgia"/>
+          <w:b w:val="0"/>
+          <w:i w:val="0"/>
+          <w:color w:val="1A1A1A"/>
+          <w:sz w:val="22"/>
+        </w:rPr>
+        <w:t xml:space="preserve">). The </w:t>
       </w:r>
       <w:r>
         <w:rPr>
@@ -10454,7 +14384,27 @@
           <w:color w:val="1A1A1A"/>
           <w:sz w:val="22"/>
         </w:rPr>
-        <w:t xml:space="preserve"> of the sages, publicly enacted in the </w:t>
+        <w:t xml:space="preserve"> (</w:t>
+      </w:r>
+      <w:r>
+        <w:rPr>
+          <w:rFonts w:ascii="SBL Hebrew" w:hAnsi="SBL Hebrew" w:cs="SBL Hebrew" w:eastAsia="SBL Hebrew"/>
+          <w:b w:val="0"/>
+          <w:i w:val="0"/>
+          <w:color w:val="1A1A1A"/>
+          <w:sz w:val="22"/>
+        </w:rPr>
+        <w:t>גְּזֵרָה</w:t>
+      </w:r>
+      <w:r>
+        <w:rPr>
+          <w:rFonts w:ascii="Georgia" w:hAnsi="Georgia" w:cs="SBL Hebrew" w:eastAsia="Georgia"/>
+          <w:b w:val="0"/>
+          <w:i w:val="0"/>
+          <w:color w:val="1A1A1A"/>
+          <w:sz w:val="22"/>
+        </w:rPr>
+        <w:t xml:space="preserve">) of the sages, publicly enacted in the </w:t>
       </w:r>
       <w:r>
         <w:rPr>
@@ -10978,7 +14928,27 @@
           <w:color w:val="1A1A1A"/>
           <w:sz w:val="22"/>
         </w:rPr>
-        <w:t xml:space="preserve">’s </w:t>
+        <w:t xml:space="preserve"> (</w:t>
+      </w:r>
+      <w:r>
+        <w:rPr>
+          <w:rFonts w:ascii="SBL Hebrew" w:hAnsi="SBL Hebrew" w:cs="SBL Hebrew" w:eastAsia="SBL Hebrew"/>
+          <w:b w:val="0"/>
+          <w:i w:val="0"/>
+          <w:color w:val="1A1A1A"/>
+          <w:sz w:val="22"/>
+        </w:rPr>
+        <w:t>הַגְּרָ"א</w:t>
+      </w:r>
+      <w:r>
+        <w:rPr>
+          <w:rFonts w:ascii="Georgia" w:hAnsi="Georgia" w:cs="SBL Hebrew" w:eastAsia="Georgia"/>
+          <w:b w:val="0"/>
+          <w:i w:val="0"/>
+          <w:color w:val="1A1A1A"/>
+          <w:sz w:val="22"/>
+        </w:rPr>
+        <w:t xml:space="preserve">)’s </w:t>
       </w:r>
       <w:r>
         <w:rPr>
@@ -10998,7 +14968,27 @@
           <w:color w:val="1A1A1A"/>
           <w:sz w:val="22"/>
         </w:rPr>
-        <w:t xml:space="preserve"> of a lost </w:t>
+        <w:t xml:space="preserve"> (</w:t>
+      </w:r>
+      <w:r>
+        <w:rPr>
+          <w:rFonts w:ascii="SBL Hebrew" w:hAnsi="SBL Hebrew" w:cs="SBL Hebrew" w:eastAsia="SBL Hebrew"/>
+          <w:b w:val="0"/>
+          <w:i w:val="0"/>
+          <w:color w:val="1A1A1A"/>
+          <w:sz w:val="22"/>
+        </w:rPr>
+        <w:t>מְסוֹרָה</w:t>
+      </w:r>
+      <w:r>
+        <w:rPr>
+          <w:rFonts w:ascii="Georgia" w:hAnsi="Georgia" w:cs="SBL Hebrew" w:eastAsia="Georgia"/>
+          <w:b w:val="0"/>
+          <w:i w:val="0"/>
+          <w:color w:val="1A1A1A"/>
+          <w:sz w:val="22"/>
+        </w:rPr>
+        <w:t xml:space="preserve">) of a lost </w:t>
       </w:r>
       <w:r>
         <w:rPr>
@@ -11018,7 +15008,27 @@
           <w:color w:val="1A1A1A"/>
           <w:sz w:val="22"/>
         </w:rPr>
-        <w:t xml:space="preserve"> — is best treated as an unresolved </w:t>
+        <w:t xml:space="preserve"> (</w:t>
+      </w:r>
+      <w:r>
+        <w:rPr>
+          <w:rFonts w:ascii="SBL Hebrew" w:hAnsi="SBL Hebrew" w:cs="SBL Hebrew" w:eastAsia="SBL Hebrew"/>
+          <w:b w:val="0"/>
+          <w:i w:val="0"/>
+          <w:color w:val="1A1A1A"/>
+          <w:sz w:val="22"/>
+        </w:rPr>
+        <w:t>מַסֶּכֶת חֲנֻכָּה</w:t>
+      </w:r>
+      <w:r>
+        <w:rPr>
+          <w:rFonts w:ascii="Georgia" w:hAnsi="Georgia" w:cs="SBL Hebrew" w:eastAsia="Georgia"/>
+          <w:b w:val="0"/>
+          <w:i w:val="0"/>
+          <w:color w:val="1A1A1A"/>
+          <w:sz w:val="22"/>
+        </w:rPr>
+        <w:t xml:space="preserve">) — is best treated as an unresolved </w:t>
       </w:r>
       <w:r>
         <w:rPr>
@@ -11038,7 +15048,27 @@
           <w:color w:val="1A1A1A"/>
           <w:sz w:val="22"/>
         </w:rPr>
-        <w:t>. It rests on a chain of oral tradition that need not answer to ordinary evidentiary criteria, and the difficulty from the absence of cross-references is real without being decisive.</w:t>
+        <w:t xml:space="preserve"> (</w:t>
+      </w:r>
+      <w:r>
+        <w:rPr>
+          <w:rFonts w:ascii="SBL Hebrew" w:hAnsi="SBL Hebrew" w:cs="SBL Hebrew" w:eastAsia="SBL Hebrew"/>
+          <w:b w:val="0"/>
+          <w:i w:val="0"/>
+          <w:color w:val="1A1A1A"/>
+          <w:sz w:val="22"/>
+        </w:rPr>
+        <w:t>צָרִיךְ עִיּוּן</w:t>
+      </w:r>
+      <w:r>
+        <w:rPr>
+          <w:rFonts w:ascii="Georgia" w:hAnsi="Georgia" w:cs="SBL Hebrew" w:eastAsia="Georgia"/>
+          <w:b w:val="0"/>
+          <w:i w:val="0"/>
+          <w:color w:val="1A1A1A"/>
+          <w:sz w:val="22"/>
+        </w:rPr>
+        <w:t>). It rests on a chain of oral tradition that need not answer to ordinary evidentiary criteria, and the difficulty from the absence of cross-references is real without being decisive.</w:t>
       </w:r>
     </w:p>
     <w:p>
@@ -11073,7 +15103,27 @@
           <w:color w:val="1A1A1A"/>
           <w:sz w:val="22"/>
         </w:rPr>
-        <w:t xml:space="preserve">’s vendetta — falls with its premise when the </w:t>
+        <w:t xml:space="preserve"> (</w:t>
+      </w:r>
+      <w:r>
+        <w:rPr>
+          <w:rFonts w:ascii="SBL Hebrew" w:hAnsi="SBL Hebrew" w:cs="SBL Hebrew" w:eastAsia="SBL Hebrew"/>
+          <w:b w:val="0"/>
+          <w:i w:val="0"/>
+          <w:color w:val="1A1A1A"/>
+          <w:sz w:val="22"/>
+        </w:rPr>
+        <w:t>חֲתַם סוֹפֵר</w:t>
+      </w:r>
+      <w:r>
+        <w:rPr>
+          <w:rFonts w:ascii="Georgia" w:hAnsi="Georgia" w:cs="SBL Hebrew" w:eastAsia="Georgia"/>
+          <w:b w:val="0"/>
+          <w:i w:val="0"/>
+          <w:color w:val="1A1A1A"/>
+          <w:sz w:val="22"/>
+        </w:rPr>
+        <w:t xml:space="preserve">)’s vendetta — falls with its premise when the </w:t>
       </w:r>
       <w:r>
         <w:rPr>
@@ -11093,7 +15143,27 @@
           <w:color w:val="1A1A1A"/>
           <w:sz w:val="22"/>
         </w:rPr>
-        <w:t xml:space="preserve">’s reading of </w:t>
+        <w:t xml:space="preserve"> (</w:t>
+      </w:r>
+      <w:r>
+        <w:rPr>
+          <w:rFonts w:ascii="SBL Hebrew" w:hAnsi="SBL Hebrew" w:cs="SBL Hebrew" w:eastAsia="SBL Hebrew"/>
+          <w:b w:val="0"/>
+          <w:i w:val="0"/>
+          <w:color w:val="1A1A1A"/>
+          <w:sz w:val="22"/>
+        </w:rPr>
+        <w:t>סְפוֹרְנוֹ</w:t>
+      </w:r>
+      <w:r>
+        <w:rPr>
+          <w:rFonts w:ascii="Georgia" w:hAnsi="Georgia" w:cs="SBL Hebrew" w:eastAsia="Georgia"/>
+          <w:b w:val="0"/>
+          <w:i w:val="0"/>
+          <w:color w:val="1A1A1A"/>
+          <w:sz w:val="22"/>
+        </w:rPr>
+        <w:t xml:space="preserve">)’s reading of </w:t>
       </w:r>
       <w:r>
         <w:rPr>
@@ -11153,7 +15223,27 @@
           <w:color w:val="1A1A1A"/>
           <w:sz w:val="22"/>
         </w:rPr>
-        <w:t xml:space="preserve"> for </w:t>
+        <w:t xml:space="preserve"> (</w:t>
+      </w:r>
+      <w:r>
+        <w:rPr>
+          <w:rFonts w:ascii="SBL Hebrew" w:hAnsi="SBL Hebrew" w:cs="SBL Hebrew" w:eastAsia="SBL Hebrew"/>
+          <w:b w:val="0"/>
+          <w:i w:val="0"/>
+          <w:color w:val="1A1A1A"/>
+          <w:sz w:val="22"/>
+        </w:rPr>
+        <w:t>חֵטְא</w:t>
+      </w:r>
+      <w:r>
+        <w:rPr>
+          <w:rFonts w:ascii="Georgia" w:hAnsi="Georgia" w:cs="SBL Hebrew" w:eastAsia="Georgia"/>
+          <w:b w:val="0"/>
+          <w:i w:val="0"/>
+          <w:color w:val="1A1A1A"/>
+          <w:sz w:val="22"/>
+        </w:rPr>
+        <w:t xml:space="preserve">) for </w:t>
       </w:r>
       <w:r>
         <w:rPr>
@@ -11173,7 +15263,27 @@
           <w:color w:val="1A1A1A"/>
           <w:sz w:val="22"/>
         </w:rPr>
-        <w:t xml:space="preserve"> to hold against the </w:t>
+        <w:t xml:space="preserve"> (</w:t>
+      </w:r>
+      <w:r>
+        <w:rPr>
+          <w:rFonts w:ascii="SBL Hebrew" w:hAnsi="SBL Hebrew" w:cs="SBL Hebrew" w:eastAsia="SBL Hebrew"/>
+          <w:b w:val="0"/>
+          <w:i w:val="0"/>
+          <w:color w:val="1A1A1A"/>
+          <w:sz w:val="22"/>
+        </w:rPr>
+        <w:t>רַבֵּינוּ הַקָּדוֹשׁ</w:t>
+      </w:r>
+      <w:r>
+        <w:rPr>
+          <w:rFonts w:ascii="Georgia" w:hAnsi="Georgia" w:cs="SBL Hebrew" w:eastAsia="Georgia"/>
+          <w:b w:val="0"/>
+          <w:i w:val="0"/>
+          <w:color w:val="1A1A1A"/>
+          <w:sz w:val="22"/>
+        </w:rPr>
+        <w:t xml:space="preserve">) to hold against the </w:t>
       </w:r>
       <w:r>
         <w:rPr>
@@ -11193,7 +15303,27 @@
           <w:color w:val="1A1A1A"/>
           <w:sz w:val="22"/>
         </w:rPr>
-        <w:t xml:space="preserve">, and the </w:t>
+        <w:t xml:space="preserve"> (</w:t>
+      </w:r>
+      <w:r>
+        <w:rPr>
+          <w:rFonts w:ascii="SBL Hebrew" w:hAnsi="SBL Hebrew" w:cs="SBL Hebrew" w:eastAsia="SBL Hebrew"/>
+          <w:b w:val="0"/>
+          <w:i w:val="0"/>
+          <w:color w:val="1A1A1A"/>
+          <w:sz w:val="22"/>
+        </w:rPr>
+        <w:t>חַשְׁמוֹנָאִים</w:t>
+      </w:r>
+      <w:r>
+        <w:rPr>
+          <w:rFonts w:ascii="Georgia" w:hAnsi="Georgia" w:cs="SBL Hebrew" w:eastAsia="Georgia"/>
+          <w:b w:val="0"/>
+          <w:i w:val="0"/>
+          <w:color w:val="1A1A1A"/>
+          <w:sz w:val="22"/>
+        </w:rPr>
+        <w:t xml:space="preserve">), and the </w:t>
       </w:r>
       <w:r>
         <w:rPr>
@@ -11213,7 +15343,27 @@
           <w:color w:val="1A1A1A"/>
           <w:sz w:val="22"/>
         </w:rPr>
-        <w:t>’s explicit praise of them confirms the direction.</w:t>
+        <w:t xml:space="preserve"> (</w:t>
+      </w:r>
+      <w:r>
+        <w:rPr>
+          <w:rFonts w:ascii="SBL Hebrew" w:hAnsi="SBL Hebrew" w:cs="SBL Hebrew" w:eastAsia="SBL Hebrew"/>
+          <w:b w:val="0"/>
+          <w:i w:val="0"/>
+          <w:color w:val="1A1A1A"/>
+          <w:sz w:val="22"/>
+        </w:rPr>
+        <w:t>רַמְבַּ"ם</w:t>
+      </w:r>
+      <w:r>
+        <w:rPr>
+          <w:rFonts w:ascii="Georgia" w:hAnsi="Georgia" w:cs="SBL Hebrew" w:eastAsia="Georgia"/>
+          <w:b w:val="0"/>
+          <w:i w:val="0"/>
+          <w:color w:val="1A1A1A"/>
+          <w:sz w:val="22"/>
+        </w:rPr>
+        <w:t>)’s explicit praise of them confirms the direction.</w:t>
       </w:r>
     </w:p>
     <w:p>
@@ -11268,7 +15418,27 @@
           <w:color w:val="1A1A1A"/>
           <w:sz w:val="22"/>
         </w:rPr>
-        <w:t xml:space="preserve"> could have refrained from a Chanukah tractate without any editorial cost; it does not by itself determine why he did so.</w:t>
+        <w:t xml:space="preserve"> (</w:t>
+      </w:r>
+      <w:r>
+        <w:rPr>
+          <w:rFonts w:ascii="SBL Hebrew" w:hAnsi="SBL Hebrew" w:cs="SBL Hebrew" w:eastAsia="SBL Hebrew"/>
+          <w:b w:val="0"/>
+          <w:i w:val="0"/>
+          <w:color w:val="1A1A1A"/>
+          <w:sz w:val="22"/>
+        </w:rPr>
+        <w:t>מִשְׁנָה</w:t>
+      </w:r>
+      <w:r>
+        <w:rPr>
+          <w:rFonts w:ascii="Georgia" w:hAnsi="Georgia" w:cs="SBL Hebrew" w:eastAsia="Georgia"/>
+          <w:b w:val="0"/>
+          <w:i w:val="0"/>
+          <w:color w:val="1A1A1A"/>
+          <w:sz w:val="22"/>
+        </w:rPr>
+        <w:t>) could have refrained from a Chanukah tractate without any editorial cost; it does not by itself determine why he did so.</w:t>
       </w:r>
     </w:p>
     <w:p>
@@ -11303,7 +15473,27 @@
           <w:color w:val="1A1A1A"/>
           <w:sz w:val="22"/>
         </w:rPr>
-        <w:t xml:space="preserve"> — is likewise genuine and independent of the others. It reduces the pressure of the </w:t>
+        <w:t xml:space="preserve"> (</w:t>
+      </w:r>
+      <w:r>
+        <w:rPr>
+          <w:rFonts w:ascii="SBL Hebrew" w:hAnsi="SBL Hebrew" w:cs="SBL Hebrew" w:eastAsia="SBL Hebrew"/>
+          <w:b w:val="0"/>
+          <w:i w:val="0"/>
+          <w:color w:val="1A1A1A"/>
+          <w:sz w:val="22"/>
+        </w:rPr>
+        <w:t>מְגִלַּת תַּעֲנִית</w:t>
+      </w:r>
+      <w:r>
+        <w:rPr>
+          <w:rFonts w:ascii="Georgia" w:hAnsi="Georgia" w:cs="SBL Hebrew" w:eastAsia="Georgia"/>
+          <w:b w:val="0"/>
+          <w:i w:val="0"/>
+          <w:color w:val="1A1A1A"/>
+          <w:sz w:val="22"/>
+        </w:rPr>
+        <w:t xml:space="preserve">) — is likewise genuine and independent of the others. It reduces the pressure of the </w:t>
       </w:r>
       <w:r>
         <w:rPr>
@@ -11323,7 +15513,27 @@
           <w:color w:val="1A1A1A"/>
           <w:sz w:val="22"/>
         </w:rPr>
-        <w:t xml:space="preserve"> by observing that the historical and halakhic corpus was already </w:t>
+        <w:t xml:space="preserve"> (</w:t>
+      </w:r>
+      <w:r>
+        <w:rPr>
+          <w:rFonts w:ascii="SBL Hebrew" w:hAnsi="SBL Hebrew" w:cs="SBL Hebrew" w:eastAsia="SBL Hebrew"/>
+          <w:b w:val="0"/>
+          <w:i w:val="0"/>
+          <w:color w:val="1A1A1A"/>
+          <w:sz w:val="22"/>
+        </w:rPr>
+        <w:t>קֻשְׁיָא</w:t>
+      </w:r>
+      <w:r>
+        <w:rPr>
+          <w:rFonts w:ascii="Georgia" w:hAnsi="Georgia" w:cs="SBL Hebrew" w:eastAsia="Georgia"/>
+          <w:b w:val="0"/>
+          <w:i w:val="0"/>
+          <w:color w:val="1A1A1A"/>
+          <w:sz w:val="22"/>
+        </w:rPr>
+        <w:t xml:space="preserve">) by observing that the historical and halakhic corpus was already </w:t>
       </w:r>
       <w:r>
         <w:rPr>
@@ -11398,7 +15608,27 @@
           <w:color w:val="1A1A1A"/>
           <w:sz w:val="22"/>
         </w:rPr>
-        <w:t xml:space="preserve">: these are not decorative context. They are the historical situation in which the </w:t>
+        <w:t xml:space="preserve"> (</w:t>
+      </w:r>
+      <w:r>
+        <w:rPr>
+          <w:rFonts w:ascii="SBL Hebrew" w:hAnsi="SBL Hebrew" w:cs="SBL Hebrew" w:eastAsia="SBL Hebrew"/>
+          <w:b w:val="0"/>
+          <w:i w:val="0"/>
+          <w:color w:val="1A1A1A"/>
+          <w:sz w:val="22"/>
+        </w:rPr>
+        <w:t>שְׁנֵי סַרְדְּיוֹטִין</w:t>
+      </w:r>
+      <w:r>
+        <w:rPr>
+          <w:rFonts w:ascii="Georgia" w:hAnsi="Georgia" w:cs="SBL Hebrew" w:eastAsia="Georgia"/>
+          <w:b w:val="0"/>
+          <w:i w:val="0"/>
+          <w:color w:val="1A1A1A"/>
+          <w:sz w:val="22"/>
+        </w:rPr>
+        <w:t xml:space="preserve">): these are not decorative context. They are the historical situation in which the </w:t>
       </w:r>
       <w:r>
         <w:rPr>
@@ -11438,7 +15668,27 @@
           <w:color w:val="1A1A1A"/>
           <w:sz w:val="22"/>
         </w:rPr>
-        <w:t xml:space="preserve">. The </w:t>
+        <w:t xml:space="preserve"> (</w:t>
+      </w:r>
+      <w:r>
+        <w:rPr>
+          <w:rFonts w:ascii="SBL Hebrew" w:hAnsi="SBL Hebrew" w:cs="SBL Hebrew" w:eastAsia="SBL Hebrew"/>
+          <w:b w:val="0"/>
+          <w:i w:val="0"/>
+          <w:color w:val="1A1A1A"/>
+          <w:sz w:val="22"/>
+        </w:rPr>
+        <w:t>שַׁבָּת</w:t>
+      </w:r>
+      <w:r>
+        <w:rPr>
+          <w:rFonts w:ascii="Georgia" w:hAnsi="Georgia" w:cs="SBL Hebrew" w:eastAsia="Georgia"/>
+          <w:b w:val="0"/>
+          <w:i w:val="0"/>
+          <w:color w:val="1A1A1A"/>
+          <w:sz w:val="22"/>
+        </w:rPr>
+        <w:t xml:space="preserve">). The </w:t>
       </w:r>
       <w:r>
         <w:rPr>
@@ -11458,7 +15708,27 @@
           <w:color w:val="1A1A1A"/>
           <w:sz w:val="22"/>
         </w:rPr>
-        <w:t xml:space="preserve">’s teaching of Chanukah as the festival of concealment stands as the inner counterpart of the same account: political discretion in the outer world; </w:t>
+        <w:t xml:space="preserve"> (</w:t>
+      </w:r>
+      <w:r>
+        <w:rPr>
+          <w:rFonts w:ascii="SBL Hebrew" w:hAnsi="SBL Hebrew" w:cs="SBL Hebrew" w:eastAsia="SBL Hebrew"/>
+          <w:b w:val="0"/>
+          <w:i w:val="0"/>
+          <w:color w:val="1A1A1A"/>
+          <w:sz w:val="22"/>
+        </w:rPr>
+        <w:t>שְׂפַת אֱמֶת</w:t>
+      </w:r>
+      <w:r>
+        <w:rPr>
+          <w:rFonts w:ascii="Georgia" w:hAnsi="Georgia" w:cs="SBL Hebrew" w:eastAsia="Georgia"/>
+          <w:b w:val="0"/>
+          <w:i w:val="0"/>
+          <w:color w:val="1A1A1A"/>
+          <w:sz w:val="22"/>
+        </w:rPr>
+        <w:t xml:space="preserve">)’s teaching of Chanukah as the festival of concealment stands as the inner counterpart of the same account: political discretion in the outer world; </w:t>
       </w:r>
       <w:r>
         <w:rPr>
@@ -11478,7 +15748,27 @@
           <w:color w:val="1A1A1A"/>
           <w:sz w:val="22"/>
         </w:rPr>
-        <w:t xml:space="preserve"> in the inner one.</w:t>
+        <w:t xml:space="preserve"> (</w:t>
+      </w:r>
+      <w:r>
+        <w:rPr>
+          <w:rFonts w:ascii="SBL Hebrew" w:hAnsi="SBL Hebrew" w:cs="SBL Hebrew" w:eastAsia="SBL Hebrew"/>
+          <w:b w:val="0"/>
+          <w:i w:val="0"/>
+          <w:color w:val="1A1A1A"/>
+          <w:sz w:val="22"/>
+        </w:rPr>
+        <w:t>תַּרְפָּ"א בַּלֵּיל</w:t>
+      </w:r>
+      <w:r>
+        <w:rPr>
+          <w:rFonts w:ascii="Georgia" w:hAnsi="Georgia" w:cs="SBL Hebrew" w:eastAsia="Georgia"/>
+          <w:b w:val="0"/>
+          <w:i w:val="0"/>
+          <w:color w:val="1A1A1A"/>
+          <w:sz w:val="22"/>
+        </w:rPr>
+        <w:t>) in the inner one.</w:t>
       </w:r>
     </w:p>
     <w:p>
@@ -11513,7 +15803,27 @@
           <w:color w:val="1A1A1A"/>
           <w:sz w:val="22"/>
         </w:rPr>
-        <w:t xml:space="preserve">’s </w:t>
+        <w:t xml:space="preserve"> (</w:t>
+      </w:r>
+      <w:r>
+        <w:rPr>
+          <w:rFonts w:ascii="SBL Hebrew" w:hAnsi="SBL Hebrew" w:cs="SBL Hebrew" w:eastAsia="SBL Hebrew"/>
+          <w:b w:val="0"/>
+          <w:i w:val="0"/>
+          <w:color w:val="1A1A1A"/>
+          <w:sz w:val="22"/>
+        </w:rPr>
+        <w:t>בִּרְכַּת הַשָּׁלוֹם</w:t>
+      </w:r>
+      <w:r>
+        <w:rPr>
+          <w:rFonts w:ascii="Georgia" w:hAnsi="Georgia" w:cs="SBL Hebrew" w:eastAsia="Georgia"/>
+          <w:b w:val="0"/>
+          <w:i w:val="0"/>
+          <w:color w:val="1A1A1A"/>
+          <w:sz w:val="22"/>
+        </w:rPr>
+        <w:t xml:space="preserve">)’s </w:t>
       </w:r>
       <w:r>
         <w:rPr>
@@ -11533,7 +15843,27 @@
           <w:color w:val="1A1A1A"/>
           <w:sz w:val="22"/>
         </w:rPr>
-        <w:t xml:space="preserve"> — is not an alternative to the other answers but their crown. The </w:t>
+        <w:t xml:space="preserve"> (</w:t>
+      </w:r>
+      <w:r>
+        <w:rPr>
+          <w:rFonts w:ascii="SBL Hebrew" w:hAnsi="SBL Hebrew" w:cs="SBL Hebrew" w:eastAsia="SBL Hebrew"/>
+          <w:b w:val="0"/>
+          <w:i w:val="0"/>
+          <w:color w:val="1A1A1A"/>
+          <w:sz w:val="22"/>
+        </w:rPr>
+        <w:t>רֶמֶז</w:t>
+      </w:r>
+      <w:r>
+        <w:rPr>
+          <w:rFonts w:ascii="Georgia" w:hAnsi="Georgia" w:cs="SBL Hebrew" w:eastAsia="Georgia"/>
+          <w:b w:val="0"/>
+          <w:i w:val="0"/>
+          <w:color w:val="1A1A1A"/>
+          <w:sz w:val="22"/>
+        </w:rPr>
+        <w:t xml:space="preserve">) — is not an alternative to the other answers but their crown. The </w:t>
       </w:r>
       <w:r>
         <w:rPr>
@@ -11593,7 +15923,27 @@
           <w:color w:val="1A1A1A"/>
           <w:sz w:val="22"/>
         </w:rPr>
-        <w:t xml:space="preserve">, a coded testimony to precisely what he declined to codify openly: that Chanukah is the redemption of a priestly line, the vindication of </w:t>
+        <w:t xml:space="preserve"> (</w:t>
+      </w:r>
+      <w:r>
+        <w:rPr>
+          <w:rFonts w:ascii="SBL Hebrew" w:hAnsi="SBL Hebrew" w:cs="SBL Hebrew" w:eastAsia="SBL Hebrew"/>
+          <w:b w:val="0"/>
+          <w:i w:val="0"/>
+          <w:color w:val="1A1A1A"/>
+          <w:sz w:val="22"/>
+        </w:rPr>
+        <w:t>חֶנְוָנִי</w:t>
+      </w:r>
+      <w:r>
+        <w:rPr>
+          <w:rFonts w:ascii="Georgia" w:hAnsi="Georgia" w:cs="SBL Hebrew" w:eastAsia="Georgia"/>
+          <w:b w:val="0"/>
+          <w:i w:val="0"/>
+          <w:color w:val="1A1A1A"/>
+          <w:sz w:val="22"/>
+        </w:rPr>
+        <w:t xml:space="preserve">), a coded testimony to precisely what he declined to codify openly: that Chanukah is the redemption of a priestly line, the vindication of </w:t>
       </w:r>
       <w:r>
         <w:rPr>
@@ -11633,7 +15983,27 @@
           <w:color w:val="1A1A1A"/>
           <w:sz w:val="22"/>
         </w:rPr>
-        <w:t xml:space="preserve"> whispers.</w:t>
+        <w:t xml:space="preserve"> (</w:t>
+      </w:r>
+      <w:r>
+        <w:rPr>
+          <w:rFonts w:ascii="SBL Hebrew" w:hAnsi="SBL Hebrew" w:cs="SBL Hebrew" w:eastAsia="SBL Hebrew"/>
+          <w:b w:val="0"/>
+          <w:i w:val="0"/>
+          <w:color w:val="1A1A1A"/>
+          <w:sz w:val="22"/>
+        </w:rPr>
+        <w:t>מִשְׁנָה</w:t>
+      </w:r>
+      <w:r>
+        <w:rPr>
+          <w:rFonts w:ascii="Georgia" w:hAnsi="Georgia" w:cs="SBL Hebrew" w:eastAsia="Georgia"/>
+          <w:b w:val="0"/>
+          <w:i w:val="0"/>
+          <w:color w:val="1A1A1A"/>
+          <w:sz w:val="22"/>
+        </w:rPr>
+        <w:t>) whispers.</w:t>
       </w:r>
     </w:p>
     <w:p>
@@ -11668,7 +16038,27 @@
           <w:color w:val="1A1A1A"/>
           <w:sz w:val="22"/>
         </w:rPr>
-        <w:t xml:space="preserve"> is the day of the last outstretched hand — the day on which </w:t>
+        <w:t xml:space="preserve"> (</w:t>
+      </w:r>
+      <w:r>
+        <w:rPr>
+          <w:rFonts w:ascii="SBL Hebrew" w:hAnsi="SBL Hebrew" w:cs="SBL Hebrew" w:eastAsia="SBL Hebrew"/>
+          <w:b w:val="0"/>
+          <w:i w:val="0"/>
+          <w:color w:val="1A1A1A"/>
+          <w:sz w:val="22"/>
+        </w:rPr>
+        <w:t>זֹאת חֲנֻכָּה</w:t>
+      </w:r>
+      <w:r>
+        <w:rPr>
+          <w:rFonts w:ascii="Georgia" w:hAnsi="Georgia" w:cs="SBL Hebrew" w:eastAsia="Georgia"/>
+          <w:b w:val="0"/>
+          <w:i w:val="0"/>
+          <w:color w:val="1A1A1A"/>
+          <w:sz w:val="22"/>
+        </w:rPr>
+        <w:t xml:space="preserve">) is the day of the last outstretched hand — the day on which </w:t>
       </w:r>
       <w:r>
         <w:rPr>
@@ -11688,7 +16078,27 @@
           <w:color w:val="1A1A1A"/>
           <w:sz w:val="22"/>
         </w:rPr>
-        <w:t xml:space="preserve"> is received after all other gates have closed. The </w:t>
+        <w:t xml:space="preserve"> (</w:t>
+      </w:r>
+      <w:r>
+        <w:rPr>
+          <w:rFonts w:ascii="SBL Hebrew" w:hAnsi="SBL Hebrew" w:cs="SBL Hebrew" w:eastAsia="SBL Hebrew"/>
+          <w:b w:val="0"/>
+          <w:i w:val="0"/>
+          <w:color w:val="1A1A1A"/>
+          <w:sz w:val="22"/>
+        </w:rPr>
+        <w:t>תְּשׁוּבָה</w:t>
+      </w:r>
+      <w:r>
+        <w:rPr>
+          <w:rFonts w:ascii="Georgia" w:hAnsi="Georgia" w:cs="SBL Hebrew" w:eastAsia="Georgia"/>
+          <w:b w:val="0"/>
+          <w:i w:val="0"/>
+          <w:color w:val="1A1A1A"/>
+          <w:sz w:val="22"/>
+        </w:rPr>
+        <w:t xml:space="preserve">) is received after all other gates have closed. The </w:t>
       </w:r>
       <w:r>
         <w:rPr>
